--- a/src/Bk.APG.Api/Templates/APG_Decision_Federal_Council_German.docx
+++ b/src/Bk.APG.Api/Templates/APG_Decision_Federal_Council_German.docx
@@ -370,7 +370,7 @@
         <w:rPr>
           <w:szCs w:val="24"/>
         </w:rPr>
-        <w:t>Die Ernennung der Mitglieder erfolgt getrennt in den folgenden Organen:</w:t>
+        <w:t>Folgende Gremien werden nicht oder zu einem späteren Zeitpunkt bestellt:</w:t>
       </w:r>
     </w:p>
     <w:p>
@@ -1495,6 +1495,30 @@
     <w:p>
       <w:pPr>
         <w:pStyle w:val="Listenabsatz"/>
+        <w:numPr>
+          <w:ilvl w:val="1"/>
+          <w:numId w:val="17"/>
+        </w:numPr>
+        <w:rPr>
+          <w:szCs w:val="24"/>
+        </w:rPr>
+      </w:pPr>
+      <w:r>
+        <w:rPr>
+          <w:szCs w:val="24"/>
+        </w:rPr>
+        <w:t>D</w:t>
+      </w:r>
+      <w:r>
+        <w:rPr>
+          <w:szCs w:val="24"/>
+        </w:rPr>
+        <w:t>ie BK wird ermächtigt, die publizierte Mitgliederliste im Einvernehmen mit dem zuständigen Departement anzupassen, falls sich Änderungen betreffend die Angaben zu den gewählten Personen ergeben.</w:t>
+      </w:r>
+    </w:p>
+    <w:p>
+      <w:pPr>
+        <w:pStyle w:val="Listenabsatz"/>
         <w:rPr>
           <w:szCs w:val="24"/>
         </w:rPr>
@@ -1541,7 +1565,64 @@
         <w:rPr>
           <w:szCs w:val="24"/>
         </w:rPr>
-        <w:t xml:space="preserve">Die BK wird beauftragt, dem Bundesrat zuhanden der eidgenössischen Räte bis zum 31. März 2020 einen Bericht über die Zusammensetzung der ständigen ausserparlamentarischen Gremien für die Amtsperiode </w:t>
+        <w:t xml:space="preserve">Die BK wird beauftragt, dem Bundesrat zuhanden der eidgenössischen Räte bis zum </w:t>
+      </w:r>
+      <w:r>
+        <w:rPr>
+          <w:szCs w:val="24"/>
+        </w:rPr>
+        <w:fldChar w:fldCharType="begin">
+          <w:ffData>
+            <w:name w:val=""/>
+            <w:enabled/>
+            <w:calcOnExit w:val="0"/>
+            <w:textInput>
+              <w:default w:val="[Datum]"/>
+            </w:textInput>
+          </w:ffData>
+        </w:fldChar>
+      </w:r>
+      <w:r>
+        <w:rPr>
+          <w:szCs w:val="24"/>
+        </w:rPr>
+        <w:instrText xml:space="preserve"> FORMTEXT </w:instrText>
+      </w:r>
+      <w:r>
+        <w:rPr>
+          <w:szCs w:val="24"/>
+        </w:rPr>
+      </w:r>
+      <w:r>
+        <w:rPr>
+          <w:szCs w:val="24"/>
+        </w:rPr>
+        <w:fldChar w:fldCharType="separate"/>
+      </w:r>
+      <w:r>
+        <w:rPr>
+          <w:noProof/>
+          <w:szCs w:val="24"/>
+        </w:rPr>
+        <w:t>[Datum/Uhrzeit]</w:t>
+      </w:r>
+      <w:r>
+        <w:rPr>
+          <w:szCs w:val="24"/>
+        </w:rPr>
+        <w:fldChar w:fldCharType="end"/>
+      </w:r>
+      <w:r>
+        <w:rPr>
+          <w:szCs w:val="24"/>
+        </w:rPr>
+        <w:t xml:space="preserve"> </w:t>
+      </w:r>
+      <w:r>
+        <w:rPr>
+          <w:szCs w:val="24"/>
+        </w:rPr>
+        <w:t xml:space="preserve">einen Bericht über die Zusammensetzung der ständigen ausserparlamentarischen Gremien für die Amtsperiode </w:t>
       </w:r>
       <w:r>
         <w:t>&lt;&lt;[</w:t>
@@ -6226,7 +6307,6 @@
   <w:style w:type="character" w:default="1" w:styleId="Absatz-Standardschriftart">
     <w:name w:val="Default Paragraph Font"/>
     <w:uiPriority w:val="1"/>
-    <w:semiHidden/>
     <w:unhideWhenUsed/>
   </w:style>
   <w:style w:type="table" w:default="1" w:styleId="NormaleTabelle">
@@ -6797,7 +6877,7 @@
 </file>
 
 <file path=customXml/item1.xml><?xml version="1.0" encoding="utf-8"?>
-<officeatwork xmlns="http://schemas.officeatwork.com/Formulas">eNp7v3u/jVt+UW5pTmKxgr4dAD33Bnw=</officeatwork>
+<officeatwork xmlns="http://schemas.officeatwork.com/Document">eNp7v3u/jUt+cmlual6JnU1wfk5pSWZ+nmeKXVK2jT4S18YnMS+9NDE91c7IwNTURh/OtQnLTC23s9GHUnCzAA5cIJ8=</officeatwork>
 </file>
 
 <file path=customXml/item2.xml><?xml version="1.0" encoding="utf-8"?>
@@ -6805,7 +6885,7 @@
 </file>
 
 <file path=customXml/item3.xml><?xml version="1.0" encoding="utf-8"?>
-<officeatwork xmlns="http://schemas.officeatwork.com/Document">eNp7v3u/jUt+cmlual6JnU1wfk5pSWZ+nmeKXVK2jT4S18YnMS+9NDE91c7IwNTURh/OtQnLTC23s9GHUnCzAA5cIJ8=</officeatwork>
+<officeatwork xmlns="http://schemas.officeatwork.com/Formulas">eNp7v3u/jVt+UW5pTmKxgr4dAD33Bnw=</officeatwork>
 </file>
 
 <file path=customXml/item4.xml><?xml version="1.0" encoding="utf-8"?>
@@ -6862,9 +6942,9 @@
 </file>
 
 <file path=customXml/itemProps1.xml><?xml version="1.0" encoding="utf-8"?>
-<ds:datastoreItem xmlns:ds="http://schemas.openxmlformats.org/officeDocument/2006/customXml" ds:itemID="{FACC0E0D-5C77-45BD-958B-944424F72D0B}">
+<ds:datastoreItem xmlns:ds="http://schemas.openxmlformats.org/officeDocument/2006/customXml" ds:itemID="{826A14BC-61C7-4B5E-A710-1212315CFB87}">
   <ds:schemaRefs>
-    <ds:schemaRef ds:uri="http://schemas.officeatwork.com/Formulas"/>
+    <ds:schemaRef ds:uri="http://schemas.officeatwork.com/Document"/>
   </ds:schemaRefs>
 </ds:datastoreItem>
 </file>
@@ -6878,9 +6958,9 @@
 </file>
 
 <file path=customXml/itemProps3.xml><?xml version="1.0" encoding="utf-8"?>
-<ds:datastoreItem xmlns:ds="http://schemas.openxmlformats.org/officeDocument/2006/customXml" ds:itemID="{826A14BC-61C7-4B5E-A710-1212315CFB87}">
+<ds:datastoreItem xmlns:ds="http://schemas.openxmlformats.org/officeDocument/2006/customXml" ds:itemID="{FACC0E0D-5C77-45BD-958B-944424F72D0B}">
   <ds:schemaRefs>
-    <ds:schemaRef ds:uri="http://schemas.officeatwork.com/Document"/>
+    <ds:schemaRef ds:uri="http://schemas.officeatwork.com/Formulas"/>
   </ds:schemaRefs>
 </ds:datastoreItem>
 </file>

--- a/src/Bk.APG.Api/Templates/APG_Decision_Federal_Council_German.docx
+++ b/src/Bk.APG.Api/Templates/APG_Decision_Federal_Council_German.docx
@@ -4,82 +4,10 @@
   <w:body>
     <w:p>
       <w:r>
-        <w:t xml:space="preserve">Bundesratsbeschluss vom </w:t>
-      </w:r>
-      <w:r>
-        <w:fldChar w:fldCharType="begin">
-          <w:ffData>
-            <w:name w:val=""/>
-            <w:enabled/>
-            <w:calcOnExit w:val="0"/>
-            <w:textInput/>
-          </w:ffData>
-        </w:fldChar>
-      </w:r>
-      <w:r>
-        <w:instrText xml:space="preserve"> FORMTEXT </w:instrText>
-      </w:r>
-      <w:r>
-        <w:fldChar w:fldCharType="separate"/>
-      </w:r>
-      <w:r>
-        <w:t> </w:t>
-      </w:r>
-      <w:r>
-        <w:t> </w:t>
-      </w:r>
-      <w:r>
-        <w:t> </w:t>
-      </w:r>
-      <w:r>
-        <w:t> </w:t>
-      </w:r>
-      <w:r>
-        <w:t> </w:t>
-      </w:r>
-      <w:r>
-        <w:fldChar w:fldCharType="end"/>
-      </w:r>
-    </w:p>
-    <w:p/>
-    <w:p/>
-    <w:p>
-      <w:pPr>
-        <w:rPr>
-          <w:b/>
-        </w:rPr>
-      </w:pPr>
-      <w:r>
-        <w:rPr>
-          <w:b/>
-        </w:rPr>
-        <w:t xml:space="preserve">Ausserparlamentarische Kommissionen, </w:t>
-      </w:r>
-      <w:r>
-        <w:rPr>
-          <w:b/>
-        </w:rPr>
-        <w:t xml:space="preserve">Leitungsorgane und Vertretungen des Bundes: Gesamterneuerungswahlen für die Amtsperiode </w:t>
-      </w:r>
-      <w:r>
-        <w:rPr>
-          <w:b/>
-        </w:rPr>
-        <w:t>&lt;&lt;[decisionFederalCouncil.termOfOfficeDateRange]&gt;&gt;</w:t>
-      </w:r>
-    </w:p>
-    <w:p/>
-    <w:p>
-      <w:pPr>
-        <w:rPr>
-          <w:szCs w:val="24"/>
-        </w:rPr>
-      </w:pPr>
-      <w:r>
-        <w:rPr>
-          <w:szCs w:val="24"/>
-        </w:rPr>
-        <w:t xml:space="preserve">Aufgrund des Antrags der BK vom </w:t>
+        <w:t>Bundesratsbeschluss vom</w:t>
+      </w:r>
+      <w:r>
+        <w:t xml:space="preserve"> </w:t>
       </w:r>
       <w:r>
         <w:rPr>
@@ -127,129 +55,48 @@
         <w:fldChar w:fldCharType="end"/>
       </w:r>
       <w:r>
-        <w:rPr>
-          <w:szCs w:val="24"/>
-        </w:rPr>
-        <w:t>,</w:t>
+        <w:t xml:space="preserve"> </w:t>
       </w:r>
     </w:p>
+    <w:p/>
+    <w:p/>
     <w:p>
       <w:pPr>
         <w:rPr>
-          <w:szCs w:val="24"/>
-        </w:rPr>
-      </w:pPr>
-      <w:r>
-        <w:rPr>
-          <w:szCs w:val="24"/>
-        </w:rPr>
-        <w:t xml:space="preserve">aufgrund der Ergebnisse des Mitberichtsverfahrens </w:t>
+          <w:b/>
+        </w:rPr>
+      </w:pPr>
+      <w:r>
+        <w:rPr>
+          <w:b/>
+        </w:rPr>
+        <w:t xml:space="preserve">Ausserparlamentarische Kommissionen, </w:t>
+      </w:r>
+      <w:r>
+        <w:rPr>
+          <w:b/>
+        </w:rPr>
+        <w:t xml:space="preserve">Leitungsorgane und Vertretungen des Bundes: Gesamterneuerungswahlen für die Amtsperiode </w:t>
+      </w:r>
+      <w:r>
+        <w:rPr>
+          <w:b/>
+        </w:rPr>
+        <w:t>&lt;&lt;[decisionFederalCouncil.termOfOfficeDateRange]&gt;&gt;</w:t>
       </w:r>
     </w:p>
+    <w:p/>
     <w:p>
       <w:pPr>
         <w:rPr>
           <w:szCs w:val="24"/>
         </w:rPr>
       </w:pPr>
-    </w:p>
-    <w:p>
-      <w:pPr>
-        <w:rPr>
-          <w:szCs w:val="24"/>
-        </w:rPr>
-      </w:pPr>
-    </w:p>
-    <w:p>
-      <w:pPr>
-        <w:rPr>
-          <w:szCs w:val="24"/>
-        </w:rPr>
-      </w:pPr>
-      <w:r>
-        <w:rPr>
-          <w:szCs w:val="24"/>
-          <w:u w:val="single"/>
-        </w:rPr>
-        <w:t>wird beschlossen</w:t>
-      </w:r>
-      <w:r>
-        <w:rPr>
-          <w:szCs w:val="24"/>
-        </w:rPr>
-        <w:t>:</w:t>
-      </w:r>
-    </w:p>
-    <w:p>
-      <w:pPr>
-        <w:rPr>
-          <w:szCs w:val="24"/>
-        </w:rPr>
-      </w:pPr>
-    </w:p>
-    <w:p>
-      <w:pPr>
-        <w:pStyle w:val="Listenabsatz"/>
-        <w:numPr>
-          <w:ilvl w:val="0"/>
-          <w:numId w:val="17"/>
-        </w:numPr>
-        <w:rPr>
-          <w:szCs w:val="24"/>
-        </w:rPr>
-      </w:pPr>
-      <w:r>
-        <w:rPr>
-          <w:szCs w:val="24"/>
-        </w:rPr>
-        <w:t xml:space="preserve">Die in den Mitgliederlisten aufgeführten Personen werden für die Amtsperiode </w:t>
-      </w:r>
-      <w:r>
-        <w:t>&lt;&lt;[</w:t>
-      </w:r>
-      <w:r>
-        <w:t>decisionFederalCouncil</w:t>
-      </w:r>
-      <w:r>
-        <w:t>.termOfOfficeDateRange]&gt;&gt;</w:t>
-      </w:r>
-      <w:r>
-        <w:t xml:space="preserve"> </w:t>
-      </w:r>
-      <w:r>
-        <w:rPr>
-          <w:szCs w:val="24"/>
-        </w:rPr>
-        <w:t>als Mitglieder der ausserparlamentarischen Kommissionen, Leitungsorgane und Vertretungen des Bundes gewählt.</w:t>
-      </w:r>
-    </w:p>
-    <w:p>
-      <w:pPr>
-        <w:pStyle w:val="Listenabsatz"/>
-        <w:rPr>
-          <w:szCs w:val="24"/>
-        </w:rPr>
-      </w:pPr>
-    </w:p>
-    <w:p>
-      <w:pPr>
-        <w:pStyle w:val="Listenabsatz"/>
-        <w:numPr>
-          <w:ilvl w:val="0"/>
-          <w:numId w:val="17"/>
-        </w:numPr>
-        <w:spacing w:after="120"/>
-        <w:ind w:left="714" w:hanging="357"/>
-        <w:contextualSpacing w:val="0"/>
-        <w:rPr>
-          <w:szCs w:val="24"/>
-        </w:rPr>
-      </w:pPr>
-      <w:r>
-        <w:rPr>
-          <w:szCs w:val="24"/>
-        </w:rPr>
-        <w:t xml:space="preserve">Die Einsetzungsverfügungen für folgende ausserparlamentarischen Kommissionen werden gutgeheissen und treten am </w:t>
+      <w:r>
+        <w:rPr>
+          <w:szCs w:val="24"/>
+        </w:rPr>
+        <w:t xml:space="preserve">Aufgrund des Antrags der BK vom </w:t>
       </w:r>
       <w:r>
         <w:rPr>
@@ -300,18 +147,104 @@
         <w:rPr>
           <w:szCs w:val="24"/>
         </w:rPr>
-        <w:t xml:space="preserve"> </w:t>
-      </w:r>
-      <w:r>
-        <w:rPr>
-          <w:szCs w:val="24"/>
-        </w:rPr>
-        <w:t>in Kraft:</w:t>
+        <w:t>,</w:t>
       </w:r>
     </w:p>
     <w:p>
       <w:pPr>
+        <w:rPr>
+          <w:szCs w:val="24"/>
+        </w:rPr>
+      </w:pPr>
+      <w:r>
+        <w:rPr>
+          <w:szCs w:val="24"/>
+        </w:rPr>
+        <w:t xml:space="preserve">aufgrund der Ergebnisse des Mitberichtsverfahrens </w:t>
+      </w:r>
+    </w:p>
+    <w:p>
+      <w:pPr>
+        <w:rPr>
+          <w:szCs w:val="24"/>
+        </w:rPr>
+      </w:pPr>
+    </w:p>
+    <w:p>
+      <w:pPr>
+        <w:rPr>
+          <w:szCs w:val="24"/>
+        </w:rPr>
+      </w:pPr>
+    </w:p>
+    <w:p>
+      <w:pPr>
+        <w:rPr>
+          <w:szCs w:val="24"/>
+        </w:rPr>
+      </w:pPr>
+      <w:r>
+        <w:rPr>
+          <w:szCs w:val="24"/>
+          <w:u w:val="single"/>
+        </w:rPr>
+        <w:t>wird beschlossen</w:t>
+      </w:r>
+      <w:r>
+        <w:rPr>
+          <w:szCs w:val="24"/>
+        </w:rPr>
+        <w:t>:</w:t>
+      </w:r>
+    </w:p>
+    <w:p>
+      <w:pPr>
+        <w:rPr>
+          <w:szCs w:val="24"/>
+        </w:rPr>
+      </w:pPr>
+    </w:p>
+    <w:p>
+      <w:pPr>
         <w:pStyle w:val="Listenabsatz"/>
+        <w:numPr>
+          <w:ilvl w:val="0"/>
+          <w:numId w:val="17"/>
+        </w:numPr>
+        <w:ind w:left="426" w:hanging="426"/>
+        <w:rPr>
+          <w:szCs w:val="24"/>
+        </w:rPr>
+      </w:pPr>
+      <w:r>
+        <w:rPr>
+          <w:szCs w:val="24"/>
+        </w:rPr>
+        <w:t xml:space="preserve">Die in den Mitgliederlisten aufgeführten Personen werden für die Amtsperiode </w:t>
+      </w:r>
+      <w:r>
+        <w:t>&lt;&lt;[</w:t>
+      </w:r>
+      <w:r>
+        <w:t>decisionFederalCouncil</w:t>
+      </w:r>
+      <w:r>
+        <w:t>.termOfOfficeDateRange]&gt;&gt;</w:t>
+      </w:r>
+      <w:r>
+        <w:t xml:space="preserve"> </w:t>
+      </w:r>
+      <w:r>
+        <w:rPr>
+          <w:szCs w:val="24"/>
+        </w:rPr>
+        <w:t>als Mitglieder der ausserparlamentarischen Kommissionen, Leitungsorgane und Vertretungen des Bundes gewählt.</w:t>
+      </w:r>
+    </w:p>
+    <w:p>
+      <w:pPr>
+        <w:pStyle w:val="Listenabsatz"/>
+        <w:ind w:left="426" w:hanging="426"/>
         <w:rPr>
           <w:szCs w:val="24"/>
         </w:rPr>
@@ -325,7 +258,7 @@
           <w:numId w:val="17"/>
         </w:numPr>
         <w:spacing w:after="120"/>
-        <w:ind w:left="714" w:hanging="357"/>
+        <w:ind w:left="426" w:hanging="426"/>
         <w:contextualSpacing w:val="0"/>
         <w:rPr>
           <w:szCs w:val="24"/>
@@ -335,1110 +268,7 @@
         <w:rPr>
           <w:szCs w:val="24"/>
         </w:rPr>
-        <w:t>D</w:t>
-      </w:r>
-      <w:r>
-        <w:rPr>
-          <w:szCs w:val="24"/>
-        </w:rPr>
-        <w:t>ie Anforderungsprofile für folgende Gremien werden gutgeheissen:</w:t>
-      </w:r>
-    </w:p>
-    <w:p>
-      <w:pPr>
-        <w:pStyle w:val="Listenabsatz"/>
-        <w:rPr>
-          <w:szCs w:val="24"/>
-        </w:rPr>
-      </w:pPr>
-    </w:p>
-    <w:p>
-      <w:pPr>
-        <w:pStyle w:val="Listenabsatz"/>
-        <w:numPr>
-          <w:ilvl w:val="0"/>
-          <w:numId w:val="17"/>
-        </w:numPr>
-        <w:spacing w:after="120"/>
-        <w:ind w:left="714" w:hanging="357"/>
-        <w:contextualSpacing w:val="0"/>
-        <w:rPr>
-          <w:szCs w:val="24"/>
-        </w:rPr>
-      </w:pPr>
-      <w:r>
-        <w:rPr>
-          <w:szCs w:val="24"/>
-        </w:rPr>
-        <w:t>Folgende Gremien werden nicht oder zu einem späteren Zeitpunkt bestellt:</w:t>
-      </w:r>
-    </w:p>
-    <w:p>
-      <w:pPr>
-        <w:pStyle w:val="Listenabsatz"/>
-        <w:rPr>
-          <w:szCs w:val="24"/>
-        </w:rPr>
-      </w:pPr>
-    </w:p>
-    <w:p>
-      <w:pPr>
-        <w:pStyle w:val="Listenabsatz"/>
-        <w:numPr>
-          <w:ilvl w:val="0"/>
-          <w:numId w:val="17"/>
-        </w:numPr>
-        <w:spacing w:after="120"/>
-        <w:ind w:left="714" w:hanging="357"/>
-        <w:contextualSpacing w:val="0"/>
-        <w:rPr>
-          <w:szCs w:val="24"/>
-        </w:rPr>
-      </w:pPr>
-      <w:r>
-        <w:rPr>
-          <w:szCs w:val="24"/>
-        </w:rPr>
-        <w:t>Der Beschäftigungsgrad der Mitglieder marktorientierter Kommissionen wird wie folgt festgelegt:</w:t>
-      </w:r>
-    </w:p>
-    <w:p>
-      <w:pPr>
-        <w:ind w:left="709"/>
-        <w:rPr>
-          <w:szCs w:val="24"/>
-          <w:lang w:val="en-US"/>
-        </w:rPr>
-      </w:pPr>
-      <w:r>
-        <w:rPr>
-          <w:szCs w:val="24"/>
-          <w:lang w:val="en-US"/>
-        </w:rPr>
-        <w:t>&lt;&lt;foreach [</w:t>
-      </w:r>
-      <w:r>
-        <w:rPr>
-          <w:szCs w:val="24"/>
-          <w:lang w:val="en-US"/>
-        </w:rPr>
-        <w:t>committee</w:t>
-      </w:r>
-      <w:r>
-        <w:rPr>
-          <w:szCs w:val="24"/>
-          <w:lang w:val="en-US"/>
-        </w:rPr>
-        <w:t xml:space="preserve"> in decisionFederalCouncil.marketOrientatedCommissions]&gt;&gt;</w:t>
-      </w:r>
-    </w:p>
-    <w:p>
-      <w:pPr>
-        <w:spacing w:before="120" w:after="60"/>
-        <w:ind w:left="709"/>
-        <w:rPr>
-          <w:b/>
-          <w:bCs/>
-          <w:szCs w:val="24"/>
-          <w:lang w:val="en-US"/>
-        </w:rPr>
-      </w:pPr>
-      <w:r>
-        <w:rPr>
-          <w:b/>
-          <w:bCs/>
-          <w:szCs w:val="24"/>
-          <w:lang w:val="en-US"/>
-        </w:rPr>
-        <w:t>&lt;&lt;[committee.</w:t>
-      </w:r>
-      <w:r>
-        <w:rPr>
-          <w:b/>
-          <w:bCs/>
-          <w:szCs w:val="24"/>
-          <w:lang w:val="en-US"/>
-        </w:rPr>
-        <w:t>n</w:t>
-      </w:r>
-      <w:r>
-        <w:rPr>
-          <w:b/>
-          <w:bCs/>
-          <w:szCs w:val="24"/>
-          <w:lang w:val="en-US"/>
-        </w:rPr>
-        <w:t>ame]&gt;&gt;</w:t>
-      </w:r>
-    </w:p>
-    <w:p>
-      <w:pPr>
-        <w:pStyle w:val="Listenabsatz"/>
-        <w:spacing w:before="60" w:after="40"/>
-        <w:ind w:left="709"/>
-        <w:contextualSpacing w:val="0"/>
-        <w:rPr>
-          <w:szCs w:val="24"/>
-          <w:lang w:val="en-US"/>
-        </w:rPr>
-      </w:pPr>
-      <w:r>
-        <w:rPr>
-          <w:szCs w:val="24"/>
-          <w:lang w:val="en-US"/>
-        </w:rPr>
-        <w:t>&lt;&lt;[committee.</w:t>
-      </w:r>
-      <w:r>
-        <w:rPr>
-          <w:szCs w:val="24"/>
-          <w:lang w:val="en-US"/>
-        </w:rPr>
-        <w:t>freeText</w:t>
-      </w:r>
-      <w:r>
-        <w:rPr>
-          <w:szCs w:val="24"/>
-          <w:lang w:val="en-US"/>
-        </w:rPr>
-        <w:t>]&gt;&gt;</w:t>
-      </w:r>
-    </w:p>
-    <w:p>
-      <w:pPr>
-        <w:pStyle w:val="Listenabsatz"/>
-        <w:ind w:left="0" w:firstLine="709"/>
-        <w:rPr>
-          <w:sz w:val="12"/>
-          <w:szCs w:val="12"/>
-          <w:lang w:val="en-US"/>
-        </w:rPr>
-      </w:pPr>
-    </w:p>
-    <w:p>
-      <w:pPr>
-        <w:pStyle w:val="Listenabsatz"/>
-        <w:ind w:left="0" w:firstLine="709"/>
-        <w:rPr>
-          <w:szCs w:val="24"/>
-          <w:lang w:val="en-US"/>
-        </w:rPr>
-      </w:pPr>
-      <w:r>
-        <w:rPr>
-          <w:szCs w:val="24"/>
-          <w:lang w:val="en-US"/>
-        </w:rPr>
-        <w:t>&lt;&lt;/foreach&gt;&gt;</w:t>
-      </w:r>
-    </w:p>
-    <w:p>
-      <w:pPr>
-        <w:pStyle w:val="Listenabsatz"/>
-        <w:ind w:left="0" w:firstLine="709"/>
-        <w:rPr>
-          <w:szCs w:val="24"/>
-          <w:lang w:val="en-US"/>
-        </w:rPr>
-      </w:pPr>
-    </w:p>
-    <w:p>
-      <w:pPr>
-        <w:pStyle w:val="Listenabsatz"/>
-        <w:numPr>
-          <w:ilvl w:val="0"/>
-          <w:numId w:val="17"/>
-        </w:numPr>
-        <w:spacing w:after="120"/>
-        <w:ind w:left="714" w:hanging="357"/>
-        <w:contextualSpacing w:val="0"/>
-        <w:rPr>
-          <w:szCs w:val="24"/>
-        </w:rPr>
-      </w:pPr>
-      <w:r>
-        <w:rPr>
-          <w:szCs w:val="24"/>
-        </w:rPr>
-        <w:t>Die Ausnahmen hinsichtlich der Anforderungen an die Zusammensetzung ausserparlamentarischer Kommissionen oder an deren Mitglieder werden wie folgt genehmigt:</w:t>
-      </w:r>
-    </w:p>
-    <w:p>
-      <w:pPr>
-        <w:pStyle w:val="Listenabsatz"/>
-        <w:numPr>
-          <w:ilvl w:val="1"/>
-          <w:numId w:val="17"/>
-        </w:numPr>
-        <w:spacing w:after="120"/>
-        <w:ind w:left="1123" w:hanging="403"/>
-        <w:contextualSpacing w:val="0"/>
-        <w:rPr>
-          <w:szCs w:val="24"/>
-        </w:rPr>
-      </w:pPr>
-      <w:r>
-        <w:rPr>
-          <w:szCs w:val="24"/>
-        </w:rPr>
-        <w:t>Die Überschreitung der höchstzulässigen Anzahl Mitglieder (Art. 57</w:t>
-      </w:r>
-      <w:r>
-        <w:rPr>
-          <w:i/>
-          <w:szCs w:val="24"/>
-        </w:rPr>
-        <w:t>e</w:t>
-      </w:r>
-      <w:r>
-        <w:rPr>
-          <w:szCs w:val="24"/>
-        </w:rPr>
-        <w:t xml:space="preserve"> Abs. 1 RVOG) in den folgenden Gremien wird genehmigt:</w:t>
-      </w:r>
-    </w:p>
-    <w:p>
-      <w:pPr>
-        <w:pStyle w:val="Listenabsatz"/>
-        <w:ind w:firstLine="403"/>
-        <w:rPr>
-          <w:szCs w:val="24"/>
-          <w:lang w:val="en-US"/>
-        </w:rPr>
-      </w:pPr>
-      <w:r>
-        <w:rPr>
-          <w:szCs w:val="24"/>
-          <w:lang w:val="en-US"/>
-        </w:rPr>
-        <w:t>&lt;&lt;foreach [committee in decisionFederalCouncil.</w:t>
-      </w:r>
-      <w:r>
-        <w:rPr>
-          <w:szCs w:val="24"/>
-          <w:lang w:val="en-US"/>
-        </w:rPr>
-        <w:t>m</w:t>
-      </w:r>
-      <w:r>
-        <w:rPr>
-          <w:szCs w:val="24"/>
-          <w:lang w:val="en-US"/>
-        </w:rPr>
-        <w:t>oreThan15MembersCommittees]&gt;&gt;</w:t>
-      </w:r>
-    </w:p>
-    <w:p>
-      <w:pPr>
-        <w:pStyle w:val="Listenabsatz"/>
-        <w:numPr>
-          <w:ilvl w:val="0"/>
-          <w:numId w:val="39"/>
-        </w:numPr>
-        <w:spacing w:before="120" w:after="60"/>
-        <w:ind w:left="1418" w:hanging="284"/>
-        <w:rPr>
-          <w:szCs w:val="24"/>
-          <w:lang w:val="en-US"/>
-        </w:rPr>
-      </w:pPr>
-      <w:r>
-        <w:rPr>
-          <w:b/>
-          <w:bCs/>
-          <w:szCs w:val="24"/>
-          <w:lang w:val="en-US"/>
-        </w:rPr>
-        <w:t>&lt;&lt;[committee.</w:t>
-      </w:r>
-      <w:r>
-        <w:rPr>
-          <w:b/>
-          <w:bCs/>
-          <w:szCs w:val="24"/>
-          <w:lang w:val="en-US"/>
-        </w:rPr>
-        <w:t>n</w:t>
-      </w:r>
-      <w:r>
-        <w:rPr>
-          <w:b/>
-          <w:bCs/>
-          <w:szCs w:val="24"/>
-          <w:lang w:val="en-US"/>
-        </w:rPr>
-        <w:t>ame]&gt;&gt;</w:t>
-      </w:r>
-      <w:r>
-        <w:rPr>
-          <w:b/>
-          <w:bCs/>
-          <w:szCs w:val="24"/>
-          <w:lang w:val="en-US"/>
-        </w:rPr>
-        <w:t xml:space="preserve">: </w:t>
-      </w:r>
-      <w:r>
-        <w:rPr>
-          <w:szCs w:val="24"/>
-          <w:lang w:val="en-US"/>
-        </w:rPr>
-        <w:t>&lt;&lt;[committee.</w:t>
-      </w:r>
-      <w:r>
-        <w:rPr>
-          <w:szCs w:val="24"/>
-          <w:lang w:val="en-US"/>
-        </w:rPr>
-        <w:t>memberCount</w:t>
-      </w:r>
-      <w:r>
-        <w:rPr>
-          <w:szCs w:val="24"/>
-          <w:lang w:val="en-US"/>
-        </w:rPr>
-        <w:t>]&gt;&gt;</w:t>
-      </w:r>
-      <w:r>
-        <w:rPr>
-          <w:szCs w:val="24"/>
-          <w:lang w:val="en-US"/>
-        </w:rPr>
-        <w:t xml:space="preserve"> Mitglieder</w:t>
-      </w:r>
-    </w:p>
-    <w:p>
-      <w:pPr>
-        <w:pStyle w:val="Listenabsatz"/>
-        <w:ind w:firstLine="360"/>
-        <w:rPr>
-          <w:szCs w:val="24"/>
-          <w:lang w:val="en-US"/>
-        </w:rPr>
-      </w:pPr>
-      <w:r>
-        <w:rPr>
-          <w:szCs w:val="24"/>
-          <w:lang w:val="en-US"/>
-        </w:rPr>
-        <w:t>&lt;&lt;/foreach&gt;&gt;</w:t>
-      </w:r>
-    </w:p>
-    <w:p>
-      <w:pPr>
-        <w:rPr>
-          <w:szCs w:val="24"/>
-          <w:lang w:val="en-US"/>
-        </w:rPr>
-      </w:pPr>
-    </w:p>
-    <w:p>
-      <w:pPr>
-        <w:pStyle w:val="Listenabsatz"/>
-        <w:numPr>
-          <w:ilvl w:val="1"/>
-          <w:numId w:val="17"/>
-        </w:numPr>
-        <w:spacing w:after="120"/>
-        <w:ind w:left="1123" w:hanging="403"/>
-        <w:contextualSpacing w:val="0"/>
-        <w:rPr>
-          <w:szCs w:val="24"/>
-        </w:rPr>
-      </w:pPr>
-      <w:r>
-        <w:rPr>
-          <w:szCs w:val="24"/>
-        </w:rPr>
-        <w:lastRenderedPageBreak/>
-        <w:t>Die Unterschreitung des Mindestanteils weiblicher oder männlicher Mitglieder (Art. 8</w:t>
-      </w:r>
-      <w:r>
-        <w:rPr>
-          <w:i/>
-          <w:szCs w:val="24"/>
-        </w:rPr>
-        <w:t>c</w:t>
-      </w:r>
-      <w:r>
-        <w:rPr>
-          <w:szCs w:val="24"/>
-        </w:rPr>
-        <w:t xml:space="preserve"> Abs. 1 RVOV) in den folgenden Gremien wird genehmigt:</w:t>
-      </w:r>
-    </w:p>
-    <w:p>
-      <w:pPr>
-        <w:pStyle w:val="Listenabsatz"/>
-        <w:ind w:left="1123"/>
-        <w:rPr>
-          <w:szCs w:val="24"/>
-          <w:lang w:val="en-US"/>
-        </w:rPr>
-      </w:pPr>
-      <w:r>
-        <w:rPr>
-          <w:szCs w:val="24"/>
-          <w:lang w:val="en-US"/>
-        </w:rPr>
-        <w:t>&lt;&lt;foreach [committee in decisionFederalCouncil.</w:t>
-      </w:r>
-      <w:r>
-        <w:rPr>
-          <w:szCs w:val="24"/>
-          <w:lang w:val="en-US"/>
-        </w:rPr>
-        <w:t>m</w:t>
-      </w:r>
-      <w:r>
-        <w:rPr>
-          <w:szCs w:val="24"/>
-          <w:lang w:val="en-US"/>
-        </w:rPr>
-        <w:t>issingGenderMembersCommittees]&gt;&gt;</w:t>
-      </w:r>
-    </w:p>
-    <w:p>
-      <w:pPr>
-        <w:pStyle w:val="Listenabsatz"/>
-        <w:numPr>
-          <w:ilvl w:val="0"/>
-          <w:numId w:val="39"/>
-        </w:numPr>
-        <w:spacing w:before="120" w:after="60"/>
-        <w:ind w:left="1418" w:hanging="284"/>
-        <w:rPr>
-          <w:szCs w:val="24"/>
-          <w:lang w:val="en-US"/>
-        </w:rPr>
-      </w:pPr>
-      <w:r>
-        <w:rPr>
-          <w:b/>
-          <w:bCs/>
-          <w:szCs w:val="24"/>
-          <w:lang w:val="en-US"/>
-        </w:rPr>
-        <w:t>&lt;&lt;[committee.</w:t>
-      </w:r>
-      <w:r>
-        <w:rPr>
-          <w:b/>
-          <w:bCs/>
-          <w:szCs w:val="24"/>
-          <w:lang w:val="en-US"/>
-        </w:rPr>
-        <w:t>n</w:t>
-      </w:r>
-      <w:r>
-        <w:rPr>
-          <w:b/>
-          <w:bCs/>
-          <w:szCs w:val="24"/>
-          <w:lang w:val="en-US"/>
-        </w:rPr>
-        <w:t>ame]&gt;&gt;</w:t>
-      </w:r>
-      <w:r>
-        <w:rPr>
-          <w:b/>
-          <w:bCs/>
-          <w:szCs w:val="24"/>
-          <w:lang w:val="en-US"/>
-        </w:rPr>
-        <w:t xml:space="preserve">: </w:t>
-      </w:r>
-      <w:r>
-        <w:rPr>
-          <w:szCs w:val="24"/>
-          <w:lang w:val="en-US"/>
-        </w:rPr>
-        <w:t>&lt;&lt;if [committee.femaleMissingPercentage &lt; 40]&gt;&gt;&lt;&lt;[committee.femaleMissingPercentage]&gt;&gt;% Frauen&lt;&lt;/if&gt;&gt;&lt;&lt;if [committee. maleMissingPercentage &lt; 40]&gt;&gt;&lt;&lt;[committee.maleMissingPercentage]&gt;&gt;% Männer&lt;&lt;/if&gt;&gt;</w:t>
-      </w:r>
-    </w:p>
-    <w:p>
-      <w:pPr>
-        <w:pStyle w:val="Listenabsatz"/>
-        <w:ind w:firstLine="403"/>
-        <w:rPr>
-          <w:szCs w:val="24"/>
-          <w:lang w:val="en-US"/>
-        </w:rPr>
-      </w:pPr>
-      <w:r>
-        <w:rPr>
-          <w:szCs w:val="24"/>
-          <w:lang w:val="en-US"/>
-        </w:rPr>
-        <w:t>&lt;&lt;/foreach&gt;&gt;</w:t>
-      </w:r>
-    </w:p>
-    <w:p>
-      <w:pPr>
-        <w:pStyle w:val="Listenabsatz"/>
-        <w:spacing w:after="120"/>
-        <w:ind w:left="1123"/>
-        <w:contextualSpacing w:val="0"/>
-        <w:rPr>
-          <w:szCs w:val="24"/>
-        </w:rPr>
-      </w:pPr>
-    </w:p>
-    <w:p>
-      <w:pPr>
-        <w:pStyle w:val="Listenabsatz"/>
-        <w:numPr>
-          <w:ilvl w:val="1"/>
-          <w:numId w:val="17"/>
-        </w:numPr>
-        <w:spacing w:after="120"/>
-        <w:ind w:left="1123" w:hanging="403"/>
-        <w:contextualSpacing w:val="0"/>
-        <w:rPr>
-          <w:szCs w:val="24"/>
-        </w:rPr>
-      </w:pPr>
-      <w:r>
-        <w:rPr>
-          <w:szCs w:val="24"/>
-        </w:rPr>
-        <w:t>Die Unterschreitung des Mindestanteils deutsch-, französisch- und italienischsprachiger Personen (Art. 8</w:t>
-      </w:r>
-      <w:r>
-        <w:rPr>
-          <w:i/>
-          <w:szCs w:val="24"/>
-        </w:rPr>
-        <w:t>c</w:t>
-      </w:r>
-      <w:r>
-        <w:rPr>
-          <w:szCs w:val="24"/>
-          <w:vertAlign w:val="superscript"/>
-        </w:rPr>
-        <w:t>bis</w:t>
-      </w:r>
-      <w:r>
-        <w:rPr>
-          <w:szCs w:val="24"/>
-        </w:rPr>
-        <w:t xml:space="preserve"> Abs. 1 RVOV) in den folgenden Gremien wird genehmigt:</w:t>
-      </w:r>
-    </w:p>
-    <w:p>
-      <w:pPr>
-        <w:pStyle w:val="Listenabsatz"/>
-        <w:ind w:left="1123"/>
-        <w:rPr>
-          <w:szCs w:val="24"/>
-          <w:lang w:val="en-US"/>
-        </w:rPr>
-      </w:pPr>
-      <w:r>
-        <w:rPr>
-          <w:szCs w:val="24"/>
-          <w:lang w:val="en-US"/>
-        </w:rPr>
-        <w:t>&lt;&lt;foreach [committee in decisionFederalCouncil.</w:t>
-      </w:r>
-      <w:r>
-        <w:rPr>
-          <w:szCs w:val="24"/>
-          <w:lang w:val="en-US"/>
-        </w:rPr>
-        <w:t>m</w:t>
-      </w:r>
-      <w:r>
-        <w:rPr>
-          <w:szCs w:val="24"/>
-          <w:lang w:val="en-US"/>
-        </w:rPr>
-        <w:t>issingLanguageMembersCommittees</w:t>
-      </w:r>
-      <w:r>
-        <w:rPr>
-          <w:szCs w:val="24"/>
-          <w:lang w:val="en-US"/>
-        </w:rPr>
-        <w:t>]&gt;&gt;</w:t>
-      </w:r>
-    </w:p>
-    <w:p>
-      <w:pPr>
-        <w:pStyle w:val="Listenabsatz"/>
-        <w:numPr>
-          <w:ilvl w:val="0"/>
-          <w:numId w:val="39"/>
-        </w:numPr>
-        <w:spacing w:before="120" w:after="60"/>
-        <w:ind w:left="1418" w:hanging="284"/>
-        <w:rPr>
-          <w:szCs w:val="24"/>
-          <w:lang w:val="en-US"/>
-        </w:rPr>
-      </w:pPr>
-      <w:r>
-        <w:rPr>
-          <w:b/>
-          <w:bCs/>
-          <w:szCs w:val="24"/>
-          <w:lang w:val="en-US"/>
-        </w:rPr>
-        <w:t>&lt;&lt;[committee.</w:t>
-      </w:r>
-      <w:r>
-        <w:rPr>
-          <w:b/>
-          <w:bCs/>
-          <w:szCs w:val="24"/>
-          <w:lang w:val="en-US"/>
-        </w:rPr>
-        <w:t>n</w:t>
-      </w:r>
-      <w:r>
-        <w:rPr>
-          <w:b/>
-          <w:bCs/>
-          <w:szCs w:val="24"/>
-          <w:lang w:val="en-US"/>
-        </w:rPr>
-        <w:t>ame]&gt;&gt;</w:t>
-      </w:r>
-      <w:r>
-        <w:rPr>
-          <w:b/>
-          <w:bCs/>
-          <w:szCs w:val="24"/>
-          <w:lang w:val="en-US"/>
-        </w:rPr>
-        <w:t>:</w:t>
-      </w:r>
-      <w:r>
-        <w:rPr>
-          <w:szCs w:val="24"/>
-          <w:lang w:val="en-US"/>
-        </w:rPr>
-        <w:t xml:space="preserve"> &lt;&lt;if [committee.frenchMissing == true &amp;&amp; committee.italianMissing == true]&gt;&gt;französische &amp; italienische Sprachgemeinschaft&lt;&lt;/if&gt;&gt;&lt;&lt;if [committee.frenchMissing == true &amp;&amp; committee.italianMissing == false]&gt;&gt;französische Sprachgemeinschaft&lt;&lt;/if&gt;&gt;&lt;&lt;if [committee.italianMissing == true &amp;&amp; committee.frenchMissing == false]&gt;&gt;italienische Sprachgemeinschaft&lt;&lt;/if&gt;&gt;</w:t>
-      </w:r>
-    </w:p>
-    <w:p>
-      <w:pPr>
-        <w:pStyle w:val="Listenabsatz"/>
-        <w:ind w:firstLine="349"/>
-        <w:rPr>
-          <w:szCs w:val="24"/>
-          <w:lang w:val="en-US"/>
-        </w:rPr>
-      </w:pPr>
-      <w:r>
-        <w:rPr>
-          <w:szCs w:val="24"/>
-          <w:lang w:val="en-US"/>
-        </w:rPr>
-        <w:t>&lt;&lt;/foreach&gt;&gt;</w:t>
-      </w:r>
-    </w:p>
-    <w:p>
-      <w:pPr>
-        <w:rPr>
-          <w:szCs w:val="24"/>
-        </w:rPr>
-      </w:pPr>
-    </w:p>
-    <w:p>
-      <w:pPr>
-        <w:pStyle w:val="Listenabsatz"/>
-        <w:numPr>
-          <w:ilvl w:val="1"/>
-          <w:numId w:val="17"/>
-        </w:numPr>
-        <w:spacing w:after="120"/>
-        <w:ind w:left="1123" w:hanging="403"/>
-        <w:contextualSpacing w:val="0"/>
-        <w:rPr>
-          <w:szCs w:val="24"/>
-        </w:rPr>
-      </w:pPr>
-      <w:r>
-        <w:rPr>
-          <w:szCs w:val="24"/>
-        </w:rPr>
-        <w:t>Die Ausnahmen von der Amtszeitbeschränkung (Art. 8</w:t>
-      </w:r>
-      <w:r>
-        <w:rPr>
-          <w:i/>
-          <w:szCs w:val="24"/>
-        </w:rPr>
-        <w:t xml:space="preserve">i </w:t>
-      </w:r>
-      <w:r>
-        <w:rPr>
-          <w:szCs w:val="24"/>
-        </w:rPr>
-        <w:t xml:space="preserve">Abs. 2 RVOV) in den folgenden Gremien werden genehmigt: </w:t>
-      </w:r>
-    </w:p>
-    <w:p>
-      <w:pPr>
-        <w:ind w:left="1123"/>
-        <w:rPr>
-          <w:szCs w:val="24"/>
-          <w:lang w:val="en-US"/>
-        </w:rPr>
-      </w:pPr>
-      <w:r>
-        <w:rPr>
-          <w:szCs w:val="24"/>
-          <w:lang w:val="en-US"/>
-        </w:rPr>
-        <w:t>&lt;&lt;foreach [committee in decisionFederalCouncil.</w:t>
-      </w:r>
-      <w:r>
-        <w:rPr>
-          <w:szCs w:val="24"/>
-          <w:lang w:val="en-US"/>
-        </w:rPr>
-        <w:t>longerDutyMembersCommittees</w:t>
-      </w:r>
-      <w:r>
-        <w:rPr>
-          <w:szCs w:val="24"/>
-          <w:lang w:val="en-US"/>
-        </w:rPr>
-        <w:t>]&gt;&gt;</w:t>
-      </w:r>
-    </w:p>
-    <w:p>
-      <w:pPr>
-        <w:pStyle w:val="Listenabsatz"/>
-        <w:numPr>
-          <w:ilvl w:val="0"/>
-          <w:numId w:val="39"/>
-        </w:numPr>
-        <w:spacing w:before="120" w:after="60"/>
-        <w:ind w:left="1418" w:hanging="284"/>
-        <w:rPr>
-          <w:szCs w:val="24"/>
-          <w:lang w:val="en-US"/>
-        </w:rPr>
-      </w:pPr>
-      <w:r>
-        <w:rPr>
-          <w:b/>
-          <w:bCs/>
-          <w:szCs w:val="24"/>
-          <w:lang w:val="en-US"/>
-        </w:rPr>
-        <w:t>&lt;&lt;[committee.</w:t>
-      </w:r>
-      <w:r>
-        <w:rPr>
-          <w:b/>
-          <w:bCs/>
-          <w:szCs w:val="24"/>
-          <w:lang w:val="en-US"/>
-        </w:rPr>
-        <w:t>n</w:t>
-      </w:r>
-      <w:r>
-        <w:rPr>
-          <w:b/>
-          <w:bCs/>
-          <w:szCs w:val="24"/>
-          <w:lang w:val="en-US"/>
-        </w:rPr>
-        <w:t>ame]&gt;&gt;</w:t>
-      </w:r>
-      <w:r>
-        <w:rPr>
-          <w:b/>
-          <w:bCs/>
-          <w:szCs w:val="24"/>
-          <w:lang w:val="en-US"/>
-        </w:rPr>
-        <w:t xml:space="preserve">: </w:t>
-      </w:r>
-      <w:r>
-        <w:rPr>
-          <w:szCs w:val="24"/>
-          <w:lang w:val="en-US"/>
-        </w:rPr>
-        <w:t>&lt;&lt;[committee.</w:t>
-      </w:r>
-      <w:r>
-        <w:rPr>
-          <w:szCs w:val="24"/>
-          <w:lang w:val="en-US"/>
-        </w:rPr>
-        <w:t>freeText</w:t>
-      </w:r>
-      <w:r>
-        <w:rPr>
-          <w:szCs w:val="24"/>
-          <w:lang w:val="en-US"/>
-        </w:rPr>
-        <w:t>]&gt;&gt;</w:t>
-      </w:r>
-    </w:p>
-    <w:p>
-      <w:pPr>
-        <w:ind w:left="1080"/>
-        <w:rPr>
-          <w:szCs w:val="24"/>
-          <w:lang w:val="en-US"/>
-        </w:rPr>
-      </w:pPr>
-      <w:r>
-        <w:rPr>
-          <w:szCs w:val="24"/>
-          <w:lang w:val="en-US"/>
-        </w:rPr>
-        <w:t>&lt;&lt;/foreach&gt;&gt;</w:t>
-      </w:r>
-    </w:p>
-    <w:p>
-      <w:pPr>
-        <w:rPr>
-          <w:rFonts w:cs="Arial"/>
-          <w:iCs/>
-          <w:szCs w:val="24"/>
-        </w:rPr>
-      </w:pPr>
-    </w:p>
-    <w:p>
-      <w:pPr>
-        <w:pStyle w:val="Listenabsatz"/>
-        <w:numPr>
-          <w:ilvl w:val="1"/>
-          <w:numId w:val="17"/>
-        </w:numPr>
-        <w:spacing w:after="120"/>
-        <w:ind w:left="1123" w:hanging="403"/>
-        <w:contextualSpacing w:val="0"/>
-        <w:rPr>
-          <w:szCs w:val="24"/>
-        </w:rPr>
-      </w:pPr>
-      <w:r>
-        <w:rPr>
-          <w:szCs w:val="24"/>
-        </w:rPr>
-        <w:t>Die Wahl von Angehörigen der Bundesverwaltung als Mitglieder (Art. 57</w:t>
-      </w:r>
-      <w:r>
-        <w:rPr>
-          <w:i/>
-          <w:szCs w:val="24"/>
-        </w:rPr>
-        <w:t>e</w:t>
-      </w:r>
-      <w:r>
-        <w:rPr>
-          <w:szCs w:val="24"/>
-        </w:rPr>
-        <w:t xml:space="preserve"> Abs. 3 RVOG) in den folgenden Gremien wird genehmigt:</w:t>
-      </w:r>
-    </w:p>
-    <w:p>
-      <w:pPr>
-        <w:ind w:left="1123"/>
-        <w:rPr>
-          <w:szCs w:val="24"/>
-          <w:lang w:val="en-US"/>
-        </w:rPr>
-      </w:pPr>
-      <w:r>
-        <w:rPr>
-          <w:szCs w:val="24"/>
-          <w:lang w:val="en-US"/>
-        </w:rPr>
-        <w:t>&lt;&lt;foreach [committee in decisionFederalCouncil.</w:t>
-      </w:r>
-      <w:r>
-        <w:rPr>
-          <w:szCs w:val="24"/>
-          <w:lang w:val="en-US"/>
-        </w:rPr>
-        <w:t>f</w:t>
-      </w:r>
-      <w:r>
-        <w:rPr>
-          <w:szCs w:val="24"/>
-          <w:lang w:val="en-US"/>
-        </w:rPr>
-        <w:t>ederalAssemblyMembersCommittees</w:t>
-      </w:r>
-      <w:r>
-        <w:rPr>
-          <w:szCs w:val="24"/>
-          <w:lang w:val="en-US"/>
-        </w:rPr>
-        <w:t>]&gt;&gt;</w:t>
-      </w:r>
-    </w:p>
-    <w:p>
-      <w:pPr>
-        <w:pStyle w:val="Listenabsatz"/>
-        <w:numPr>
-          <w:ilvl w:val="0"/>
-          <w:numId w:val="39"/>
-        </w:numPr>
-        <w:spacing w:before="120" w:after="60"/>
-        <w:ind w:left="1418" w:hanging="284"/>
-        <w:rPr>
-          <w:szCs w:val="24"/>
-          <w:lang w:val="en-US"/>
-        </w:rPr>
-      </w:pPr>
-      <w:r>
-        <w:rPr>
-          <w:b/>
-          <w:bCs/>
-          <w:szCs w:val="24"/>
-          <w:lang w:val="en-US"/>
-        </w:rPr>
-        <w:t>&lt;&lt;[committee.</w:t>
-      </w:r>
-      <w:r>
-        <w:rPr>
-          <w:b/>
-          <w:bCs/>
-          <w:szCs w:val="24"/>
-          <w:lang w:val="en-US"/>
-        </w:rPr>
-        <w:t>n</w:t>
-      </w:r>
-      <w:r>
-        <w:rPr>
-          <w:b/>
-          <w:bCs/>
-          <w:szCs w:val="24"/>
-          <w:lang w:val="en-US"/>
-        </w:rPr>
-        <w:t>ame]&gt;&gt;</w:t>
-      </w:r>
-      <w:r>
-        <w:rPr>
-          <w:b/>
-          <w:bCs/>
-          <w:szCs w:val="24"/>
-          <w:lang w:val="en-US"/>
-        </w:rPr>
-        <w:t xml:space="preserve">: </w:t>
-      </w:r>
-      <w:r>
-        <w:rPr>
-          <w:szCs w:val="24"/>
-          <w:lang w:val="en-US"/>
-        </w:rPr>
-        <w:t>&lt;&lt;[committee.</w:t>
-      </w:r>
-      <w:r>
-        <w:rPr>
-          <w:szCs w:val="24"/>
-          <w:lang w:val="en-US"/>
-        </w:rPr>
-        <w:t>freeText</w:t>
-      </w:r>
-      <w:r>
-        <w:rPr>
-          <w:szCs w:val="24"/>
-          <w:lang w:val="en-US"/>
-        </w:rPr>
-        <w:t>]&gt;&gt;</w:t>
-      </w:r>
-    </w:p>
-    <w:p>
-      <w:pPr>
-        <w:ind w:left="1080"/>
-        <w:rPr>
-          <w:szCs w:val="24"/>
-          <w:lang w:val="en-US"/>
-        </w:rPr>
-      </w:pPr>
-      <w:r>
-        <w:rPr>
-          <w:szCs w:val="24"/>
-          <w:lang w:val="en-US"/>
-        </w:rPr>
-        <w:t>&lt;&lt;/foreach&gt;&gt;</w:t>
-      </w:r>
-    </w:p>
-    <w:p>
-      <w:pPr>
-        <w:rPr>
-          <w:szCs w:val="24"/>
-        </w:rPr>
-      </w:pPr>
-    </w:p>
-    <w:p>
-      <w:pPr>
-        <w:pStyle w:val="Listenabsatz"/>
-        <w:numPr>
-          <w:ilvl w:val="0"/>
-          <w:numId w:val="17"/>
-        </w:numPr>
-        <w:rPr>
-          <w:szCs w:val="24"/>
-        </w:rPr>
-      </w:pPr>
-      <w:r>
-        <w:rPr>
-          <w:szCs w:val="24"/>
-        </w:rPr>
-        <w:t>Die Departemente sorgen dafür, dass bei Ergänzungswahlen während der Amtsperiode die rechtlichen Anforderungen an die Zusammensetzung von ausserparlamentarischen Kommissionen (insbesondere die angemessene Vertretung der Geschlechter und der Sprachgemeinschaften) erfüllt werden.</w:t>
-      </w:r>
-    </w:p>
-    <w:p>
-      <w:pPr>
-        <w:rPr>
-          <w:szCs w:val="24"/>
-        </w:rPr>
-      </w:pPr>
-    </w:p>
-    <w:p>
-      <w:pPr>
-        <w:pStyle w:val="Listenabsatz"/>
-        <w:numPr>
-          <w:ilvl w:val="0"/>
-          <w:numId w:val="17"/>
-        </w:numPr>
-        <w:rPr>
-          <w:szCs w:val="24"/>
-        </w:rPr>
-      </w:pPr>
-      <w:r>
-        <w:rPr>
-          <w:szCs w:val="24"/>
-        </w:rPr>
-        <w:lastRenderedPageBreak/>
-        <w:t>Die auf den Beginn der neuen Amtsperiode ausscheidenden Mitglieder werden unter Verdankung der geleisteten Dienste entlassen.</w:t>
-      </w:r>
-    </w:p>
-    <w:p>
-      <w:pPr>
-        <w:rPr>
-          <w:szCs w:val="24"/>
-        </w:rPr>
-      </w:pPr>
-    </w:p>
-    <w:p>
-      <w:pPr>
-        <w:pStyle w:val="Listenabsatz"/>
-        <w:numPr>
-          <w:ilvl w:val="0"/>
-          <w:numId w:val="17"/>
-        </w:numPr>
-        <w:rPr>
-          <w:szCs w:val="24"/>
-        </w:rPr>
-      </w:pPr>
-      <w:r>
-        <w:rPr>
-          <w:szCs w:val="24"/>
-        </w:rPr>
-        <w:t xml:space="preserve">Die Departemente (GS) werden beauftragt, die ausscheidenden und die neu gewählten Mitglieder und Präsidien (alle Funktionen) bis zum </w:t>
+        <w:t xml:space="preserve">Die Einsetzungsverfügungen für folgende ausserparlamentarischen Kommissionen werden gutgeheissen und treten am </w:t>
       </w:r>
       <w:r>
         <w:rPr>
@@ -1477,7 +307,7 @@
           <w:noProof/>
           <w:szCs w:val="24"/>
         </w:rPr>
-        <w:t>[Datum/Uhrzeit]</w:t>
+        <w:t>[Datum]</w:t>
       </w:r>
       <w:r>
         <w:rPr>
@@ -1489,7 +319,337 @@
         <w:rPr>
           <w:szCs w:val="24"/>
         </w:rPr>
-        <w:t xml:space="preserve"> zu orientieren. Ab diesem Zeitpunkt publiziert die BK die Mitgliederlisten im Internet und die Departemente können individuelle Medienmitteilungen veröffentlichen.</w:t>
+        <w:t xml:space="preserve"> </w:t>
+      </w:r>
+      <w:r>
+        <w:rPr>
+          <w:szCs w:val="24"/>
+        </w:rPr>
+        <w:t>in Kraft:</w:t>
+      </w:r>
+    </w:p>
+    <w:p>
+      <w:pPr>
+        <w:pStyle w:val="Listenabsatz"/>
+        <w:ind w:left="426" w:hanging="426"/>
+        <w:rPr>
+          <w:szCs w:val="24"/>
+        </w:rPr>
+      </w:pPr>
+    </w:p>
+    <w:p>
+      <w:pPr>
+        <w:pStyle w:val="Listenabsatz"/>
+        <w:numPr>
+          <w:ilvl w:val="0"/>
+          <w:numId w:val="17"/>
+        </w:numPr>
+        <w:spacing w:after="120"/>
+        <w:ind w:left="426" w:hanging="426"/>
+        <w:contextualSpacing w:val="0"/>
+        <w:rPr>
+          <w:szCs w:val="24"/>
+        </w:rPr>
+      </w:pPr>
+      <w:r>
+        <w:rPr>
+          <w:szCs w:val="24"/>
+        </w:rPr>
+        <w:t>D</w:t>
+      </w:r>
+      <w:r>
+        <w:rPr>
+          <w:szCs w:val="24"/>
+        </w:rPr>
+        <w:t>ie Anforderungsprofile für folgende Gremien werden gutgeheissen:</w:t>
+      </w:r>
+    </w:p>
+    <w:p>
+      <w:pPr>
+        <w:pStyle w:val="Listenabsatz"/>
+        <w:ind w:left="426" w:hanging="426"/>
+        <w:rPr>
+          <w:szCs w:val="24"/>
+        </w:rPr>
+      </w:pPr>
+    </w:p>
+    <w:p>
+      <w:pPr>
+        <w:pStyle w:val="Listenabsatz"/>
+        <w:numPr>
+          <w:ilvl w:val="0"/>
+          <w:numId w:val="17"/>
+        </w:numPr>
+        <w:spacing w:after="120"/>
+        <w:ind w:left="426" w:hanging="426"/>
+        <w:contextualSpacing w:val="0"/>
+        <w:rPr>
+          <w:szCs w:val="24"/>
+        </w:rPr>
+      </w:pPr>
+      <w:r>
+        <w:rPr>
+          <w:szCs w:val="24"/>
+        </w:rPr>
+        <w:t>Folgende Gremien werden nicht oder zu einem späteren Zeitpunkt bestellt:</w:t>
+      </w:r>
+    </w:p>
+    <w:p>
+      <w:pPr>
+        <w:pStyle w:val="Listenabsatz"/>
+        <w:ind w:left="567"/>
+        <w:rPr>
+          <w:szCs w:val="24"/>
+          <w:lang w:val="en-US"/>
+        </w:rPr>
+      </w:pPr>
+      <w:r>
+        <w:rPr>
+          <w:szCs w:val="24"/>
+          <w:lang w:val="en-US"/>
+        </w:rPr>
+        <w:t>&lt;&lt;foreach [committee in decisionFederalCouncil.</w:t>
+      </w:r>
+      <w:r>
+        <w:rPr>
+          <w:szCs w:val="24"/>
+          <w:lang w:val="en-US"/>
+        </w:rPr>
+        <w:t>nonReleasedCommissions</w:t>
+      </w:r>
+      <w:r>
+        <w:rPr>
+          <w:szCs w:val="24"/>
+          <w:lang w:val="en-US"/>
+        </w:rPr>
+        <w:t>]&gt;&gt;</w:t>
+      </w:r>
+    </w:p>
+    <w:p>
+      <w:pPr>
+        <w:pStyle w:val="Listenabsatz"/>
+        <w:ind w:left="567"/>
+        <w:rPr>
+          <w:szCs w:val="24"/>
+          <w:lang w:val="en-US"/>
+        </w:rPr>
+      </w:pPr>
+      <w:r>
+        <w:rPr>
+          <w:b/>
+          <w:bCs/>
+          <w:szCs w:val="24"/>
+          <w:lang w:val="en-US"/>
+        </w:rPr>
+        <w:t>&lt;&lt;[committee.name]&gt;&gt;</w:t>
+      </w:r>
+    </w:p>
+    <w:p>
+      <w:pPr>
+        <w:pStyle w:val="Listenabsatz"/>
+        <w:ind w:left="567"/>
+        <w:rPr>
+          <w:szCs w:val="24"/>
+          <w:lang w:val="en-US"/>
+        </w:rPr>
+      </w:pPr>
+      <w:r>
+        <w:rPr>
+          <w:szCs w:val="24"/>
+          <w:lang w:val="en-US"/>
+        </w:rPr>
+        <w:t>&lt;&lt;/foreach&gt;&gt;</w:t>
+      </w:r>
+    </w:p>
+    <w:p>
+      <w:pPr>
+        <w:pStyle w:val="Listenabsatz"/>
+        <w:ind w:left="426" w:hanging="426"/>
+        <w:rPr>
+          <w:szCs w:val="24"/>
+        </w:rPr>
+      </w:pPr>
+    </w:p>
+    <w:p>
+      <w:pPr>
+        <w:pStyle w:val="Listenabsatz"/>
+        <w:numPr>
+          <w:ilvl w:val="0"/>
+          <w:numId w:val="17"/>
+        </w:numPr>
+        <w:spacing w:after="120"/>
+        <w:ind w:left="426" w:hanging="426"/>
+        <w:contextualSpacing w:val="0"/>
+        <w:rPr>
+          <w:szCs w:val="24"/>
+        </w:rPr>
+      </w:pPr>
+      <w:r>
+        <w:rPr>
+          <w:szCs w:val="24"/>
+        </w:rPr>
+        <w:t>Der Beschäftigungsgrad der Mitglieder marktorientierter Kommissionen wird wie folgt festgelegt:</w:t>
+      </w:r>
+    </w:p>
+    <w:p>
+      <w:pPr>
+        <w:ind w:left="426"/>
+        <w:rPr>
+          <w:szCs w:val="24"/>
+          <w:lang w:val="en-US"/>
+        </w:rPr>
+      </w:pPr>
+      <w:r>
+        <w:rPr>
+          <w:szCs w:val="24"/>
+          <w:lang w:val="en-US"/>
+        </w:rPr>
+        <w:t>&lt;&lt;foreach [</w:t>
+      </w:r>
+      <w:r>
+        <w:rPr>
+          <w:szCs w:val="24"/>
+          <w:lang w:val="en-US"/>
+        </w:rPr>
+        <w:t>committee</w:t>
+      </w:r>
+      <w:r>
+        <w:rPr>
+          <w:szCs w:val="24"/>
+          <w:lang w:val="en-US"/>
+        </w:rPr>
+        <w:t xml:space="preserve"> in decisionFederalCouncil.marketOrientatedCommissions]&gt;&gt;</w:t>
+      </w:r>
+    </w:p>
+    <w:p>
+      <w:pPr>
+        <w:spacing w:before="120" w:after="60"/>
+        <w:ind w:left="426"/>
+        <w:rPr>
+          <w:b/>
+          <w:bCs/>
+          <w:szCs w:val="24"/>
+          <w:lang w:val="en-US"/>
+        </w:rPr>
+      </w:pPr>
+      <w:r>
+        <w:rPr>
+          <w:b/>
+          <w:bCs/>
+          <w:szCs w:val="24"/>
+          <w:lang w:val="en-US"/>
+        </w:rPr>
+        <w:t>&lt;&lt;[committee.</w:t>
+      </w:r>
+      <w:r>
+        <w:rPr>
+          <w:b/>
+          <w:bCs/>
+          <w:szCs w:val="24"/>
+          <w:lang w:val="en-US"/>
+        </w:rPr>
+        <w:t>n</w:t>
+      </w:r>
+      <w:r>
+        <w:rPr>
+          <w:b/>
+          <w:bCs/>
+          <w:szCs w:val="24"/>
+          <w:lang w:val="en-US"/>
+        </w:rPr>
+        <w:t>ame]&gt;&gt;</w:t>
+      </w:r>
+    </w:p>
+    <w:p>
+      <w:pPr>
+        <w:pStyle w:val="Listenabsatz"/>
+        <w:spacing w:before="60" w:after="40"/>
+        <w:ind w:left="426"/>
+        <w:contextualSpacing w:val="0"/>
+        <w:rPr>
+          <w:szCs w:val="24"/>
+          <w:lang w:val="en-US"/>
+        </w:rPr>
+      </w:pPr>
+      <w:r>
+        <w:rPr>
+          <w:szCs w:val="24"/>
+          <w:lang w:val="en-US"/>
+        </w:rPr>
+        <w:t>&lt;&lt;[committee.</w:t>
+      </w:r>
+      <w:r>
+        <w:rPr>
+          <w:szCs w:val="24"/>
+          <w:lang w:val="en-US"/>
+        </w:rPr>
+        <w:t>freeText</w:t>
+      </w:r>
+      <w:r>
+        <w:rPr>
+          <w:szCs w:val="24"/>
+          <w:lang w:val="en-US"/>
+        </w:rPr>
+        <w:t>]&gt;&gt;</w:t>
+      </w:r>
+    </w:p>
+    <w:p>
+      <w:pPr>
+        <w:pStyle w:val="Listenabsatz"/>
+        <w:ind w:left="426"/>
+        <w:rPr>
+          <w:sz w:val="12"/>
+          <w:szCs w:val="12"/>
+          <w:lang w:val="en-US"/>
+        </w:rPr>
+      </w:pPr>
+    </w:p>
+    <w:p>
+      <w:pPr>
+        <w:pStyle w:val="Listenabsatz"/>
+        <w:ind w:left="426"/>
+        <w:rPr>
+          <w:szCs w:val="24"/>
+          <w:lang w:val="en-US"/>
+        </w:rPr>
+      </w:pPr>
+      <w:r>
+        <w:rPr>
+          <w:szCs w:val="24"/>
+          <w:lang w:val="en-US"/>
+        </w:rPr>
+        <w:t>&lt;&lt;/foreach&gt;&gt;</w:t>
+      </w:r>
+    </w:p>
+    <w:p>
+      <w:pPr>
+        <w:pStyle w:val="Listenabsatz"/>
+        <w:ind w:left="426" w:hanging="426"/>
+        <w:rPr>
+          <w:szCs w:val="24"/>
+          <w:lang w:val="en-US"/>
+        </w:rPr>
+      </w:pPr>
+    </w:p>
+    <w:p>
+      <w:pPr>
+        <w:pStyle w:val="Listenabsatz"/>
+        <w:numPr>
+          <w:ilvl w:val="0"/>
+          <w:numId w:val="17"/>
+        </w:numPr>
+        <w:spacing w:after="120"/>
+        <w:ind w:left="426" w:hanging="426"/>
+        <w:contextualSpacing w:val="0"/>
+        <w:rPr>
+          <w:szCs w:val="24"/>
+        </w:rPr>
+      </w:pPr>
+      <w:r>
+        <w:rPr>
+          <w:szCs w:val="24"/>
+        </w:rPr>
+        <w:t>Die Ausnahmen hinsichtlich der Anforderungen an die Zusammensetzung ausserparlamentarischer Kommissionen oder an deren Mitglieder werden wie folgt genehmigt:</w:t>
       </w:r>
     </w:p>
     <w:p>
@@ -1499,26 +659,807 @@
           <w:ilvl w:val="1"/>
           <w:numId w:val="17"/>
         </w:numPr>
-        <w:rPr>
-          <w:szCs w:val="24"/>
-        </w:rPr>
-      </w:pPr>
-      <w:r>
-        <w:rPr>
-          <w:szCs w:val="24"/>
-        </w:rPr>
-        <w:t>D</w:t>
-      </w:r>
-      <w:r>
-        <w:rPr>
-          <w:szCs w:val="24"/>
-        </w:rPr>
-        <w:t>ie BK wird ermächtigt, die publizierte Mitgliederliste im Einvernehmen mit dem zuständigen Departement anzupassen, falls sich Änderungen betreffend die Angaben zu den gewählten Personen ergeben.</w:t>
+        <w:spacing w:after="120"/>
+        <w:ind w:left="426" w:hanging="426"/>
+        <w:contextualSpacing w:val="0"/>
+        <w:rPr>
+          <w:szCs w:val="24"/>
+        </w:rPr>
+      </w:pPr>
+      <w:r>
+        <w:rPr>
+          <w:szCs w:val="24"/>
+        </w:rPr>
+        <w:t>Die Überschreitung der höchstzulässigen Anzahl Mitglieder (Art. 57</w:t>
+      </w:r>
+      <w:r>
+        <w:rPr>
+          <w:i/>
+          <w:szCs w:val="24"/>
+        </w:rPr>
+        <w:t>e</w:t>
+      </w:r>
+      <w:r>
+        <w:rPr>
+          <w:szCs w:val="24"/>
+        </w:rPr>
+        <w:t xml:space="preserve"> Abs. 1 RVOG) in den folgenden Gremien wird genehmigt:</w:t>
       </w:r>
     </w:p>
     <w:p>
       <w:pPr>
         <w:pStyle w:val="Listenabsatz"/>
+        <w:ind w:left="426"/>
+        <w:rPr>
+          <w:szCs w:val="24"/>
+          <w:lang w:val="en-US"/>
+        </w:rPr>
+      </w:pPr>
+      <w:r>
+        <w:rPr>
+          <w:szCs w:val="24"/>
+          <w:lang w:val="en-US"/>
+        </w:rPr>
+        <w:t>&lt;&lt;foreach [committee in decisionFederalCouncil.</w:t>
+      </w:r>
+      <w:r>
+        <w:rPr>
+          <w:szCs w:val="24"/>
+          <w:lang w:val="en-US"/>
+        </w:rPr>
+        <w:t>m</w:t>
+      </w:r>
+      <w:r>
+        <w:rPr>
+          <w:szCs w:val="24"/>
+          <w:lang w:val="en-US"/>
+        </w:rPr>
+        <w:t>oreThan15MembersCommittees]&gt;&gt;</w:t>
+      </w:r>
+    </w:p>
+    <w:p>
+      <w:pPr>
+        <w:pStyle w:val="Listenabsatz"/>
+        <w:numPr>
+          <w:ilvl w:val="0"/>
+          <w:numId w:val="39"/>
+        </w:numPr>
+        <w:spacing w:before="120" w:after="60"/>
+        <w:ind w:left="709" w:hanging="283"/>
+        <w:rPr>
+          <w:szCs w:val="24"/>
+          <w:lang w:val="en-US"/>
+        </w:rPr>
+      </w:pPr>
+      <w:r>
+        <w:rPr>
+          <w:b/>
+          <w:bCs/>
+          <w:szCs w:val="24"/>
+          <w:lang w:val="en-US"/>
+        </w:rPr>
+        <w:lastRenderedPageBreak/>
+        <w:t>&lt;&lt;[committee.</w:t>
+      </w:r>
+      <w:r>
+        <w:rPr>
+          <w:b/>
+          <w:bCs/>
+          <w:szCs w:val="24"/>
+          <w:lang w:val="en-US"/>
+        </w:rPr>
+        <w:t>n</w:t>
+      </w:r>
+      <w:r>
+        <w:rPr>
+          <w:b/>
+          <w:bCs/>
+          <w:szCs w:val="24"/>
+          <w:lang w:val="en-US"/>
+        </w:rPr>
+        <w:t>ame]&gt;&gt;</w:t>
+      </w:r>
+      <w:r>
+        <w:rPr>
+          <w:b/>
+          <w:bCs/>
+          <w:szCs w:val="24"/>
+          <w:lang w:val="en-US"/>
+        </w:rPr>
+        <w:t xml:space="preserve">: </w:t>
+      </w:r>
+      <w:r>
+        <w:rPr>
+          <w:szCs w:val="24"/>
+          <w:lang w:val="en-US"/>
+        </w:rPr>
+        <w:t>&lt;&lt;[committee.</w:t>
+      </w:r>
+      <w:r>
+        <w:rPr>
+          <w:szCs w:val="24"/>
+          <w:lang w:val="en-US"/>
+        </w:rPr>
+        <w:t>memberCount</w:t>
+      </w:r>
+      <w:r>
+        <w:rPr>
+          <w:szCs w:val="24"/>
+          <w:lang w:val="en-US"/>
+        </w:rPr>
+        <w:t>]&gt;&gt;</w:t>
+      </w:r>
+      <w:r>
+        <w:rPr>
+          <w:szCs w:val="24"/>
+          <w:lang w:val="en-US"/>
+        </w:rPr>
+        <w:t xml:space="preserve"> Mitglieder</w:t>
+      </w:r>
+    </w:p>
+    <w:p>
+      <w:pPr>
+        <w:pStyle w:val="Listenabsatz"/>
+        <w:ind w:left="851" w:hanging="425"/>
+        <w:rPr>
+          <w:szCs w:val="24"/>
+          <w:lang w:val="en-US"/>
+        </w:rPr>
+      </w:pPr>
+      <w:r>
+        <w:rPr>
+          <w:szCs w:val="24"/>
+          <w:lang w:val="en-US"/>
+        </w:rPr>
+        <w:t>&lt;&lt;/foreach&gt;&gt;</w:t>
+      </w:r>
+    </w:p>
+    <w:p>
+      <w:pPr>
+        <w:ind w:left="426" w:hanging="426"/>
+        <w:rPr>
+          <w:szCs w:val="24"/>
+          <w:lang w:val="en-US"/>
+        </w:rPr>
+      </w:pPr>
+    </w:p>
+    <w:p>
+      <w:pPr>
+        <w:pStyle w:val="Listenabsatz"/>
+        <w:numPr>
+          <w:ilvl w:val="1"/>
+          <w:numId w:val="17"/>
+        </w:numPr>
+        <w:spacing w:after="120"/>
+        <w:ind w:left="426" w:hanging="426"/>
+        <w:contextualSpacing w:val="0"/>
+        <w:rPr>
+          <w:szCs w:val="24"/>
+        </w:rPr>
+      </w:pPr>
+      <w:r>
+        <w:rPr>
+          <w:szCs w:val="24"/>
+        </w:rPr>
+        <w:t>Die Unterschreitung des Mindestanteils weiblicher oder männlicher Mitglieder (Art. 8</w:t>
+      </w:r>
+      <w:r>
+        <w:rPr>
+          <w:i/>
+          <w:szCs w:val="24"/>
+        </w:rPr>
+        <w:t>c</w:t>
+      </w:r>
+      <w:r>
+        <w:rPr>
+          <w:szCs w:val="24"/>
+        </w:rPr>
+        <w:t xml:space="preserve"> Abs. 1 RVOV) in den folgenden Gremien wird genehmigt:</w:t>
+      </w:r>
+    </w:p>
+    <w:p>
+      <w:pPr>
+        <w:pStyle w:val="Listenabsatz"/>
+        <w:ind w:left="426"/>
+        <w:rPr>
+          <w:szCs w:val="24"/>
+          <w:lang w:val="en-US"/>
+        </w:rPr>
+      </w:pPr>
+      <w:r>
+        <w:rPr>
+          <w:szCs w:val="24"/>
+          <w:lang w:val="en-US"/>
+        </w:rPr>
+        <w:t>&lt;&lt;foreach [committee in decisionFederalCouncil.</w:t>
+      </w:r>
+      <w:r>
+        <w:rPr>
+          <w:szCs w:val="24"/>
+          <w:lang w:val="en-US"/>
+        </w:rPr>
+        <w:t>m</w:t>
+      </w:r>
+      <w:r>
+        <w:rPr>
+          <w:szCs w:val="24"/>
+          <w:lang w:val="en-US"/>
+        </w:rPr>
+        <w:t>issingGenderMembersCommittees]&gt;&gt;</w:t>
+      </w:r>
+    </w:p>
+    <w:p>
+      <w:pPr>
+        <w:pStyle w:val="Listenabsatz"/>
+        <w:numPr>
+          <w:ilvl w:val="0"/>
+          <w:numId w:val="39"/>
+        </w:numPr>
+        <w:spacing w:before="120" w:after="60"/>
+        <w:ind w:left="709" w:hanging="283"/>
+        <w:rPr>
+          <w:szCs w:val="24"/>
+          <w:lang w:val="en-US"/>
+        </w:rPr>
+      </w:pPr>
+      <w:r>
+        <w:rPr>
+          <w:b/>
+          <w:bCs/>
+          <w:szCs w:val="24"/>
+          <w:lang w:val="en-US"/>
+        </w:rPr>
+        <w:t>&lt;&lt;[committee.</w:t>
+      </w:r>
+      <w:r>
+        <w:rPr>
+          <w:b/>
+          <w:bCs/>
+          <w:szCs w:val="24"/>
+          <w:lang w:val="en-US"/>
+        </w:rPr>
+        <w:t>n</w:t>
+      </w:r>
+      <w:r>
+        <w:rPr>
+          <w:b/>
+          <w:bCs/>
+          <w:szCs w:val="24"/>
+          <w:lang w:val="en-US"/>
+        </w:rPr>
+        <w:t>ame]&gt;&gt;</w:t>
+      </w:r>
+      <w:r>
+        <w:rPr>
+          <w:b/>
+          <w:bCs/>
+          <w:szCs w:val="24"/>
+          <w:lang w:val="en-US"/>
+        </w:rPr>
+        <w:t xml:space="preserve">: </w:t>
+      </w:r>
+      <w:r>
+        <w:rPr>
+          <w:szCs w:val="24"/>
+          <w:lang w:val="en-US"/>
+        </w:rPr>
+        <w:t>&lt;&lt;if [committee.femaleMissingPercentage &lt; 40]&gt;&gt;&lt;&lt;[committee.femaleMissingPercentage]&gt;&gt;% Frauen&lt;&lt;/if&gt;&gt;&lt;&lt;if [committee. maleMissingPercentage &lt; 40]&gt;&gt;&lt;&lt;[committee.maleMissingPercentage]&gt;&gt;% Männer&lt;&lt;/if&gt;&gt;</w:t>
+      </w:r>
+    </w:p>
+    <w:p>
+      <w:pPr>
+        <w:pStyle w:val="Listenabsatz"/>
+        <w:ind w:left="426"/>
+        <w:rPr>
+          <w:szCs w:val="24"/>
+          <w:lang w:val="en-US"/>
+        </w:rPr>
+      </w:pPr>
+      <w:r>
+        <w:rPr>
+          <w:szCs w:val="24"/>
+          <w:lang w:val="en-US"/>
+        </w:rPr>
+        <w:t>&lt;&lt;/foreach&gt;&gt;</w:t>
+      </w:r>
+    </w:p>
+    <w:p>
+      <w:pPr>
+        <w:pStyle w:val="Listenabsatz"/>
+        <w:spacing w:after="120"/>
+        <w:ind w:left="426" w:hanging="426"/>
+        <w:contextualSpacing w:val="0"/>
+        <w:rPr>
+          <w:szCs w:val="24"/>
+        </w:rPr>
+      </w:pPr>
+    </w:p>
+    <w:p>
+      <w:pPr>
+        <w:pStyle w:val="Listenabsatz"/>
+        <w:numPr>
+          <w:ilvl w:val="1"/>
+          <w:numId w:val="17"/>
+        </w:numPr>
+        <w:spacing w:after="120"/>
+        <w:ind w:left="426" w:hanging="426"/>
+        <w:contextualSpacing w:val="0"/>
+        <w:rPr>
+          <w:szCs w:val="24"/>
+        </w:rPr>
+      </w:pPr>
+      <w:r>
+        <w:rPr>
+          <w:szCs w:val="24"/>
+        </w:rPr>
+        <w:t>Die Unterschreitung des Mindestanteils deutsch-, französisch- und italienischsprachiger Personen (Art. 8</w:t>
+      </w:r>
+      <w:r>
+        <w:rPr>
+          <w:i/>
+          <w:szCs w:val="24"/>
+        </w:rPr>
+        <w:t>c</w:t>
+      </w:r>
+      <w:r>
+        <w:rPr>
+          <w:szCs w:val="24"/>
+          <w:vertAlign w:val="superscript"/>
+        </w:rPr>
+        <w:t>bis</w:t>
+      </w:r>
+      <w:r>
+        <w:rPr>
+          <w:szCs w:val="24"/>
+        </w:rPr>
+        <w:t xml:space="preserve"> Abs. 1 RVOV) in den folgenden Gremien wird genehmigt:</w:t>
+      </w:r>
+    </w:p>
+    <w:p>
+      <w:pPr>
+        <w:pStyle w:val="Listenabsatz"/>
+        <w:ind w:left="426"/>
+        <w:rPr>
+          <w:szCs w:val="24"/>
+          <w:lang w:val="en-US"/>
+        </w:rPr>
+      </w:pPr>
+      <w:r>
+        <w:rPr>
+          <w:szCs w:val="24"/>
+          <w:lang w:val="en-US"/>
+        </w:rPr>
+        <w:t>&lt;&lt;foreach [committee in decisionFederalCouncil.</w:t>
+      </w:r>
+      <w:r>
+        <w:rPr>
+          <w:szCs w:val="24"/>
+          <w:lang w:val="en-US"/>
+        </w:rPr>
+        <w:t>m</w:t>
+      </w:r>
+      <w:r>
+        <w:rPr>
+          <w:szCs w:val="24"/>
+          <w:lang w:val="en-US"/>
+        </w:rPr>
+        <w:t>issingLanguageMembersCommittees</w:t>
+      </w:r>
+      <w:r>
+        <w:rPr>
+          <w:szCs w:val="24"/>
+          <w:lang w:val="en-US"/>
+        </w:rPr>
+        <w:t>]&gt;&gt;</w:t>
+      </w:r>
+    </w:p>
+    <w:p>
+      <w:pPr>
+        <w:pStyle w:val="Listenabsatz"/>
+        <w:numPr>
+          <w:ilvl w:val="0"/>
+          <w:numId w:val="39"/>
+        </w:numPr>
+        <w:spacing w:before="120" w:after="60"/>
+        <w:ind w:left="709" w:hanging="283"/>
+        <w:rPr>
+          <w:szCs w:val="24"/>
+          <w:lang w:val="en-US"/>
+        </w:rPr>
+      </w:pPr>
+      <w:r>
+        <w:rPr>
+          <w:b/>
+          <w:bCs/>
+          <w:szCs w:val="24"/>
+          <w:lang w:val="en-US"/>
+        </w:rPr>
+        <w:t>&lt;&lt;[committee.</w:t>
+      </w:r>
+      <w:r>
+        <w:rPr>
+          <w:b/>
+          <w:bCs/>
+          <w:szCs w:val="24"/>
+          <w:lang w:val="en-US"/>
+        </w:rPr>
+        <w:t>n</w:t>
+      </w:r>
+      <w:r>
+        <w:rPr>
+          <w:b/>
+          <w:bCs/>
+          <w:szCs w:val="24"/>
+          <w:lang w:val="en-US"/>
+        </w:rPr>
+        <w:t>ame]&gt;&gt;</w:t>
+      </w:r>
+      <w:r>
+        <w:rPr>
+          <w:b/>
+          <w:bCs/>
+          <w:szCs w:val="24"/>
+          <w:lang w:val="en-US"/>
+        </w:rPr>
+        <w:t>:</w:t>
+      </w:r>
+      <w:r>
+        <w:rPr>
+          <w:szCs w:val="24"/>
+          <w:lang w:val="en-US"/>
+        </w:rPr>
+        <w:t xml:space="preserve"> &lt;&lt;if [committee.frenchMissing == true &amp;&amp; committee.italianMissing == true]&gt;&gt;französische &amp; italienische Sprachgemeinschaft&lt;&lt;/if&gt;&gt;&lt;&lt;if [committee.frenchMissing == true &amp;&amp; committee.italianMissing == false]&gt;&gt;französische Sprachgemeinschaft&lt;&lt;/if&gt;&gt;&lt;&lt;if [committee.italianMissing == true &amp;&amp; committee.frenchMissing == false]&gt;&gt;italienische Sprachgemeinschaft&lt;&lt;/if&gt;&gt;</w:t>
+      </w:r>
+    </w:p>
+    <w:p>
+      <w:pPr>
+        <w:pStyle w:val="Listenabsatz"/>
+        <w:ind w:left="426"/>
+        <w:rPr>
+          <w:szCs w:val="24"/>
+          <w:lang w:val="en-US"/>
+        </w:rPr>
+      </w:pPr>
+      <w:r>
+        <w:rPr>
+          <w:szCs w:val="24"/>
+          <w:lang w:val="en-US"/>
+        </w:rPr>
+        <w:t>&lt;&lt;/foreach&gt;&gt;</w:t>
+      </w:r>
+    </w:p>
+    <w:p>
+      <w:pPr>
+        <w:ind w:left="426" w:hanging="426"/>
+        <w:rPr>
+          <w:szCs w:val="24"/>
+        </w:rPr>
+      </w:pPr>
+    </w:p>
+    <w:p>
+      <w:pPr>
+        <w:pStyle w:val="Listenabsatz"/>
+        <w:numPr>
+          <w:ilvl w:val="1"/>
+          <w:numId w:val="17"/>
+        </w:numPr>
+        <w:spacing w:after="120"/>
+        <w:ind w:left="426" w:hanging="426"/>
+        <w:contextualSpacing w:val="0"/>
+        <w:rPr>
+          <w:szCs w:val="24"/>
+        </w:rPr>
+      </w:pPr>
+      <w:r>
+        <w:rPr>
+          <w:szCs w:val="24"/>
+        </w:rPr>
+        <w:t>Die Ausnahmen von der Amtszeitbeschränkung (Art. 8</w:t>
+      </w:r>
+      <w:r>
+        <w:rPr>
+          <w:i/>
+          <w:szCs w:val="24"/>
+        </w:rPr>
+        <w:t xml:space="preserve">i </w:t>
+      </w:r>
+      <w:r>
+        <w:rPr>
+          <w:szCs w:val="24"/>
+        </w:rPr>
+        <w:t xml:space="preserve">Abs. 2 RVOV) in den folgenden Gremien werden genehmigt: </w:t>
+      </w:r>
+    </w:p>
+    <w:p>
+      <w:pPr>
+        <w:ind w:left="426"/>
+        <w:rPr>
+          <w:szCs w:val="24"/>
+          <w:lang w:val="en-US"/>
+        </w:rPr>
+      </w:pPr>
+      <w:r>
+        <w:rPr>
+          <w:szCs w:val="24"/>
+          <w:lang w:val="en-US"/>
+        </w:rPr>
+        <w:t>&lt;&lt;foreach [committee in decisionFederalCouncil.</w:t>
+      </w:r>
+      <w:r>
+        <w:rPr>
+          <w:szCs w:val="24"/>
+          <w:lang w:val="en-US"/>
+        </w:rPr>
+        <w:t>longerDutyMembersCommittees</w:t>
+      </w:r>
+      <w:r>
+        <w:rPr>
+          <w:szCs w:val="24"/>
+          <w:lang w:val="en-US"/>
+        </w:rPr>
+        <w:t>]&gt;&gt;</w:t>
+      </w:r>
+    </w:p>
+    <w:p>
+      <w:pPr>
+        <w:pStyle w:val="Listenabsatz"/>
+        <w:numPr>
+          <w:ilvl w:val="0"/>
+          <w:numId w:val="39"/>
+        </w:numPr>
+        <w:spacing w:before="120" w:after="60"/>
+        <w:ind w:left="709" w:hanging="283"/>
+        <w:rPr>
+          <w:szCs w:val="24"/>
+          <w:lang w:val="en-US"/>
+        </w:rPr>
+      </w:pPr>
+      <w:r>
+        <w:rPr>
+          <w:b/>
+          <w:bCs/>
+          <w:szCs w:val="24"/>
+          <w:lang w:val="en-US"/>
+        </w:rPr>
+        <w:t>&lt;&lt;[committee.</w:t>
+      </w:r>
+      <w:r>
+        <w:rPr>
+          <w:b/>
+          <w:bCs/>
+          <w:szCs w:val="24"/>
+          <w:lang w:val="en-US"/>
+        </w:rPr>
+        <w:t>n</w:t>
+      </w:r>
+      <w:r>
+        <w:rPr>
+          <w:b/>
+          <w:bCs/>
+          <w:szCs w:val="24"/>
+          <w:lang w:val="en-US"/>
+        </w:rPr>
+        <w:t>ame]&gt;&gt;</w:t>
+      </w:r>
+      <w:r>
+        <w:rPr>
+          <w:b/>
+          <w:bCs/>
+          <w:szCs w:val="24"/>
+          <w:lang w:val="en-US"/>
+        </w:rPr>
+        <w:t xml:space="preserve">: </w:t>
+      </w:r>
+      <w:r>
+        <w:rPr>
+          <w:szCs w:val="24"/>
+          <w:lang w:val="en-US"/>
+        </w:rPr>
+        <w:t>&lt;&lt;[committee.</w:t>
+      </w:r>
+      <w:r>
+        <w:rPr>
+          <w:szCs w:val="24"/>
+          <w:lang w:val="en-US"/>
+        </w:rPr>
+        <w:t>freeText</w:t>
+      </w:r>
+      <w:r>
+        <w:rPr>
+          <w:szCs w:val="24"/>
+          <w:lang w:val="en-US"/>
+        </w:rPr>
+        <w:t>]&gt;&gt;</w:t>
+      </w:r>
+    </w:p>
+    <w:p>
+      <w:pPr>
+        <w:ind w:left="426"/>
+        <w:rPr>
+          <w:szCs w:val="24"/>
+          <w:lang w:val="en-US"/>
+        </w:rPr>
+      </w:pPr>
+      <w:r>
+        <w:rPr>
+          <w:szCs w:val="24"/>
+          <w:lang w:val="en-US"/>
+        </w:rPr>
+        <w:t>&lt;&lt;/foreach&gt;&gt;</w:t>
+      </w:r>
+    </w:p>
+    <w:p>
+      <w:pPr>
+        <w:ind w:left="426" w:hanging="426"/>
+        <w:rPr>
+          <w:rFonts w:cs="Arial"/>
+          <w:iCs/>
+          <w:szCs w:val="24"/>
+        </w:rPr>
+      </w:pPr>
+    </w:p>
+    <w:p>
+      <w:pPr>
+        <w:pStyle w:val="Listenabsatz"/>
+        <w:numPr>
+          <w:ilvl w:val="1"/>
+          <w:numId w:val="17"/>
+        </w:numPr>
+        <w:spacing w:after="120"/>
+        <w:ind w:left="426" w:hanging="426"/>
+        <w:contextualSpacing w:val="0"/>
+        <w:rPr>
+          <w:szCs w:val="24"/>
+        </w:rPr>
+      </w:pPr>
+      <w:r>
+        <w:rPr>
+          <w:szCs w:val="24"/>
+        </w:rPr>
+        <w:t>Die Wahl von Angehörigen der Bundesverwaltung als Mitglieder (Art. 57</w:t>
+      </w:r>
+      <w:r>
+        <w:rPr>
+          <w:i/>
+          <w:szCs w:val="24"/>
+        </w:rPr>
+        <w:t>e</w:t>
+      </w:r>
+      <w:r>
+        <w:rPr>
+          <w:szCs w:val="24"/>
+        </w:rPr>
+        <w:t xml:space="preserve"> Abs. 3 RVOG) in den folgenden Gremien wird genehmigt:</w:t>
+      </w:r>
+    </w:p>
+    <w:p>
+      <w:pPr>
+        <w:ind w:left="426"/>
+        <w:rPr>
+          <w:szCs w:val="24"/>
+          <w:lang w:val="en-US"/>
+        </w:rPr>
+      </w:pPr>
+      <w:r>
+        <w:rPr>
+          <w:szCs w:val="24"/>
+          <w:lang w:val="en-US"/>
+        </w:rPr>
+        <w:t>&lt;&lt;foreach [committee in decisionFederalCouncil.</w:t>
+      </w:r>
+      <w:r>
+        <w:rPr>
+          <w:szCs w:val="24"/>
+          <w:lang w:val="en-US"/>
+        </w:rPr>
+        <w:t>f</w:t>
+      </w:r>
+      <w:r>
+        <w:rPr>
+          <w:szCs w:val="24"/>
+          <w:lang w:val="en-US"/>
+        </w:rPr>
+        <w:t>ederalAssemblyMembersCommittees</w:t>
+      </w:r>
+      <w:r>
+        <w:rPr>
+          <w:szCs w:val="24"/>
+          <w:lang w:val="en-US"/>
+        </w:rPr>
+        <w:t>]&gt;&gt;</w:t>
+      </w:r>
+    </w:p>
+    <w:p>
+      <w:pPr>
+        <w:pStyle w:val="Listenabsatz"/>
+        <w:numPr>
+          <w:ilvl w:val="0"/>
+          <w:numId w:val="39"/>
+        </w:numPr>
+        <w:spacing w:before="120" w:after="60"/>
+        <w:ind w:left="709" w:hanging="283"/>
+        <w:rPr>
+          <w:szCs w:val="24"/>
+          <w:lang w:val="en-US"/>
+        </w:rPr>
+      </w:pPr>
+      <w:r>
+        <w:rPr>
+          <w:b/>
+          <w:bCs/>
+          <w:szCs w:val="24"/>
+          <w:lang w:val="en-US"/>
+        </w:rPr>
+        <w:t>&lt;&lt;[committee.</w:t>
+      </w:r>
+      <w:r>
+        <w:rPr>
+          <w:b/>
+          <w:bCs/>
+          <w:szCs w:val="24"/>
+          <w:lang w:val="en-US"/>
+        </w:rPr>
+        <w:t>n</w:t>
+      </w:r>
+      <w:r>
+        <w:rPr>
+          <w:b/>
+          <w:bCs/>
+          <w:szCs w:val="24"/>
+          <w:lang w:val="en-US"/>
+        </w:rPr>
+        <w:t>ame]&gt;&gt;</w:t>
+      </w:r>
+      <w:r>
+        <w:rPr>
+          <w:b/>
+          <w:bCs/>
+          <w:szCs w:val="24"/>
+          <w:lang w:val="en-US"/>
+        </w:rPr>
+        <w:t xml:space="preserve">: </w:t>
+      </w:r>
+      <w:r>
+        <w:rPr>
+          <w:szCs w:val="24"/>
+          <w:lang w:val="en-US"/>
+        </w:rPr>
+        <w:t>&lt;&lt;[committee.</w:t>
+      </w:r>
+      <w:r>
+        <w:rPr>
+          <w:szCs w:val="24"/>
+          <w:lang w:val="en-US"/>
+        </w:rPr>
+        <w:t>freeText</w:t>
+      </w:r>
+      <w:r>
+        <w:rPr>
+          <w:szCs w:val="24"/>
+          <w:lang w:val="en-US"/>
+        </w:rPr>
+        <w:t>]&gt;&gt;</w:t>
+      </w:r>
+    </w:p>
+    <w:p>
+      <w:pPr>
+        <w:ind w:left="426"/>
+        <w:rPr>
+          <w:szCs w:val="24"/>
+          <w:lang w:val="en-US"/>
+        </w:rPr>
+      </w:pPr>
+      <w:r>
+        <w:rPr>
+          <w:szCs w:val="24"/>
+          <w:lang w:val="en-US"/>
+        </w:rPr>
+        <w:t>&lt;&lt;/foreach&gt;&gt;</w:t>
+      </w:r>
+    </w:p>
+    <w:p>
+      <w:pPr>
+        <w:ind w:left="426" w:hanging="426"/>
         <w:rPr>
           <w:szCs w:val="24"/>
         </w:rPr>
@@ -1531,20 +1472,22 @@
           <w:ilvl w:val="0"/>
           <w:numId w:val="17"/>
         </w:numPr>
-        <w:rPr>
-          <w:szCs w:val="24"/>
-        </w:rPr>
-      </w:pPr>
-      <w:r>
-        <w:rPr>
-          <w:szCs w:val="24"/>
-        </w:rPr>
-        <w:t>Die BK wird ermächtigt, die publizierte Mitgliederliste im Einvernehmen mit dem zuständigen Departement anzupassen, falls sich Änderungen betreffend die Angaben zu den gewählten Personen ergeben.</w:t>
+        <w:ind w:left="426" w:hanging="426"/>
+        <w:rPr>
+          <w:szCs w:val="24"/>
+        </w:rPr>
+      </w:pPr>
+      <w:r>
+        <w:rPr>
+          <w:szCs w:val="24"/>
+        </w:rPr>
+        <w:lastRenderedPageBreak/>
+        <w:t>Die Departemente sorgen dafür, dass bei Ergänzungswahlen während der Amtsperiode die rechtlichen Anforderungen an die Zusammensetzung von ausserparlamentarischen Kommissionen (insbesondere die angemessene Vertretung der Geschlechter und der Sprachgemeinschaften) erfüllt werden.</w:t>
       </w:r>
     </w:p>
     <w:p>
       <w:pPr>
-        <w:pStyle w:val="Listenabsatz"/>
+        <w:ind w:left="426" w:hanging="426"/>
         <w:rPr>
           <w:szCs w:val="24"/>
         </w:rPr>
@@ -1557,15 +1500,43 @@
           <w:ilvl w:val="0"/>
           <w:numId w:val="17"/>
         </w:numPr>
-        <w:rPr>
-          <w:szCs w:val="24"/>
-        </w:rPr>
-      </w:pPr>
-      <w:r>
-        <w:rPr>
-          <w:szCs w:val="24"/>
-        </w:rPr>
-        <w:t xml:space="preserve">Die BK wird beauftragt, dem Bundesrat zuhanden der eidgenössischen Räte bis zum </w:t>
+        <w:ind w:left="426" w:hanging="426"/>
+        <w:rPr>
+          <w:szCs w:val="24"/>
+        </w:rPr>
+      </w:pPr>
+      <w:r>
+        <w:rPr>
+          <w:szCs w:val="24"/>
+        </w:rPr>
+        <w:t>Die auf den Beginn der neuen Amtsperiode ausscheidenden Mitglieder werden unter Verdankung der geleisteten Dienste entlassen.</w:t>
+      </w:r>
+    </w:p>
+    <w:p>
+      <w:pPr>
+        <w:ind w:left="426" w:hanging="426"/>
+        <w:rPr>
+          <w:szCs w:val="24"/>
+        </w:rPr>
+      </w:pPr>
+    </w:p>
+    <w:p>
+      <w:pPr>
+        <w:pStyle w:val="Listenabsatz"/>
+        <w:numPr>
+          <w:ilvl w:val="0"/>
+          <w:numId w:val="17"/>
+        </w:numPr>
+        <w:ind w:left="426" w:hanging="426"/>
+        <w:rPr>
+          <w:szCs w:val="24"/>
+        </w:rPr>
+      </w:pPr>
+      <w:r>
+        <w:rPr>
+          <w:szCs w:val="24"/>
+        </w:rPr>
+        <w:t xml:space="preserve">Die Departemente (GS) werden beauftragt, die ausscheidenden und die neu gewählten Mitglieder und Präsidien (alle Funktionen) bis zum </w:t>
       </w:r>
       <w:r>
         <w:rPr>
@@ -1616,32 +1587,13 @@
         <w:rPr>
           <w:szCs w:val="24"/>
         </w:rPr>
-        <w:t xml:space="preserve"> </w:t>
-      </w:r>
-      <w:r>
-        <w:rPr>
-          <w:szCs w:val="24"/>
-        </w:rPr>
-        <w:t xml:space="preserve">einen Bericht über die Zusammensetzung der ständigen ausserparlamentarischen Gremien für die Amtsperiode </w:t>
-      </w:r>
-      <w:r>
-        <w:t>&lt;&lt;[</w:t>
-      </w:r>
-      <w:r>
-        <w:t>decisionFederalCouncil</w:t>
-      </w:r>
-      <w:r>
-        <w:t>.termOfOfficeDateRange]&gt;&gt;</w:t>
-      </w:r>
-      <w:r>
-        <w:rPr>
-          <w:szCs w:val="24"/>
-        </w:rPr>
-        <w:t xml:space="preserve"> vorzulegen.</w:t>
+        <w:t xml:space="preserve"> zu orientieren. Ab diesem Zeitpunkt publiziert die BK die Mitgliederlisten im Internet und die Departemente können individuelle Medienmitteilungen veröffentlichen.</w:t>
       </w:r>
     </w:p>
     <w:p>
       <w:pPr>
+        <w:pStyle w:val="Listenabsatz"/>
+        <w:ind w:left="426" w:hanging="426"/>
         <w:rPr>
           <w:szCs w:val="24"/>
         </w:rPr>
@@ -1649,13 +1601,33 @@
     </w:p>
     <w:p>
       <w:pPr>
-        <w:rPr>
-          <w:szCs w:val="24"/>
-        </w:rPr>
-      </w:pPr>
+        <w:pStyle w:val="Listenabsatz"/>
+        <w:numPr>
+          <w:ilvl w:val="1"/>
+          <w:numId w:val="17"/>
+        </w:numPr>
+        <w:ind w:left="851" w:hanging="425"/>
+        <w:rPr>
+          <w:szCs w:val="24"/>
+        </w:rPr>
+      </w:pPr>
+      <w:r>
+        <w:rPr>
+          <w:szCs w:val="24"/>
+        </w:rPr>
+        <w:t>D</w:t>
+      </w:r>
+      <w:r>
+        <w:rPr>
+          <w:szCs w:val="24"/>
+        </w:rPr>
+        <w:t>ie BK wird ermächtigt, die publizierte Mitgliederliste im Einvernehmen mit dem zuständigen Departement anzupassen, falls sich Änderungen betreffend die Angaben zu den gewählten Personen ergeben.</w:t>
+      </w:r>
     </w:p>
     <w:p>
       <w:pPr>
+        <w:pStyle w:val="Listenabsatz"/>
+        <w:ind w:left="426" w:hanging="426"/>
         <w:rPr>
           <w:szCs w:val="24"/>
         </w:rPr>
@@ -1663,19 +1635,27 @@
     </w:p>
     <w:p>
       <w:pPr>
-        <w:rPr>
-          <w:szCs w:val="24"/>
-        </w:rPr>
-      </w:pPr>
-      <w:r>
-        <w:rPr>
-          <w:szCs w:val="24"/>
-        </w:rPr>
-        <w:t>Für getreuen Protokollauszug:</w:t>
+        <w:pStyle w:val="Listenabsatz"/>
+        <w:numPr>
+          <w:ilvl w:val="0"/>
+          <w:numId w:val="17"/>
+        </w:numPr>
+        <w:ind w:left="426" w:hanging="426"/>
+        <w:rPr>
+          <w:szCs w:val="24"/>
+        </w:rPr>
+      </w:pPr>
+      <w:r>
+        <w:rPr>
+          <w:szCs w:val="24"/>
+        </w:rPr>
+        <w:t>Die BK wird ermächtigt, die publizierte Mitgliederliste im Einvernehmen mit dem zuständigen Departement anzupassen, falls sich Änderungen betreffend die Angaben zu den gewählten Personen ergeben.</w:t>
       </w:r>
     </w:p>
     <w:p>
       <w:pPr>
+        <w:pStyle w:val="Listenabsatz"/>
+        <w:ind w:left="426" w:hanging="426"/>
         <w:rPr>
           <w:szCs w:val="24"/>
         </w:rPr>
@@ -1683,29 +1663,119 @@
     </w:p>
     <w:p>
       <w:pPr>
-        <w:rPr>
-          <w:szCs w:val="24"/>
-        </w:rPr>
-      </w:pPr>
+        <w:pStyle w:val="Listenabsatz"/>
+        <w:numPr>
+          <w:ilvl w:val="0"/>
+          <w:numId w:val="17"/>
+        </w:numPr>
+        <w:ind w:left="426" w:hanging="426"/>
+        <w:rPr>
+          <w:szCs w:val="24"/>
+        </w:rPr>
+      </w:pPr>
+      <w:r>
+        <w:rPr>
+          <w:szCs w:val="24"/>
+        </w:rPr>
+        <w:t xml:space="preserve">Die BK wird beauftragt, dem Bundesrat zuhanden der eidgenössischen Räte bis zum </w:t>
+      </w:r>
+      <w:r>
+        <w:rPr>
+          <w:szCs w:val="24"/>
+        </w:rPr>
+        <w:fldChar w:fldCharType="begin">
+          <w:ffData>
+            <w:name w:val=""/>
+            <w:enabled/>
+            <w:calcOnExit w:val="0"/>
+            <w:textInput>
+              <w:default w:val="[Datum]"/>
+            </w:textInput>
+          </w:ffData>
+        </w:fldChar>
+      </w:r>
+      <w:r>
+        <w:rPr>
+          <w:szCs w:val="24"/>
+        </w:rPr>
+        <w:instrText xml:space="preserve"> FORMTEXT </w:instrText>
+      </w:r>
+      <w:r>
+        <w:rPr>
+          <w:szCs w:val="24"/>
+        </w:rPr>
+      </w:r>
+      <w:r>
+        <w:rPr>
+          <w:szCs w:val="24"/>
+        </w:rPr>
+        <w:fldChar w:fldCharType="separate"/>
+      </w:r>
+      <w:r>
+        <w:rPr>
+          <w:noProof/>
+          <w:szCs w:val="24"/>
+        </w:rPr>
+        <w:t>[Datum/Uhrzeit]</w:t>
+      </w:r>
+      <w:r>
+        <w:rPr>
+          <w:szCs w:val="24"/>
+        </w:rPr>
+        <w:fldChar w:fldCharType="end"/>
+      </w:r>
+      <w:r>
+        <w:rPr>
+          <w:szCs w:val="24"/>
+        </w:rPr>
+        <w:t xml:space="preserve"> </w:t>
+      </w:r>
+      <w:r>
+        <w:rPr>
+          <w:szCs w:val="24"/>
+        </w:rPr>
+        <w:t xml:space="preserve">einen Bericht über die Zusammensetzung der ständigen ausserparlamentarischen Gremien für die Amtsperiode </w:t>
+      </w:r>
+      <w:r>
+        <w:t>&lt;&lt;[</w:t>
+      </w:r>
+      <w:r>
+        <w:t>decisionFederalCouncil</w:t>
+      </w:r>
+      <w:r>
+        <w:t>.termOfOfficeDateRange]&gt;&gt;</w:t>
+      </w:r>
+      <w:r>
+        <w:rPr>
+          <w:szCs w:val="24"/>
+        </w:rPr>
+        <w:t xml:space="preserve"> vorzulegen.</w:t>
+      </w:r>
     </w:p>
     <w:p>
       <w:pPr>
         <w:rPr>
           <w:szCs w:val="24"/>
-          <w:u w:val="single"/>
-        </w:rPr>
-      </w:pPr>
-      <w:r>
-        <w:rPr>
-          <w:szCs w:val="24"/>
-          <w:u w:val="single"/>
-        </w:rPr>
-        <w:t>Veröffentlichung:</w:t>
-      </w:r>
+        </w:rPr>
+      </w:pPr>
     </w:p>
     <w:p>
       <w:pPr>
         <w:rPr>
+          <w:szCs w:val="24"/>
+        </w:rPr>
+      </w:pPr>
+    </w:p>
+    <w:p>
+      <w:pPr>
+        <w:rPr>
+          <w:szCs w:val="24"/>
+        </w:rPr>
+      </w:pPr>
+    </w:p>
+    <w:p>
+      <w:pPr>
+        <w:rPr>
           <w:sz w:val="26"/>
           <w:szCs w:val="24"/>
         </w:rPr>
@@ -1714,27 +1784,13 @@
         <w:rPr>
           <w:szCs w:val="24"/>
         </w:rPr>
-        <w:t xml:space="preserve">Amtliche Sammlung (Ziff. </w:t>
-      </w:r>
-      <w:r>
-        <w:rPr>
-          <w:szCs w:val="24"/>
-        </w:rPr>
-        <w:t>8</w:t>
-      </w:r>
-      <w:r>
-        <w:rPr>
-          <w:sz w:val="26"/>
-          <w:szCs w:val="24"/>
-        </w:rPr>
-        <w:t>)</w:t>
+        <w:t>Anhang: Mitgliederliste</w:t>
       </w:r>
     </w:p>
     <w:sectPr>
-      <w:headerReference w:type="even" r:id="rId11"/>
-      <w:headerReference w:type="default" r:id="rId12"/>
-      <w:footerReference w:type="default" r:id="rId13"/>
-      <w:headerReference w:type="first" r:id="rId14"/>
+      <w:headerReference w:type="default" r:id="rId11"/>
+      <w:footerReference w:type="default" r:id="rId12"/>
+      <w:headerReference w:type="first" r:id="rId13"/>
       <w:pgSz w:w="11906" w:h="16838" w:code="9"/>
       <w:pgMar w:top="1134" w:right="1134" w:bottom="907" w:left="1701" w:header="680" w:footer="340" w:gutter="0"/>
       <w:cols w:space="708"/>
@@ -1896,12 +1952,6 @@
 
 <file path=word/header1.xml><?xml version="1.0" encoding="utf-8"?>
 <w:hdr xmlns:wpc="http://schemas.microsoft.com/office/word/2010/wordprocessingCanvas" xmlns:cx="http://schemas.microsoft.com/office/drawing/2014/chartex" xmlns:cx1="http://schemas.microsoft.com/office/drawing/2015/9/8/chartex" xmlns:cx2="http://schemas.microsoft.com/office/drawing/2015/10/21/chartex" xmlns:cx3="http://schemas.microsoft.com/office/drawing/2016/5/9/chartex" xmlns:cx4="http://schemas.microsoft.com/office/drawing/2016/5/10/chartex" xmlns:cx5="http://schemas.microsoft.com/office/drawing/2016/5/11/chartex" xmlns:cx6="http://schemas.microsoft.com/office/drawing/2016/5/12/chartex" xmlns:cx7="http://schemas.microsoft.com/office/drawing/2016/5/13/chartex" xmlns:cx8="http://schemas.microsoft.com/office/drawing/2016/5/14/chartex" xmlns:mc="http://schemas.openxmlformats.org/markup-compatibility/2006" xmlns:aink="http://schemas.microsoft.com/office/drawing/2016/ink" xmlns:am3d="http://schemas.microsoft.com/office/drawing/2017/model3d" xmlns:o="urn:schemas-microsoft-com:office:office" xmlns:oel="http://schemas.microsoft.com/office/2019/extlst" xmlns:r="http://schemas.openxmlformats.org/officeDocument/2006/relationships" xmlns:m="http://schemas.openxmlformats.org/officeDocument/2006/math" xmlns:v="urn:schemas-microsoft-com:vml" xmlns:wp14="http://schemas.microsoft.com/office/word/2010/wordprocessingDrawing" xmlns:wp="http://schemas.openxmlformats.org/drawingml/2006/wordprocessingDrawing" xmlns:w10="urn:schemas-microsoft-com:office:word" xmlns:w="http://schemas.openxmlformats.org/wordprocessingml/2006/main" xmlns:w14="http://schemas.microsoft.com/office/word/2010/wordml" xmlns:w15="http://schemas.microsoft.com/office/word/2012/wordml" xmlns:w16cex="http://schemas.microsoft.com/office/word/2018/wordml/cex" xmlns:w16cid="http://schemas.microsoft.com/office/word/2016/wordml/cid" xmlns:w16="http://schemas.microsoft.com/office/word/2018/wordml" xmlns:w16du="http://schemas.microsoft.com/office/word/2023/wordml/word16du" xmlns:w16sdtdh="http://schemas.microsoft.com/office/word/2020/wordml/sdtdatahash" xmlns:w16sdtfl="http://schemas.microsoft.com/office/word/2024/wordml/sdtformatlock" xmlns:w16se="http://schemas.microsoft.com/office/word/2015/wordml/symex" xmlns:wpg="http://schemas.microsoft.com/office/word/2010/wordprocessingGroup" xmlns:wpi="http://schemas.microsoft.com/office/word/2010/wordprocessingInk" xmlns:wne="http://schemas.microsoft.com/office/word/2006/wordml" xmlns:wps="http://schemas.microsoft.com/office/word/2010/wordprocessingShape" mc:Ignorable="w14 w15 w16se w16cid w16 w16cex w16sdtdh w16sdtfl w16du wp14">
-  <w:p/>
-</w:hdr>
-</file>
-
-<file path=word/header2.xml><?xml version="1.0" encoding="utf-8"?>
-<w:hdr xmlns:wpc="http://schemas.microsoft.com/office/word/2010/wordprocessingCanvas" xmlns:cx="http://schemas.microsoft.com/office/drawing/2014/chartex" xmlns:cx1="http://schemas.microsoft.com/office/drawing/2015/9/8/chartex" xmlns:cx2="http://schemas.microsoft.com/office/drawing/2015/10/21/chartex" xmlns:cx3="http://schemas.microsoft.com/office/drawing/2016/5/9/chartex" xmlns:cx4="http://schemas.microsoft.com/office/drawing/2016/5/10/chartex" xmlns:cx5="http://schemas.microsoft.com/office/drawing/2016/5/11/chartex" xmlns:cx6="http://schemas.microsoft.com/office/drawing/2016/5/12/chartex" xmlns:cx7="http://schemas.microsoft.com/office/drawing/2016/5/13/chartex" xmlns:cx8="http://schemas.microsoft.com/office/drawing/2016/5/14/chartex" xmlns:mc="http://schemas.openxmlformats.org/markup-compatibility/2006" xmlns:aink="http://schemas.microsoft.com/office/drawing/2016/ink" xmlns:am3d="http://schemas.microsoft.com/office/drawing/2017/model3d" xmlns:o="urn:schemas-microsoft-com:office:office" xmlns:oel="http://schemas.microsoft.com/office/2019/extlst" xmlns:r="http://schemas.openxmlformats.org/officeDocument/2006/relationships" xmlns:m="http://schemas.openxmlformats.org/officeDocument/2006/math" xmlns:v="urn:schemas-microsoft-com:vml" xmlns:wp14="http://schemas.microsoft.com/office/word/2010/wordprocessingDrawing" xmlns:wp="http://schemas.openxmlformats.org/drawingml/2006/wordprocessingDrawing" xmlns:w10="urn:schemas-microsoft-com:office:word" xmlns:w="http://schemas.openxmlformats.org/wordprocessingml/2006/main" xmlns:w14="http://schemas.microsoft.com/office/word/2010/wordml" xmlns:w15="http://schemas.microsoft.com/office/word/2012/wordml" xmlns:w16cex="http://schemas.microsoft.com/office/word/2018/wordml/cex" xmlns:w16cid="http://schemas.microsoft.com/office/word/2016/wordml/cid" xmlns:w16="http://schemas.microsoft.com/office/word/2018/wordml" xmlns:w16du="http://schemas.microsoft.com/office/word/2023/wordml/word16du" xmlns:w16sdtdh="http://schemas.microsoft.com/office/word/2020/wordml/sdtdatahash" xmlns:w16sdtfl="http://schemas.microsoft.com/office/word/2024/wordml/sdtformatlock" xmlns:w16se="http://schemas.microsoft.com/office/word/2015/wordml/symex" xmlns:wpg="http://schemas.microsoft.com/office/word/2010/wordprocessingGroup" xmlns:wpi="http://schemas.microsoft.com/office/word/2010/wordprocessingInk" xmlns:wne="http://schemas.microsoft.com/office/word/2006/wordml" xmlns:wps="http://schemas.microsoft.com/office/word/2010/wordprocessingShape" mc:Ignorable="w14 w15 w16se w16cid w16 w16cex w16sdtdh w16sdtfl w16du wp14">
   <w:tbl>
     <w:tblPr>
       <w:tblW w:w="9809" w:type="dxa"/>
@@ -2008,7 +2058,7 @@
 </w:hdr>
 </file>
 
-<file path=word/header3.xml><?xml version="1.0" encoding="utf-8"?>
+<file path=word/header2.xml><?xml version="1.0" encoding="utf-8"?>
 <w:hdr xmlns:wpc="http://schemas.microsoft.com/office/word/2010/wordprocessingCanvas" xmlns:cx="http://schemas.microsoft.com/office/drawing/2014/chartex" xmlns:cx1="http://schemas.microsoft.com/office/drawing/2015/9/8/chartex" xmlns:cx2="http://schemas.microsoft.com/office/drawing/2015/10/21/chartex" xmlns:cx3="http://schemas.microsoft.com/office/drawing/2016/5/9/chartex" xmlns:cx4="http://schemas.microsoft.com/office/drawing/2016/5/10/chartex" xmlns:cx5="http://schemas.microsoft.com/office/drawing/2016/5/11/chartex" xmlns:cx6="http://schemas.microsoft.com/office/drawing/2016/5/12/chartex" xmlns:cx7="http://schemas.microsoft.com/office/drawing/2016/5/13/chartex" xmlns:cx8="http://schemas.microsoft.com/office/drawing/2016/5/14/chartex" xmlns:mc="http://schemas.openxmlformats.org/markup-compatibility/2006" xmlns:aink="http://schemas.microsoft.com/office/drawing/2016/ink" xmlns:am3d="http://schemas.microsoft.com/office/drawing/2017/model3d" xmlns:o="urn:schemas-microsoft-com:office:office" xmlns:oel="http://schemas.microsoft.com/office/2019/extlst" xmlns:r="http://schemas.openxmlformats.org/officeDocument/2006/relationships" xmlns:m="http://schemas.openxmlformats.org/officeDocument/2006/math" xmlns:v="urn:schemas-microsoft-com:vml" xmlns:wp14="http://schemas.microsoft.com/office/word/2010/wordprocessingDrawing" xmlns:wp="http://schemas.openxmlformats.org/drawingml/2006/wordprocessingDrawing" xmlns:w10="urn:schemas-microsoft-com:office:word" xmlns:w="http://schemas.openxmlformats.org/wordprocessingml/2006/main" xmlns:w14="http://schemas.microsoft.com/office/word/2010/wordml" xmlns:w15="http://schemas.microsoft.com/office/word/2012/wordml" xmlns:w16cex="http://schemas.microsoft.com/office/word/2018/wordml/cex" xmlns:w16cid="http://schemas.microsoft.com/office/word/2016/wordml/cid" xmlns:w16="http://schemas.microsoft.com/office/word/2018/wordml" xmlns:w16du="http://schemas.microsoft.com/office/word/2023/wordml/word16du" xmlns:w16sdtdh="http://schemas.microsoft.com/office/word/2020/wordml/sdtdatahash" xmlns:w16sdtfl="http://schemas.microsoft.com/office/word/2024/wordml/sdtformatlock" xmlns:w16se="http://schemas.microsoft.com/office/word/2015/wordml/symex" xmlns:wpg="http://schemas.microsoft.com/office/word/2010/wordprocessingGroup" xmlns:wpi="http://schemas.microsoft.com/office/word/2010/wordprocessingInk" xmlns:wne="http://schemas.microsoft.com/office/word/2006/wordml" xmlns:wps="http://schemas.microsoft.com/office/word/2010/wordprocessingShape" mc:Ignorable="w14 w15 w16se w16cid w16 w16cex w16sdtdh w16sdtfl w16du wp14">
   <w:tbl>
     <w:tblPr>

--- a/src/Bk.APG.Api/Templates/APG_Decision_Federal_Council_German.docx
+++ b/src/Bk.APG.Api/Templates/APG_Decision_Federal_Council_German.docx
@@ -209,9 +209,8 @@
         <w:pStyle w:val="Listenabsatz"/>
         <w:numPr>
           <w:ilvl w:val="0"/>
-          <w:numId w:val="17"/>
+          <w:numId w:val="43"/>
         </w:numPr>
-        <w:ind w:left="426" w:hanging="426"/>
         <w:rPr>
           <w:szCs w:val="24"/>
         </w:rPr>
@@ -244,7 +243,7 @@
     <w:p>
       <w:pPr>
         <w:pStyle w:val="Listenabsatz"/>
-        <w:ind w:left="426" w:hanging="426"/>
+        <w:ind w:left="0"/>
         <w:rPr>
           <w:szCs w:val="24"/>
         </w:rPr>
@@ -255,11 +254,9 @@
         <w:pStyle w:val="Listenabsatz"/>
         <w:numPr>
           <w:ilvl w:val="0"/>
-          <w:numId w:val="17"/>
+          <w:numId w:val="43"/>
         </w:numPr>
         <w:spacing w:after="120"/>
-        <w:ind w:left="426" w:hanging="426"/>
-        <w:contextualSpacing w:val="0"/>
         <w:rPr>
           <w:szCs w:val="24"/>
         </w:rPr>
@@ -295,11 +292,6 @@
         <w:rPr>
           <w:szCs w:val="24"/>
         </w:rPr>
-      </w:r>
-      <w:r>
-        <w:rPr>
-          <w:szCs w:val="24"/>
-        </w:rPr>
         <w:fldChar w:fldCharType="separate"/>
       </w:r>
       <w:r>
@@ -331,7 +323,7 @@
     <w:p>
       <w:pPr>
         <w:pStyle w:val="Listenabsatz"/>
-        <w:ind w:left="426" w:hanging="426"/>
+        <w:ind w:left="0"/>
         <w:rPr>
           <w:szCs w:val="24"/>
         </w:rPr>
@@ -342,11 +334,9 @@
         <w:pStyle w:val="Listenabsatz"/>
         <w:numPr>
           <w:ilvl w:val="0"/>
-          <w:numId w:val="17"/>
+          <w:numId w:val="43"/>
         </w:numPr>
         <w:spacing w:after="120"/>
-        <w:ind w:left="426" w:hanging="426"/>
-        <w:contextualSpacing w:val="0"/>
         <w:rPr>
           <w:szCs w:val="24"/>
         </w:rPr>
@@ -367,7 +357,7 @@
     <w:p>
       <w:pPr>
         <w:pStyle w:val="Listenabsatz"/>
-        <w:ind w:left="426" w:hanging="426"/>
+        <w:ind w:left="0"/>
         <w:rPr>
           <w:szCs w:val="24"/>
         </w:rPr>
@@ -378,11 +368,9 @@
         <w:pStyle w:val="Listenabsatz"/>
         <w:numPr>
           <w:ilvl w:val="0"/>
-          <w:numId w:val="17"/>
+          <w:numId w:val="43"/>
         </w:numPr>
         <w:spacing w:after="120"/>
-        <w:ind w:left="426" w:hanging="426"/>
-        <w:contextualSpacing w:val="0"/>
         <w:rPr>
           <w:szCs w:val="24"/>
         </w:rPr>
@@ -397,7 +385,7 @@
     <w:p>
       <w:pPr>
         <w:pStyle w:val="Listenabsatz"/>
-        <w:ind w:left="567"/>
+        <w:ind w:left="360"/>
         <w:rPr>
           <w:szCs w:val="24"/>
           <w:lang w:val="en-US"/>
@@ -428,10 +416,12 @@
     <w:p>
       <w:pPr>
         <w:pStyle w:val="Listenabsatz"/>
-        <w:ind w:left="567"/>
-        <w:rPr>
-          <w:szCs w:val="24"/>
-          <w:lang w:val="en-US"/>
+        <w:numPr>
+          <w:ilvl w:val="1"/>
+          <w:numId w:val="43"/>
+        </w:numPr>
+        <w:rPr>
+          <w:szCs w:val="24"/>
         </w:rPr>
       </w:pPr>
       <w:r>
@@ -439,7 +429,6 @@
           <w:b/>
           <w:bCs/>
           <w:szCs w:val="24"/>
-          <w:lang w:val="en-US"/>
         </w:rPr>
         <w:t>&lt;&lt;[committee.name]&gt;&gt;</w:t>
       </w:r>
@@ -447,16 +436,14 @@
     <w:p>
       <w:pPr>
         <w:pStyle w:val="Listenabsatz"/>
-        <w:ind w:left="567"/>
-        <w:rPr>
-          <w:szCs w:val="24"/>
-          <w:lang w:val="en-US"/>
-        </w:rPr>
-      </w:pPr>
-      <w:r>
-        <w:rPr>
-          <w:szCs w:val="24"/>
-          <w:lang w:val="en-US"/>
+        <w:ind w:left="360"/>
+        <w:rPr>
+          <w:szCs w:val="24"/>
+        </w:rPr>
+      </w:pPr>
+      <w:r>
+        <w:rPr>
+          <w:szCs w:val="24"/>
         </w:rPr>
         <w:t>&lt;&lt;/foreach&gt;&gt;</w:t>
       </w:r>
@@ -464,7 +451,7 @@
     <w:p>
       <w:pPr>
         <w:pStyle w:val="Listenabsatz"/>
-        <w:ind w:left="426" w:hanging="426"/>
+        <w:ind w:left="0"/>
         <w:rPr>
           <w:szCs w:val="24"/>
         </w:rPr>
@@ -475,11 +462,9 @@
         <w:pStyle w:val="Listenabsatz"/>
         <w:numPr>
           <w:ilvl w:val="0"/>
-          <w:numId w:val="17"/>
+          <w:numId w:val="43"/>
         </w:numPr>
         <w:spacing w:after="120"/>
-        <w:ind w:left="426" w:hanging="426"/>
-        <w:contextualSpacing w:val="0"/>
         <w:rPr>
           <w:szCs w:val="24"/>
         </w:rPr>
@@ -493,7 +478,8 @@
     </w:p>
     <w:p>
       <w:pPr>
-        <w:ind w:left="426"/>
+        <w:pStyle w:val="Listenabsatz"/>
+        <w:ind w:left="360"/>
         <w:rPr>
           <w:szCs w:val="24"/>
           <w:lang w:val="en-US"/>
@@ -504,27 +490,17 @@
           <w:szCs w:val="24"/>
           <w:lang w:val="en-US"/>
         </w:rPr>
-        <w:t>&lt;&lt;foreach [</w:t>
-      </w:r>
-      <w:r>
-        <w:rPr>
-          <w:szCs w:val="24"/>
-          <w:lang w:val="en-US"/>
-        </w:rPr>
-        <w:t>committee</w:t>
-      </w:r>
-      <w:r>
-        <w:rPr>
-          <w:szCs w:val="24"/>
-          <w:lang w:val="en-US"/>
-        </w:rPr>
-        <w:t xml:space="preserve"> in decisionFederalCouncil.marketOrientatedCommissions]&gt;&gt;</w:t>
-      </w:r>
-    </w:p>
-    <w:p>
-      <w:pPr>
+        <w:t>&lt;&lt;foreach [committee in decisionFederalCouncil.marketOrientatedCommissions]&gt;&gt;</w:t>
+      </w:r>
+    </w:p>
+    <w:p>
+      <w:pPr>
+        <w:pStyle w:val="Listenabsatz"/>
+        <w:numPr>
+          <w:ilvl w:val="1"/>
+          <w:numId w:val="43"/>
+        </w:numPr>
         <w:spacing w:before="120" w:after="60"/>
-        <w:ind w:left="426"/>
         <w:rPr>
           <w:b/>
           <w:bCs/>
@@ -564,7 +540,7 @@
       <w:pPr>
         <w:pStyle w:val="Listenabsatz"/>
         <w:spacing w:before="60" w:after="40"/>
-        <w:ind w:left="426"/>
+        <w:ind w:left="360"/>
         <w:contextualSpacing w:val="0"/>
         <w:rPr>
           <w:szCs w:val="24"/>
@@ -596,7 +572,7 @@
     <w:p>
       <w:pPr>
         <w:pStyle w:val="Listenabsatz"/>
-        <w:ind w:left="426"/>
+        <w:ind w:left="0"/>
         <w:rPr>
           <w:sz w:val="12"/>
           <w:szCs w:val="12"/>
@@ -607,7 +583,7 @@
     <w:p>
       <w:pPr>
         <w:pStyle w:val="Listenabsatz"/>
-        <w:ind w:left="426"/>
+        <w:ind w:left="360"/>
         <w:rPr>
           <w:szCs w:val="24"/>
           <w:lang w:val="en-US"/>
@@ -624,7 +600,7 @@
     <w:p>
       <w:pPr>
         <w:pStyle w:val="Listenabsatz"/>
-        <w:ind w:left="426" w:hanging="426"/>
+        <w:ind w:left="0"/>
         <w:rPr>
           <w:szCs w:val="24"/>
           <w:lang w:val="en-US"/>
@@ -636,11 +612,9 @@
         <w:pStyle w:val="Listenabsatz"/>
         <w:numPr>
           <w:ilvl w:val="0"/>
-          <w:numId w:val="17"/>
+          <w:numId w:val="43"/>
         </w:numPr>
         <w:spacing w:after="120"/>
-        <w:ind w:left="426" w:hanging="426"/>
-        <w:contextualSpacing w:val="0"/>
         <w:rPr>
           <w:szCs w:val="24"/>
         </w:rPr>
@@ -657,39 +631,524 @@
         <w:pStyle w:val="Listenabsatz"/>
         <w:numPr>
           <w:ilvl w:val="1"/>
-          <w:numId w:val="17"/>
+          <w:numId w:val="43"/>
         </w:numPr>
         <w:spacing w:after="120"/>
-        <w:ind w:left="426" w:hanging="426"/>
+        <w:rPr>
+          <w:szCs w:val="24"/>
+        </w:rPr>
+      </w:pPr>
+      <w:r>
+        <w:rPr>
+          <w:szCs w:val="24"/>
+        </w:rPr>
+        <w:t>Die Überschreitung der höchstzulässigen Anzahl Mitglieder (Art. 57</w:t>
+      </w:r>
+      <w:r>
+        <w:rPr>
+          <w:i/>
+          <w:szCs w:val="24"/>
+        </w:rPr>
+        <w:t>e</w:t>
+      </w:r>
+      <w:r>
+        <w:rPr>
+          <w:szCs w:val="24"/>
+        </w:rPr>
+        <w:t xml:space="preserve"> Abs. 1 RVOG) in den folgenden Gremien wird genehmigt:</w:t>
+      </w:r>
+    </w:p>
+    <w:p>
+      <w:pPr>
+        <w:pStyle w:val="Listenabsatz"/>
+        <w:ind w:left="360"/>
+        <w:rPr>
+          <w:szCs w:val="24"/>
+          <w:lang w:val="en-US"/>
+        </w:rPr>
+      </w:pPr>
+      <w:r>
+        <w:rPr>
+          <w:szCs w:val="24"/>
+          <w:lang w:val="en-US"/>
+        </w:rPr>
+        <w:t>&lt;&lt;foreach [committee in decisionFederalCouncil.</w:t>
+      </w:r>
+      <w:r>
+        <w:rPr>
+          <w:szCs w:val="24"/>
+          <w:lang w:val="en-US"/>
+        </w:rPr>
+        <w:t>m</w:t>
+      </w:r>
+      <w:r>
+        <w:rPr>
+          <w:szCs w:val="24"/>
+          <w:lang w:val="en-US"/>
+        </w:rPr>
+        <w:t>oreThan15MembersCommittees]&gt;&gt;</w:t>
+      </w:r>
+    </w:p>
+    <w:p>
+      <w:pPr>
+        <w:pStyle w:val="Listenabsatz"/>
+        <w:numPr>
+          <w:ilvl w:val="2"/>
+          <w:numId w:val="43"/>
+        </w:numPr>
+        <w:spacing w:before="120" w:after="60"/>
+        <w:rPr>
+          <w:szCs w:val="24"/>
+          <w:lang w:val="en-US"/>
+        </w:rPr>
+      </w:pPr>
+      <w:r>
+        <w:rPr>
+          <w:b/>
+          <w:bCs/>
+          <w:szCs w:val="24"/>
+          <w:lang w:val="en-US"/>
+        </w:rPr>
+        <w:t xml:space="preserve">&lt;&lt;[committee.name]&gt;&gt;: </w:t>
+      </w:r>
+      <w:r>
+        <w:rPr>
+          <w:szCs w:val="24"/>
+          <w:lang w:val="en-US"/>
+        </w:rPr>
+        <w:t>&lt;&lt;[committee.memberCount]&gt;&gt; Mitglieder</w:t>
+      </w:r>
+    </w:p>
+    <w:p>
+      <w:pPr>
+        <w:pStyle w:val="Listenabsatz"/>
+        <w:ind w:left="360"/>
+        <w:rPr>
+          <w:szCs w:val="24"/>
+          <w:lang w:val="en-US"/>
+        </w:rPr>
+      </w:pPr>
+      <w:r>
+        <w:rPr>
+          <w:szCs w:val="24"/>
+          <w:lang w:val="en-US"/>
+        </w:rPr>
+        <w:t>&lt;&lt;/foreach&gt;&gt;</w:t>
+      </w:r>
+    </w:p>
+    <w:p>
+      <w:pPr>
+        <w:rPr>
+          <w:szCs w:val="24"/>
+          <w:lang w:val="en-US"/>
+        </w:rPr>
+      </w:pPr>
+    </w:p>
+    <w:p>
+      <w:pPr>
+        <w:pStyle w:val="Listenabsatz"/>
+        <w:numPr>
+          <w:ilvl w:val="1"/>
+          <w:numId w:val="43"/>
+        </w:numPr>
+        <w:spacing w:after="120"/>
+        <w:rPr>
+          <w:szCs w:val="24"/>
+        </w:rPr>
+      </w:pPr>
+      <w:r>
+        <w:rPr>
+          <w:szCs w:val="24"/>
+        </w:rPr>
+        <w:lastRenderedPageBreak/>
+        <w:t>Die Unterschreitung des Mindestanteils weiblicher oder männlicher Mitglieder (Art. 8</w:t>
+      </w:r>
+      <w:r>
+        <w:rPr>
+          <w:i/>
+          <w:szCs w:val="24"/>
+        </w:rPr>
+        <w:t>c</w:t>
+      </w:r>
+      <w:r>
+        <w:rPr>
+          <w:szCs w:val="24"/>
+        </w:rPr>
+        <w:t xml:space="preserve"> Abs. 1 RVOV) in den folgenden Gremien wird genehmigt:</w:t>
+      </w:r>
+    </w:p>
+    <w:p>
+      <w:pPr>
+        <w:pStyle w:val="Listenabsatz"/>
+        <w:ind w:left="360"/>
+        <w:rPr>
+          <w:szCs w:val="24"/>
+          <w:lang w:val="en-US"/>
+        </w:rPr>
+      </w:pPr>
+      <w:r>
+        <w:rPr>
+          <w:szCs w:val="24"/>
+          <w:lang w:val="en-US"/>
+        </w:rPr>
+        <w:t>&lt;&lt;foreach [committee in decisionFederalCouncil.</w:t>
+      </w:r>
+      <w:r>
+        <w:rPr>
+          <w:szCs w:val="24"/>
+          <w:lang w:val="en-US"/>
+        </w:rPr>
+        <w:t>m</w:t>
+      </w:r>
+      <w:r>
+        <w:rPr>
+          <w:szCs w:val="24"/>
+          <w:lang w:val="en-US"/>
+        </w:rPr>
+        <w:t>issingGenderMembersCommittees]&gt;&gt;</w:t>
+      </w:r>
+    </w:p>
+    <w:p>
+      <w:pPr>
+        <w:pStyle w:val="Listenabsatz"/>
+        <w:numPr>
+          <w:ilvl w:val="2"/>
+          <w:numId w:val="43"/>
+        </w:numPr>
+        <w:spacing w:before="120" w:after="60"/>
+        <w:rPr>
+          <w:szCs w:val="24"/>
+          <w:lang w:val="en-US"/>
+        </w:rPr>
+      </w:pPr>
+      <w:r>
+        <w:rPr>
+          <w:b/>
+          <w:bCs/>
+          <w:szCs w:val="24"/>
+          <w:lang w:val="en-US"/>
+        </w:rPr>
+        <w:t xml:space="preserve">&lt;&lt;[committee.name]&gt;&gt;: </w:t>
+      </w:r>
+      <w:r>
+        <w:rPr>
+          <w:szCs w:val="24"/>
+          <w:lang w:val="en-US"/>
+        </w:rPr>
+        <w:t>&lt;&lt;if [committee.femaleMissingPercentage &lt; 40]&gt;&gt;&lt;&lt;[committee.femaleMissingPercentage]&gt;&gt;% Frauen&lt;&lt;/if&gt;&gt;&lt;&lt;if [committee. maleMissingPercentage &lt; 40]&gt;&gt;&lt;&lt;[committee.maleMissingPercentage]&gt;&gt;% Männer&lt;&lt;/if&gt;&gt;</w:t>
+      </w:r>
+    </w:p>
+    <w:p>
+      <w:pPr>
+        <w:pStyle w:val="Listenabsatz"/>
+        <w:ind w:left="360"/>
+        <w:rPr>
+          <w:szCs w:val="24"/>
+        </w:rPr>
+      </w:pPr>
+      <w:r>
+        <w:rPr>
+          <w:szCs w:val="24"/>
+        </w:rPr>
+        <w:t>&lt;&lt;/foreach&gt;&gt;</w:t>
+      </w:r>
+    </w:p>
+    <w:p>
+      <w:pPr>
+        <w:pStyle w:val="Listenabsatz"/>
+        <w:spacing w:after="120"/>
+        <w:ind w:left="0"/>
         <w:contextualSpacing w:val="0"/>
         <w:rPr>
           <w:szCs w:val="24"/>
         </w:rPr>
       </w:pPr>
-      <w:r>
-        <w:rPr>
-          <w:szCs w:val="24"/>
-        </w:rPr>
-        <w:t>Die Überschreitung der höchstzulässigen Anzahl Mitglieder (Art. 57</w:t>
+    </w:p>
+    <w:p>
+      <w:pPr>
+        <w:pStyle w:val="Listenabsatz"/>
+        <w:numPr>
+          <w:ilvl w:val="1"/>
+          <w:numId w:val="43"/>
+        </w:numPr>
+        <w:spacing w:after="120"/>
+        <w:rPr>
+          <w:szCs w:val="24"/>
+        </w:rPr>
+      </w:pPr>
+      <w:r>
+        <w:rPr>
+          <w:szCs w:val="24"/>
+        </w:rPr>
+        <w:t>Die Unterschreitung des Mindestanteils deutsch-, französisch- und italienischsprachiger Personen (Art. 8</w:t>
       </w:r>
       <w:r>
         <w:rPr>
           <w:i/>
           <w:szCs w:val="24"/>
         </w:rPr>
+        <w:t>c</w:t>
+      </w:r>
+      <w:r>
+        <w:rPr>
+          <w:szCs w:val="24"/>
+          <w:vertAlign w:val="superscript"/>
+        </w:rPr>
+        <w:t>bis</w:t>
+      </w:r>
+      <w:r>
+        <w:rPr>
+          <w:szCs w:val="24"/>
+        </w:rPr>
+        <w:t xml:space="preserve"> Abs. 1 RVOV) in den folgenden Gremien wird genehmigt:</w:t>
+      </w:r>
+    </w:p>
+    <w:p>
+      <w:pPr>
+        <w:pStyle w:val="Listenabsatz"/>
+        <w:ind w:left="360"/>
+        <w:rPr>
+          <w:szCs w:val="24"/>
+          <w:lang w:val="en-US"/>
+        </w:rPr>
+      </w:pPr>
+      <w:r>
+        <w:rPr>
+          <w:szCs w:val="24"/>
+          <w:lang w:val="en-US"/>
+        </w:rPr>
+        <w:t>&lt;&lt;foreach [committee in decisionFederalCouncil.</w:t>
+      </w:r>
+      <w:r>
+        <w:rPr>
+          <w:szCs w:val="24"/>
+          <w:lang w:val="en-US"/>
+        </w:rPr>
+        <w:t>m</w:t>
+      </w:r>
+      <w:r>
+        <w:rPr>
+          <w:szCs w:val="24"/>
+          <w:lang w:val="en-US"/>
+        </w:rPr>
+        <w:t>issingLanguageMembersCommittees</w:t>
+      </w:r>
+      <w:r>
+        <w:rPr>
+          <w:szCs w:val="24"/>
+          <w:lang w:val="en-US"/>
+        </w:rPr>
+        <w:t>]&gt;&gt;</w:t>
+      </w:r>
+    </w:p>
+    <w:p>
+      <w:pPr>
+        <w:pStyle w:val="Listenabsatz"/>
+        <w:numPr>
+          <w:ilvl w:val="2"/>
+          <w:numId w:val="43"/>
+        </w:numPr>
+        <w:spacing w:before="120" w:after="60"/>
+        <w:rPr>
+          <w:szCs w:val="24"/>
+          <w:lang w:val="en-US"/>
+        </w:rPr>
+      </w:pPr>
+      <w:r>
+        <w:rPr>
+          <w:b/>
+          <w:bCs/>
+          <w:szCs w:val="24"/>
+          <w:lang w:val="en-US"/>
+        </w:rPr>
+        <w:t>&lt;&lt;[committee.name]&gt;&gt;:</w:t>
+      </w:r>
+      <w:r>
+        <w:rPr>
+          <w:szCs w:val="24"/>
+          <w:lang w:val="en-US"/>
+        </w:rPr>
+        <w:t xml:space="preserve"> &lt;&lt;if [committee.frenchMissing == true &amp;&amp; committee.italianMissing == true]&gt;&gt;französische &amp; italienische Sprachgemeinschaft&lt;&lt;/if&gt;&gt;&lt;&lt;if [committee.frenchMissing == true &amp;&amp; committee.italianMissing == false]&gt;&gt;französische Sprachgemeinschaft&lt;&lt;/if&gt;&gt;&lt;&lt;if [committee.italianMissing == true &amp;&amp; committee.frenchMissing == false]&gt;&gt;italienische Sprachgemeinschaft&lt;&lt;/if&gt;&gt;</w:t>
+      </w:r>
+    </w:p>
+    <w:p>
+      <w:pPr>
+        <w:pStyle w:val="Listenabsatz"/>
+        <w:ind w:left="360"/>
+        <w:rPr>
+          <w:szCs w:val="24"/>
+        </w:rPr>
+      </w:pPr>
+      <w:r>
+        <w:rPr>
+          <w:szCs w:val="24"/>
+        </w:rPr>
+        <w:t>&lt;&lt;/foreach&gt;&gt;</w:t>
+      </w:r>
+    </w:p>
+    <w:p>
+      <w:pPr>
+        <w:rPr>
+          <w:szCs w:val="24"/>
+        </w:rPr>
+      </w:pPr>
+    </w:p>
+    <w:p>
+      <w:pPr>
+        <w:pStyle w:val="Listenabsatz"/>
+        <w:numPr>
+          <w:ilvl w:val="1"/>
+          <w:numId w:val="43"/>
+        </w:numPr>
+        <w:spacing w:after="120"/>
+        <w:rPr>
+          <w:szCs w:val="24"/>
+        </w:rPr>
+      </w:pPr>
+      <w:r>
+        <w:rPr>
+          <w:szCs w:val="24"/>
+        </w:rPr>
+        <w:t>Die Ausnahmen von der Amtszeitbeschränkung (Art. 8</w:t>
+      </w:r>
+      <w:r>
+        <w:rPr>
+          <w:i/>
+          <w:szCs w:val="24"/>
+        </w:rPr>
+        <w:t xml:space="preserve">i </w:t>
+      </w:r>
+      <w:r>
+        <w:rPr>
+          <w:szCs w:val="24"/>
+        </w:rPr>
+        <w:t xml:space="preserve">Abs. 2 RVOV) in den folgenden Gremien werden genehmigt: </w:t>
+      </w:r>
+    </w:p>
+    <w:p>
+      <w:pPr>
+        <w:pStyle w:val="Listenabsatz"/>
+        <w:ind w:left="360"/>
+        <w:rPr>
+          <w:szCs w:val="24"/>
+          <w:lang w:val="en-US"/>
+        </w:rPr>
+      </w:pPr>
+      <w:r>
+        <w:rPr>
+          <w:szCs w:val="24"/>
+          <w:lang w:val="en-US"/>
+        </w:rPr>
+        <w:t>&lt;&lt;foreach [committee in decisionFederalCouncil.</w:t>
+      </w:r>
+      <w:r>
+        <w:rPr>
+          <w:szCs w:val="24"/>
+          <w:lang w:val="en-US"/>
+        </w:rPr>
+        <w:t>longerDutyMembersCommittees</w:t>
+      </w:r>
+      <w:r>
+        <w:rPr>
+          <w:szCs w:val="24"/>
+          <w:lang w:val="en-US"/>
+        </w:rPr>
+        <w:t>]&gt;&gt;</w:t>
+      </w:r>
+    </w:p>
+    <w:p>
+      <w:pPr>
+        <w:pStyle w:val="Listenabsatz"/>
+        <w:numPr>
+          <w:ilvl w:val="2"/>
+          <w:numId w:val="43"/>
+        </w:numPr>
+        <w:spacing w:before="120" w:after="60"/>
+        <w:rPr>
+          <w:szCs w:val="24"/>
+          <w:lang w:val="en-US"/>
+        </w:rPr>
+      </w:pPr>
+      <w:r>
+        <w:rPr>
+          <w:b/>
+          <w:bCs/>
+          <w:szCs w:val="24"/>
+          <w:lang w:val="en-US"/>
+        </w:rPr>
+        <w:t xml:space="preserve">&lt;&lt;[committee.name]&gt;&gt;: </w:t>
+      </w:r>
+      <w:r>
+        <w:rPr>
+          <w:szCs w:val="24"/>
+          <w:lang w:val="en-US"/>
+        </w:rPr>
+        <w:t>&lt;&lt;[committee.freeText]&gt;&gt;</w:t>
+      </w:r>
+    </w:p>
+    <w:p>
+      <w:pPr>
+        <w:pStyle w:val="Listenabsatz"/>
+        <w:ind w:left="360"/>
+        <w:rPr>
+          <w:szCs w:val="24"/>
+          <w:lang w:val="en-US"/>
+        </w:rPr>
+      </w:pPr>
+      <w:r>
+        <w:rPr>
+          <w:szCs w:val="24"/>
+          <w:lang w:val="en-US"/>
+        </w:rPr>
+        <w:t>&lt;&lt;/foreach&gt;&gt;</w:t>
+      </w:r>
+    </w:p>
+    <w:p>
+      <w:pPr>
+        <w:rPr>
+          <w:rFonts w:cs="Arial"/>
+          <w:iCs/>
+          <w:szCs w:val="24"/>
+          <w:lang w:val="en-US"/>
+        </w:rPr>
+      </w:pPr>
+    </w:p>
+    <w:p>
+      <w:pPr>
+        <w:pStyle w:val="Listenabsatz"/>
+        <w:numPr>
+          <w:ilvl w:val="1"/>
+          <w:numId w:val="43"/>
+        </w:numPr>
+        <w:spacing w:after="120"/>
+        <w:rPr>
+          <w:szCs w:val="24"/>
+        </w:rPr>
+      </w:pPr>
+      <w:r>
+        <w:rPr>
+          <w:szCs w:val="24"/>
+        </w:rPr>
+        <w:t>Die Wahl von Angehörigen der Bundesverwaltung als Mitglieder (Art. 57</w:t>
+      </w:r>
+      <w:r>
+        <w:rPr>
+          <w:i/>
+          <w:szCs w:val="24"/>
+        </w:rPr>
         <w:t>e</w:t>
       </w:r>
       <w:r>
         <w:rPr>
           <w:szCs w:val="24"/>
         </w:rPr>
-        <w:t xml:space="preserve"> Abs. 1 RVOG) in den folgenden Gremien wird genehmigt:</w:t>
+        <w:t xml:space="preserve"> Abs. 3 RVOG) in den folgenden Gremien wird genehmigt:</w:t>
       </w:r>
     </w:p>
     <w:p>
       <w:pPr>
         <w:pStyle w:val="Listenabsatz"/>
-        <w:ind w:left="426"/>
+        <w:ind w:left="360"/>
         <w:rPr>
           <w:szCs w:val="24"/>
           <w:lang w:val="en-US"/>
@@ -700,779 +1159,121 @@
           <w:szCs w:val="24"/>
           <w:lang w:val="en-US"/>
         </w:rPr>
-        <w:t>&lt;&lt;foreach [committee in decisionFederalCouncil.</w:t>
-      </w:r>
-      <w:r>
+        <w:t>&lt;&lt;foreach [committee in decisionFederalCouncil.federalAssemblyMembersCommittees]&gt;&gt;</w:t>
+      </w:r>
+    </w:p>
+    <w:p>
+      <w:pPr>
+        <w:pStyle w:val="Listenabsatz"/>
+        <w:numPr>
+          <w:ilvl w:val="2"/>
+          <w:numId w:val="43"/>
+        </w:numPr>
+        <w:spacing w:before="120" w:after="60"/>
         <w:rPr>
           <w:szCs w:val="24"/>
           <w:lang w:val="en-US"/>
         </w:rPr>
-        <w:t>m</w:t>
-      </w:r>
-      <w:r>
-        <w:rPr>
+      </w:pPr>
+      <w:r>
+        <w:rPr>
+          <w:b/>
+          <w:bCs/>
           <w:szCs w:val="24"/>
           <w:lang w:val="en-US"/>
         </w:rPr>
-        <w:t>oreThan15MembersCommittees]&gt;&gt;</w:t>
-      </w:r>
+        <w:t xml:space="preserve">&lt;&lt;[committee.name]&gt;&gt;: </w:t>
+      </w:r>
+      <w:r>
+        <w:rPr>
+          <w:szCs w:val="24"/>
+          <w:lang w:val="en-US"/>
+        </w:rPr>
+        <w:t>&lt;&lt;[committee.freeText]&gt;&gt;</w:t>
+      </w:r>
+    </w:p>
+    <w:p>
+      <w:pPr>
+        <w:pStyle w:val="Listenabsatz"/>
+        <w:ind w:left="360"/>
+        <w:rPr>
+          <w:szCs w:val="24"/>
+          <w:lang w:val="en-US"/>
+        </w:rPr>
+      </w:pPr>
+      <w:r>
+        <w:rPr>
+          <w:szCs w:val="24"/>
+          <w:lang w:val="en-US"/>
+        </w:rPr>
+        <w:t>&lt;&lt;/foreach&gt;&gt;</w:t>
+      </w:r>
+    </w:p>
+    <w:p>
+      <w:pPr>
+        <w:rPr>
+          <w:szCs w:val="24"/>
+          <w:lang w:val="en-US"/>
+        </w:rPr>
+      </w:pPr>
     </w:p>
     <w:p>
       <w:pPr>
         <w:pStyle w:val="Listenabsatz"/>
         <w:numPr>
           <w:ilvl w:val="0"/>
-          <w:numId w:val="39"/>
+          <w:numId w:val="43"/>
         </w:numPr>
-        <w:spacing w:before="120" w:after="60"/>
-        <w:ind w:left="709" w:hanging="283"/>
-        <w:rPr>
-          <w:szCs w:val="24"/>
-          <w:lang w:val="en-US"/>
-        </w:rPr>
-      </w:pPr>
-      <w:r>
-        <w:rPr>
-          <w:b/>
-          <w:bCs/>
-          <w:szCs w:val="24"/>
-          <w:lang w:val="en-US"/>
-        </w:rPr>
-        <w:lastRenderedPageBreak/>
-        <w:t>&lt;&lt;[committee.</w:t>
-      </w:r>
-      <w:r>
-        <w:rPr>
-          <w:b/>
-          <w:bCs/>
-          <w:szCs w:val="24"/>
-          <w:lang w:val="en-US"/>
-        </w:rPr>
-        <w:t>n</w:t>
-      </w:r>
-      <w:r>
-        <w:rPr>
-          <w:b/>
-          <w:bCs/>
-          <w:szCs w:val="24"/>
-          <w:lang w:val="en-US"/>
-        </w:rPr>
-        <w:t>ame]&gt;&gt;</w:t>
-      </w:r>
-      <w:r>
-        <w:rPr>
-          <w:b/>
-          <w:bCs/>
-          <w:szCs w:val="24"/>
-          <w:lang w:val="en-US"/>
-        </w:rPr>
-        <w:t xml:space="preserve">: </w:t>
-      </w:r>
-      <w:r>
-        <w:rPr>
-          <w:szCs w:val="24"/>
-          <w:lang w:val="en-US"/>
-        </w:rPr>
-        <w:t>&lt;&lt;[committee.</w:t>
-      </w:r>
-      <w:r>
-        <w:rPr>
-          <w:szCs w:val="24"/>
-          <w:lang w:val="en-US"/>
-        </w:rPr>
-        <w:t>memberCount</w:t>
-      </w:r>
-      <w:r>
-        <w:rPr>
-          <w:szCs w:val="24"/>
-          <w:lang w:val="en-US"/>
-        </w:rPr>
-        <w:t>]&gt;&gt;</w:t>
-      </w:r>
-      <w:r>
-        <w:rPr>
-          <w:szCs w:val="24"/>
-          <w:lang w:val="en-US"/>
-        </w:rPr>
-        <w:t xml:space="preserve"> Mitglieder</w:t>
-      </w:r>
-    </w:p>
-    <w:p>
-      <w:pPr>
-        <w:pStyle w:val="Listenabsatz"/>
-        <w:ind w:left="851" w:hanging="425"/>
-        <w:rPr>
-          <w:szCs w:val="24"/>
-          <w:lang w:val="en-US"/>
-        </w:rPr>
-      </w:pPr>
-      <w:r>
-        <w:rPr>
-          <w:szCs w:val="24"/>
-          <w:lang w:val="en-US"/>
-        </w:rPr>
-        <w:t>&lt;&lt;/foreach&gt;&gt;</w:t>
-      </w:r>
-    </w:p>
-    <w:p>
-      <w:pPr>
-        <w:ind w:left="426" w:hanging="426"/>
-        <w:rPr>
-          <w:szCs w:val="24"/>
-          <w:lang w:val="en-US"/>
-        </w:rPr>
-      </w:pPr>
-    </w:p>
-    <w:p>
-      <w:pPr>
-        <w:pStyle w:val="Listenabsatz"/>
-        <w:numPr>
-          <w:ilvl w:val="1"/>
-          <w:numId w:val="17"/>
-        </w:numPr>
-        <w:spacing w:after="120"/>
-        <w:ind w:left="426" w:hanging="426"/>
-        <w:contextualSpacing w:val="0"/>
-        <w:rPr>
-          <w:szCs w:val="24"/>
-        </w:rPr>
-      </w:pPr>
-      <w:r>
-        <w:rPr>
-          <w:szCs w:val="24"/>
-        </w:rPr>
-        <w:t>Die Unterschreitung des Mindestanteils weiblicher oder männlicher Mitglieder (Art. 8</w:t>
-      </w:r>
-      <w:r>
-        <w:rPr>
-          <w:i/>
-          <w:szCs w:val="24"/>
-        </w:rPr>
-        <w:t>c</w:t>
-      </w:r>
-      <w:r>
-        <w:rPr>
-          <w:szCs w:val="24"/>
-        </w:rPr>
-        <w:t xml:space="preserve"> Abs. 1 RVOV) in den folgenden Gremien wird genehmigt:</w:t>
-      </w:r>
-    </w:p>
-    <w:p>
-      <w:pPr>
-        <w:pStyle w:val="Listenabsatz"/>
-        <w:ind w:left="426"/>
-        <w:rPr>
-          <w:szCs w:val="24"/>
-          <w:lang w:val="en-US"/>
-        </w:rPr>
-      </w:pPr>
-      <w:r>
-        <w:rPr>
-          <w:szCs w:val="24"/>
-          <w:lang w:val="en-US"/>
-        </w:rPr>
-        <w:t>&lt;&lt;foreach [committee in decisionFederalCouncil.</w:t>
-      </w:r>
-      <w:r>
-        <w:rPr>
-          <w:szCs w:val="24"/>
-          <w:lang w:val="en-US"/>
-        </w:rPr>
-        <w:t>m</w:t>
-      </w:r>
-      <w:r>
-        <w:rPr>
-          <w:szCs w:val="24"/>
-          <w:lang w:val="en-US"/>
-        </w:rPr>
-        <w:t>issingGenderMembersCommittees]&gt;&gt;</w:t>
-      </w:r>
+        <w:rPr>
+          <w:szCs w:val="24"/>
+        </w:rPr>
+      </w:pPr>
+      <w:r>
+        <w:rPr>
+          <w:szCs w:val="24"/>
+        </w:rPr>
+        <w:t>Die Departemente sorgen dafür, dass bei Ergänzungswahlen während der Amtsperiode die rechtlichen Anforderungen an die Zusammensetzung von ausserparlamentarischen Kommissionen (insbesondere die angemessene Vertretung der Geschlechter und der Sprachgemeinschaften) erfüllt werden.</w:t>
+      </w:r>
+    </w:p>
+    <w:p>
+      <w:pPr>
+        <w:rPr>
+          <w:szCs w:val="24"/>
+        </w:rPr>
+      </w:pPr>
     </w:p>
     <w:p>
       <w:pPr>
         <w:pStyle w:val="Listenabsatz"/>
         <w:numPr>
           <w:ilvl w:val="0"/>
-          <w:numId w:val="39"/>
+          <w:numId w:val="43"/>
         </w:numPr>
-        <w:spacing w:before="120" w:after="60"/>
-        <w:ind w:left="709" w:hanging="283"/>
-        <w:rPr>
-          <w:szCs w:val="24"/>
-          <w:lang w:val="en-US"/>
-        </w:rPr>
-      </w:pPr>
-      <w:r>
-        <w:rPr>
-          <w:b/>
-          <w:bCs/>
-          <w:szCs w:val="24"/>
-          <w:lang w:val="en-US"/>
-        </w:rPr>
-        <w:t>&lt;&lt;[committee.</w:t>
-      </w:r>
-      <w:r>
-        <w:rPr>
-          <w:b/>
-          <w:bCs/>
-          <w:szCs w:val="24"/>
-          <w:lang w:val="en-US"/>
-        </w:rPr>
-        <w:t>n</w:t>
-      </w:r>
-      <w:r>
-        <w:rPr>
-          <w:b/>
-          <w:bCs/>
-          <w:szCs w:val="24"/>
-          <w:lang w:val="en-US"/>
-        </w:rPr>
-        <w:t>ame]&gt;&gt;</w:t>
-      </w:r>
-      <w:r>
-        <w:rPr>
-          <w:b/>
-          <w:bCs/>
-          <w:szCs w:val="24"/>
-          <w:lang w:val="en-US"/>
-        </w:rPr>
-        <w:t xml:space="preserve">: </w:t>
-      </w:r>
-      <w:r>
-        <w:rPr>
-          <w:szCs w:val="24"/>
-          <w:lang w:val="en-US"/>
-        </w:rPr>
-        <w:t>&lt;&lt;if [committee.femaleMissingPercentage &lt; 40]&gt;&gt;&lt;&lt;[committee.femaleMissingPercentage]&gt;&gt;% Frauen&lt;&lt;/if&gt;&gt;&lt;&lt;if [committee. maleMissingPercentage &lt; 40]&gt;&gt;&lt;&lt;[committee.maleMissingPercentage]&gt;&gt;% Männer&lt;&lt;/if&gt;&gt;</w:t>
-      </w:r>
-    </w:p>
-    <w:p>
-      <w:pPr>
-        <w:pStyle w:val="Listenabsatz"/>
-        <w:ind w:left="426"/>
-        <w:rPr>
-          <w:szCs w:val="24"/>
-          <w:lang w:val="en-US"/>
-        </w:rPr>
-      </w:pPr>
-      <w:r>
-        <w:rPr>
-          <w:szCs w:val="24"/>
-          <w:lang w:val="en-US"/>
-        </w:rPr>
-        <w:t>&lt;&lt;/foreach&gt;&gt;</w:t>
-      </w:r>
-    </w:p>
-    <w:p>
-      <w:pPr>
-        <w:pStyle w:val="Listenabsatz"/>
-        <w:spacing w:after="120"/>
-        <w:ind w:left="426" w:hanging="426"/>
-        <w:contextualSpacing w:val="0"/>
-        <w:rPr>
-          <w:szCs w:val="24"/>
-        </w:rPr>
-      </w:pPr>
-    </w:p>
-    <w:p>
-      <w:pPr>
-        <w:pStyle w:val="Listenabsatz"/>
-        <w:numPr>
-          <w:ilvl w:val="1"/>
-          <w:numId w:val="17"/>
-        </w:numPr>
-        <w:spacing w:after="120"/>
-        <w:ind w:left="426" w:hanging="426"/>
-        <w:contextualSpacing w:val="0"/>
-        <w:rPr>
-          <w:szCs w:val="24"/>
-        </w:rPr>
-      </w:pPr>
-      <w:r>
-        <w:rPr>
-          <w:szCs w:val="24"/>
-        </w:rPr>
-        <w:t>Die Unterschreitung des Mindestanteils deutsch-, französisch- und italienischsprachiger Personen (Art. 8</w:t>
-      </w:r>
-      <w:r>
-        <w:rPr>
-          <w:i/>
-          <w:szCs w:val="24"/>
-        </w:rPr>
-        <w:t>c</w:t>
-      </w:r>
-      <w:r>
-        <w:rPr>
-          <w:szCs w:val="24"/>
-          <w:vertAlign w:val="superscript"/>
-        </w:rPr>
-        <w:t>bis</w:t>
-      </w:r>
-      <w:r>
-        <w:rPr>
-          <w:szCs w:val="24"/>
-        </w:rPr>
-        <w:t xml:space="preserve"> Abs. 1 RVOV) in den folgenden Gremien wird genehmigt:</w:t>
-      </w:r>
-    </w:p>
-    <w:p>
-      <w:pPr>
-        <w:pStyle w:val="Listenabsatz"/>
-        <w:ind w:left="426"/>
-        <w:rPr>
-          <w:szCs w:val="24"/>
-          <w:lang w:val="en-US"/>
-        </w:rPr>
-      </w:pPr>
-      <w:r>
-        <w:rPr>
-          <w:szCs w:val="24"/>
-          <w:lang w:val="en-US"/>
-        </w:rPr>
-        <w:t>&lt;&lt;foreach [committee in decisionFederalCouncil.</w:t>
-      </w:r>
-      <w:r>
-        <w:rPr>
-          <w:szCs w:val="24"/>
-          <w:lang w:val="en-US"/>
-        </w:rPr>
-        <w:t>m</w:t>
-      </w:r>
-      <w:r>
-        <w:rPr>
-          <w:szCs w:val="24"/>
-          <w:lang w:val="en-US"/>
-        </w:rPr>
-        <w:t>issingLanguageMembersCommittees</w:t>
-      </w:r>
-      <w:r>
-        <w:rPr>
-          <w:szCs w:val="24"/>
-          <w:lang w:val="en-US"/>
-        </w:rPr>
-        <w:t>]&gt;&gt;</w:t>
-      </w:r>
+        <w:rPr>
+          <w:szCs w:val="24"/>
+        </w:rPr>
+      </w:pPr>
+      <w:r>
+        <w:rPr>
+          <w:szCs w:val="24"/>
+        </w:rPr>
+        <w:t>Die auf den Beginn der neuen Amtsperiode ausscheidenden Mitglieder werden unter Verdankung der geleisteten Dienste entlassen.</w:t>
+      </w:r>
+    </w:p>
+    <w:p>
+      <w:pPr>
+        <w:rPr>
+          <w:szCs w:val="24"/>
+        </w:rPr>
+      </w:pPr>
     </w:p>
     <w:p>
       <w:pPr>
         <w:pStyle w:val="Listenabsatz"/>
         <w:numPr>
           <w:ilvl w:val="0"/>
-          <w:numId w:val="39"/>
+          <w:numId w:val="43"/>
         </w:numPr>
-        <w:spacing w:before="120" w:after="60"/>
-        <w:ind w:left="709" w:hanging="283"/>
-        <w:rPr>
-          <w:szCs w:val="24"/>
-          <w:lang w:val="en-US"/>
-        </w:rPr>
-      </w:pPr>
-      <w:r>
-        <w:rPr>
-          <w:b/>
-          <w:bCs/>
-          <w:szCs w:val="24"/>
-          <w:lang w:val="en-US"/>
-        </w:rPr>
-        <w:t>&lt;&lt;[committee.</w:t>
-      </w:r>
-      <w:r>
-        <w:rPr>
-          <w:b/>
-          <w:bCs/>
-          <w:szCs w:val="24"/>
-          <w:lang w:val="en-US"/>
-        </w:rPr>
-        <w:t>n</w:t>
-      </w:r>
-      <w:r>
-        <w:rPr>
-          <w:b/>
-          <w:bCs/>
-          <w:szCs w:val="24"/>
-          <w:lang w:val="en-US"/>
-        </w:rPr>
-        <w:t>ame]&gt;&gt;</w:t>
-      </w:r>
-      <w:r>
-        <w:rPr>
-          <w:b/>
-          <w:bCs/>
-          <w:szCs w:val="24"/>
-          <w:lang w:val="en-US"/>
-        </w:rPr>
-        <w:t>:</w:t>
-      </w:r>
-      <w:r>
-        <w:rPr>
-          <w:szCs w:val="24"/>
-          <w:lang w:val="en-US"/>
-        </w:rPr>
-        <w:t xml:space="preserve"> &lt;&lt;if [committee.frenchMissing == true &amp;&amp; committee.italianMissing == true]&gt;&gt;französische &amp; italienische Sprachgemeinschaft&lt;&lt;/if&gt;&gt;&lt;&lt;if [committee.frenchMissing == true &amp;&amp; committee.italianMissing == false]&gt;&gt;französische Sprachgemeinschaft&lt;&lt;/if&gt;&gt;&lt;&lt;if [committee.italianMissing == true &amp;&amp; committee.frenchMissing == false]&gt;&gt;italienische Sprachgemeinschaft&lt;&lt;/if&gt;&gt;</w:t>
-      </w:r>
-    </w:p>
-    <w:p>
-      <w:pPr>
-        <w:pStyle w:val="Listenabsatz"/>
-        <w:ind w:left="426"/>
-        <w:rPr>
-          <w:szCs w:val="24"/>
-          <w:lang w:val="en-US"/>
-        </w:rPr>
-      </w:pPr>
-      <w:r>
-        <w:rPr>
-          <w:szCs w:val="24"/>
-          <w:lang w:val="en-US"/>
-        </w:rPr>
-        <w:t>&lt;&lt;/foreach&gt;&gt;</w:t>
-      </w:r>
-    </w:p>
-    <w:p>
-      <w:pPr>
-        <w:ind w:left="426" w:hanging="426"/>
-        <w:rPr>
-          <w:szCs w:val="24"/>
-        </w:rPr>
-      </w:pPr>
-    </w:p>
-    <w:p>
-      <w:pPr>
-        <w:pStyle w:val="Listenabsatz"/>
-        <w:numPr>
-          <w:ilvl w:val="1"/>
-          <w:numId w:val="17"/>
-        </w:numPr>
-        <w:spacing w:after="120"/>
-        <w:ind w:left="426" w:hanging="426"/>
-        <w:contextualSpacing w:val="0"/>
-        <w:rPr>
-          <w:szCs w:val="24"/>
-        </w:rPr>
-      </w:pPr>
-      <w:r>
-        <w:rPr>
-          <w:szCs w:val="24"/>
-        </w:rPr>
-        <w:t>Die Ausnahmen von der Amtszeitbeschränkung (Art. 8</w:t>
-      </w:r>
-      <w:r>
-        <w:rPr>
-          <w:i/>
-          <w:szCs w:val="24"/>
-        </w:rPr>
-        <w:t xml:space="preserve">i </w:t>
-      </w:r>
-      <w:r>
-        <w:rPr>
-          <w:szCs w:val="24"/>
-        </w:rPr>
-        <w:t xml:space="preserve">Abs. 2 RVOV) in den folgenden Gremien werden genehmigt: </w:t>
-      </w:r>
-    </w:p>
-    <w:p>
-      <w:pPr>
-        <w:ind w:left="426"/>
-        <w:rPr>
-          <w:szCs w:val="24"/>
-          <w:lang w:val="en-US"/>
-        </w:rPr>
-      </w:pPr>
-      <w:r>
-        <w:rPr>
-          <w:szCs w:val="24"/>
-          <w:lang w:val="en-US"/>
-        </w:rPr>
-        <w:t>&lt;&lt;foreach [committee in decisionFederalCouncil.</w:t>
-      </w:r>
-      <w:r>
-        <w:rPr>
-          <w:szCs w:val="24"/>
-          <w:lang w:val="en-US"/>
-        </w:rPr>
-        <w:t>longerDutyMembersCommittees</w:t>
-      </w:r>
-      <w:r>
-        <w:rPr>
-          <w:szCs w:val="24"/>
-          <w:lang w:val="en-US"/>
-        </w:rPr>
-        <w:t>]&gt;&gt;</w:t>
-      </w:r>
-    </w:p>
-    <w:p>
-      <w:pPr>
-        <w:pStyle w:val="Listenabsatz"/>
-        <w:numPr>
-          <w:ilvl w:val="0"/>
-          <w:numId w:val="39"/>
-        </w:numPr>
-        <w:spacing w:before="120" w:after="60"/>
-        <w:ind w:left="709" w:hanging="283"/>
-        <w:rPr>
-          <w:szCs w:val="24"/>
-          <w:lang w:val="en-US"/>
-        </w:rPr>
-      </w:pPr>
-      <w:r>
-        <w:rPr>
-          <w:b/>
-          <w:bCs/>
-          <w:szCs w:val="24"/>
-          <w:lang w:val="en-US"/>
-        </w:rPr>
-        <w:t>&lt;&lt;[committee.</w:t>
-      </w:r>
-      <w:r>
-        <w:rPr>
-          <w:b/>
-          <w:bCs/>
-          <w:szCs w:val="24"/>
-          <w:lang w:val="en-US"/>
-        </w:rPr>
-        <w:t>n</w:t>
-      </w:r>
-      <w:r>
-        <w:rPr>
-          <w:b/>
-          <w:bCs/>
-          <w:szCs w:val="24"/>
-          <w:lang w:val="en-US"/>
-        </w:rPr>
-        <w:t>ame]&gt;&gt;</w:t>
-      </w:r>
-      <w:r>
-        <w:rPr>
-          <w:b/>
-          <w:bCs/>
-          <w:szCs w:val="24"/>
-          <w:lang w:val="en-US"/>
-        </w:rPr>
-        <w:t xml:space="preserve">: </w:t>
-      </w:r>
-      <w:r>
-        <w:rPr>
-          <w:szCs w:val="24"/>
-          <w:lang w:val="en-US"/>
-        </w:rPr>
-        <w:t>&lt;&lt;[committee.</w:t>
-      </w:r>
-      <w:r>
-        <w:rPr>
-          <w:szCs w:val="24"/>
-          <w:lang w:val="en-US"/>
-        </w:rPr>
-        <w:t>freeText</w:t>
-      </w:r>
-      <w:r>
-        <w:rPr>
-          <w:szCs w:val="24"/>
-          <w:lang w:val="en-US"/>
-        </w:rPr>
-        <w:t>]&gt;&gt;</w:t>
-      </w:r>
-    </w:p>
-    <w:p>
-      <w:pPr>
-        <w:ind w:left="426"/>
-        <w:rPr>
-          <w:szCs w:val="24"/>
-          <w:lang w:val="en-US"/>
-        </w:rPr>
-      </w:pPr>
-      <w:r>
-        <w:rPr>
-          <w:szCs w:val="24"/>
-          <w:lang w:val="en-US"/>
-        </w:rPr>
-        <w:t>&lt;&lt;/foreach&gt;&gt;</w:t>
-      </w:r>
-    </w:p>
-    <w:p>
-      <w:pPr>
-        <w:ind w:left="426" w:hanging="426"/>
-        <w:rPr>
-          <w:rFonts w:cs="Arial"/>
-          <w:iCs/>
-          <w:szCs w:val="24"/>
-        </w:rPr>
-      </w:pPr>
-    </w:p>
-    <w:p>
-      <w:pPr>
-        <w:pStyle w:val="Listenabsatz"/>
-        <w:numPr>
-          <w:ilvl w:val="1"/>
-          <w:numId w:val="17"/>
-        </w:numPr>
-        <w:spacing w:after="120"/>
-        <w:ind w:left="426" w:hanging="426"/>
-        <w:contextualSpacing w:val="0"/>
-        <w:rPr>
-          <w:szCs w:val="24"/>
-        </w:rPr>
-      </w:pPr>
-      <w:r>
-        <w:rPr>
-          <w:szCs w:val="24"/>
-        </w:rPr>
-        <w:t>Die Wahl von Angehörigen der Bundesverwaltung als Mitglieder (Art. 57</w:t>
-      </w:r>
-      <w:r>
-        <w:rPr>
-          <w:i/>
-          <w:szCs w:val="24"/>
-        </w:rPr>
-        <w:t>e</w:t>
-      </w:r>
-      <w:r>
-        <w:rPr>
-          <w:szCs w:val="24"/>
-        </w:rPr>
-        <w:t xml:space="preserve"> Abs. 3 RVOG) in den folgenden Gremien wird genehmigt:</w:t>
-      </w:r>
-    </w:p>
-    <w:p>
-      <w:pPr>
-        <w:ind w:left="426"/>
-        <w:rPr>
-          <w:szCs w:val="24"/>
-          <w:lang w:val="en-US"/>
-        </w:rPr>
-      </w:pPr>
-      <w:r>
-        <w:rPr>
-          <w:szCs w:val="24"/>
-          <w:lang w:val="en-US"/>
-        </w:rPr>
-        <w:t>&lt;&lt;foreach [committee in decisionFederalCouncil.</w:t>
-      </w:r>
-      <w:r>
-        <w:rPr>
-          <w:szCs w:val="24"/>
-          <w:lang w:val="en-US"/>
-        </w:rPr>
-        <w:t>f</w:t>
-      </w:r>
-      <w:r>
-        <w:rPr>
-          <w:szCs w:val="24"/>
-          <w:lang w:val="en-US"/>
-        </w:rPr>
-        <w:t>ederalAssemblyMembersCommittees</w:t>
-      </w:r>
-      <w:r>
-        <w:rPr>
-          <w:szCs w:val="24"/>
-          <w:lang w:val="en-US"/>
-        </w:rPr>
-        <w:t>]&gt;&gt;</w:t>
-      </w:r>
-    </w:p>
-    <w:p>
-      <w:pPr>
-        <w:pStyle w:val="Listenabsatz"/>
-        <w:numPr>
-          <w:ilvl w:val="0"/>
-          <w:numId w:val="39"/>
-        </w:numPr>
-        <w:spacing w:before="120" w:after="60"/>
-        <w:ind w:left="709" w:hanging="283"/>
-        <w:rPr>
-          <w:szCs w:val="24"/>
-          <w:lang w:val="en-US"/>
-        </w:rPr>
-      </w:pPr>
-      <w:r>
-        <w:rPr>
-          <w:b/>
-          <w:bCs/>
-          <w:szCs w:val="24"/>
-          <w:lang w:val="en-US"/>
-        </w:rPr>
-        <w:t>&lt;&lt;[committee.</w:t>
-      </w:r>
-      <w:r>
-        <w:rPr>
-          <w:b/>
-          <w:bCs/>
-          <w:szCs w:val="24"/>
-          <w:lang w:val="en-US"/>
-        </w:rPr>
-        <w:t>n</w:t>
-      </w:r>
-      <w:r>
-        <w:rPr>
-          <w:b/>
-          <w:bCs/>
-          <w:szCs w:val="24"/>
-          <w:lang w:val="en-US"/>
-        </w:rPr>
-        <w:t>ame]&gt;&gt;</w:t>
-      </w:r>
-      <w:r>
-        <w:rPr>
-          <w:b/>
-          <w:bCs/>
-          <w:szCs w:val="24"/>
-          <w:lang w:val="en-US"/>
-        </w:rPr>
-        <w:t xml:space="preserve">: </w:t>
-      </w:r>
-      <w:r>
-        <w:rPr>
-          <w:szCs w:val="24"/>
-          <w:lang w:val="en-US"/>
-        </w:rPr>
-        <w:t>&lt;&lt;[committee.</w:t>
-      </w:r>
-      <w:r>
-        <w:rPr>
-          <w:szCs w:val="24"/>
-          <w:lang w:val="en-US"/>
-        </w:rPr>
-        <w:t>freeText</w:t>
-      </w:r>
-      <w:r>
-        <w:rPr>
-          <w:szCs w:val="24"/>
-          <w:lang w:val="en-US"/>
-        </w:rPr>
-        <w:t>]&gt;&gt;</w:t>
-      </w:r>
-    </w:p>
-    <w:p>
-      <w:pPr>
-        <w:ind w:left="426"/>
-        <w:rPr>
-          <w:szCs w:val="24"/>
-          <w:lang w:val="en-US"/>
-        </w:rPr>
-      </w:pPr>
-      <w:r>
-        <w:rPr>
-          <w:szCs w:val="24"/>
-          <w:lang w:val="en-US"/>
-        </w:rPr>
-        <w:t>&lt;&lt;/foreach&gt;&gt;</w:t>
-      </w:r>
-    </w:p>
-    <w:p>
-      <w:pPr>
-        <w:ind w:left="426" w:hanging="426"/>
-        <w:rPr>
-          <w:szCs w:val="24"/>
-        </w:rPr>
-      </w:pPr>
-    </w:p>
-    <w:p>
-      <w:pPr>
-        <w:pStyle w:val="Listenabsatz"/>
-        <w:numPr>
-          <w:ilvl w:val="0"/>
-          <w:numId w:val="17"/>
-        </w:numPr>
-        <w:ind w:left="426" w:hanging="426"/>
         <w:rPr>
           <w:szCs w:val="24"/>
         </w:rPr>
@@ -1482,60 +1283,6 @@
           <w:szCs w:val="24"/>
         </w:rPr>
         <w:lastRenderedPageBreak/>
-        <w:t>Die Departemente sorgen dafür, dass bei Ergänzungswahlen während der Amtsperiode die rechtlichen Anforderungen an die Zusammensetzung von ausserparlamentarischen Kommissionen (insbesondere die angemessene Vertretung der Geschlechter und der Sprachgemeinschaften) erfüllt werden.</w:t>
-      </w:r>
-    </w:p>
-    <w:p>
-      <w:pPr>
-        <w:ind w:left="426" w:hanging="426"/>
-        <w:rPr>
-          <w:szCs w:val="24"/>
-        </w:rPr>
-      </w:pPr>
-    </w:p>
-    <w:p>
-      <w:pPr>
-        <w:pStyle w:val="Listenabsatz"/>
-        <w:numPr>
-          <w:ilvl w:val="0"/>
-          <w:numId w:val="17"/>
-        </w:numPr>
-        <w:ind w:left="426" w:hanging="426"/>
-        <w:rPr>
-          <w:szCs w:val="24"/>
-        </w:rPr>
-      </w:pPr>
-      <w:r>
-        <w:rPr>
-          <w:szCs w:val="24"/>
-        </w:rPr>
-        <w:t>Die auf den Beginn der neuen Amtsperiode ausscheidenden Mitglieder werden unter Verdankung der geleisteten Dienste entlassen.</w:t>
-      </w:r>
-    </w:p>
-    <w:p>
-      <w:pPr>
-        <w:ind w:left="426" w:hanging="426"/>
-        <w:rPr>
-          <w:szCs w:val="24"/>
-        </w:rPr>
-      </w:pPr>
-    </w:p>
-    <w:p>
-      <w:pPr>
-        <w:pStyle w:val="Listenabsatz"/>
-        <w:numPr>
-          <w:ilvl w:val="0"/>
-          <w:numId w:val="17"/>
-        </w:numPr>
-        <w:ind w:left="426" w:hanging="426"/>
-        <w:rPr>
-          <w:szCs w:val="24"/>
-        </w:rPr>
-      </w:pPr>
-      <w:r>
-        <w:rPr>
-          <w:szCs w:val="24"/>
-        </w:rPr>
         <w:t xml:space="preserve">Die Departemente (GS) werden beauftragt, die ausscheidenden und die neu gewählten Mitglieder und Präsidien (alle Funktionen) bis zum </w:t>
       </w:r>
       <w:r>
@@ -1563,11 +1310,6 @@
         <w:rPr>
           <w:szCs w:val="24"/>
         </w:rPr>
-      </w:r>
-      <w:r>
-        <w:rPr>
-          <w:szCs w:val="24"/>
-        </w:rPr>
         <w:fldChar w:fldCharType="separate"/>
       </w:r>
       <w:r>
@@ -1593,41 +1335,7 @@
     <w:p>
       <w:pPr>
         <w:pStyle w:val="Listenabsatz"/>
-        <w:ind w:left="426" w:hanging="426"/>
-        <w:rPr>
-          <w:szCs w:val="24"/>
-        </w:rPr>
-      </w:pPr>
-    </w:p>
-    <w:p>
-      <w:pPr>
-        <w:pStyle w:val="Listenabsatz"/>
-        <w:numPr>
-          <w:ilvl w:val="1"/>
-          <w:numId w:val="17"/>
-        </w:numPr>
-        <w:ind w:left="851" w:hanging="425"/>
-        <w:rPr>
-          <w:szCs w:val="24"/>
-        </w:rPr>
-      </w:pPr>
-      <w:r>
-        <w:rPr>
-          <w:szCs w:val="24"/>
-        </w:rPr>
-        <w:t>D</w:t>
-      </w:r>
-      <w:r>
-        <w:rPr>
-          <w:szCs w:val="24"/>
-        </w:rPr>
-        <w:t>ie BK wird ermächtigt, die publizierte Mitgliederliste im Einvernehmen mit dem zuständigen Departement anzupassen, falls sich Änderungen betreffend die Angaben zu den gewählten Personen ergeben.</w:t>
-      </w:r>
-    </w:p>
-    <w:p>
-      <w:pPr>
-        <w:pStyle w:val="Listenabsatz"/>
-        <w:ind w:left="426" w:hanging="426"/>
+        <w:ind w:left="0"/>
         <w:rPr>
           <w:szCs w:val="24"/>
         </w:rPr>
@@ -1638,9 +1346,8 @@
         <w:pStyle w:val="Listenabsatz"/>
         <w:numPr>
           <w:ilvl w:val="0"/>
-          <w:numId w:val="17"/>
+          <w:numId w:val="43"/>
         </w:numPr>
-        <w:ind w:left="426" w:hanging="426"/>
         <w:rPr>
           <w:szCs w:val="24"/>
         </w:rPr>
@@ -1655,7 +1362,7 @@
     <w:p>
       <w:pPr>
         <w:pStyle w:val="Listenabsatz"/>
-        <w:ind w:left="426" w:hanging="426"/>
+        <w:ind w:left="0"/>
         <w:rPr>
           <w:szCs w:val="24"/>
         </w:rPr>
@@ -1666,9 +1373,35 @@
         <w:pStyle w:val="Listenabsatz"/>
         <w:numPr>
           <w:ilvl w:val="0"/>
-          <w:numId w:val="17"/>
+          <w:numId w:val="43"/>
         </w:numPr>
-        <w:ind w:left="426" w:hanging="426"/>
+        <w:rPr>
+          <w:szCs w:val="24"/>
+        </w:rPr>
+      </w:pPr>
+      <w:r>
+        <w:rPr>
+          <w:szCs w:val="24"/>
+        </w:rPr>
+        <w:t>Die BK wird ermächtigt, die publizierte Mitgliederliste im Einvernehmen mit dem zuständigen Departement anzupassen, falls sich Änderungen betreffend die Angaben zu den gewählten Personen ergeben.</w:t>
+      </w:r>
+    </w:p>
+    <w:p>
+      <w:pPr>
+        <w:pStyle w:val="Listenabsatz"/>
+        <w:ind w:left="0"/>
+        <w:rPr>
+          <w:szCs w:val="24"/>
+        </w:rPr>
+      </w:pPr>
+    </w:p>
+    <w:p>
+      <w:pPr>
+        <w:pStyle w:val="Listenabsatz"/>
+        <w:numPr>
+          <w:ilvl w:val="0"/>
+          <w:numId w:val="43"/>
+        </w:numPr>
         <w:rPr>
           <w:szCs w:val="24"/>
         </w:rPr>
@@ -1699,11 +1432,6 @@
           <w:szCs w:val="24"/>
         </w:rPr>
         <w:instrText xml:space="preserve"> FORMTEXT </w:instrText>
-      </w:r>
-      <w:r>
-        <w:rPr>
-          <w:szCs w:val="24"/>
-        </w:rPr>
       </w:r>
       <w:r>
         <w:rPr>
@@ -2486,6 +2214,92 @@
     </w:lvl>
   </w:abstractNum>
   <w:abstractNum w:abstractNumId="11" w15:restartNumberingAfterBreak="0">
+    <w:nsid w:val="0D5369C9"/>
+    <w:multiLevelType w:val="multilevel"/>
+    <w:tmpl w:val="0807001F"/>
+    <w:lvl w:ilvl="0">
+      <w:start w:val="1"/>
+      <w:numFmt w:val="decimal"/>
+      <w:lvlText w:val="%1."/>
+      <w:lvlJc w:val="left"/>
+      <w:pPr>
+        <w:ind w:left="360" w:hanging="360"/>
+      </w:pPr>
+    </w:lvl>
+    <w:lvl w:ilvl="1">
+      <w:start w:val="1"/>
+      <w:numFmt w:val="decimal"/>
+      <w:lvlText w:val="%1.%2."/>
+      <w:lvlJc w:val="left"/>
+      <w:pPr>
+        <w:ind w:left="792" w:hanging="432"/>
+      </w:pPr>
+    </w:lvl>
+    <w:lvl w:ilvl="2">
+      <w:start w:val="1"/>
+      <w:numFmt w:val="decimal"/>
+      <w:lvlText w:val="%1.%2.%3."/>
+      <w:lvlJc w:val="left"/>
+      <w:pPr>
+        <w:ind w:left="1224" w:hanging="504"/>
+      </w:pPr>
+    </w:lvl>
+    <w:lvl w:ilvl="3">
+      <w:start w:val="1"/>
+      <w:numFmt w:val="decimal"/>
+      <w:lvlText w:val="%1.%2.%3.%4."/>
+      <w:lvlJc w:val="left"/>
+      <w:pPr>
+        <w:ind w:left="1728" w:hanging="648"/>
+      </w:pPr>
+    </w:lvl>
+    <w:lvl w:ilvl="4">
+      <w:start w:val="1"/>
+      <w:numFmt w:val="decimal"/>
+      <w:lvlText w:val="%1.%2.%3.%4.%5."/>
+      <w:lvlJc w:val="left"/>
+      <w:pPr>
+        <w:ind w:left="2232" w:hanging="792"/>
+      </w:pPr>
+    </w:lvl>
+    <w:lvl w:ilvl="5">
+      <w:start w:val="1"/>
+      <w:numFmt w:val="decimal"/>
+      <w:lvlText w:val="%1.%2.%3.%4.%5.%6."/>
+      <w:lvlJc w:val="left"/>
+      <w:pPr>
+        <w:ind w:left="2736" w:hanging="936"/>
+      </w:pPr>
+    </w:lvl>
+    <w:lvl w:ilvl="6">
+      <w:start w:val="1"/>
+      <w:numFmt w:val="decimal"/>
+      <w:lvlText w:val="%1.%2.%3.%4.%5.%6.%7."/>
+      <w:lvlJc w:val="left"/>
+      <w:pPr>
+        <w:ind w:left="3240" w:hanging="1080"/>
+      </w:pPr>
+    </w:lvl>
+    <w:lvl w:ilvl="7">
+      <w:start w:val="1"/>
+      <w:numFmt w:val="decimal"/>
+      <w:lvlText w:val="%1.%2.%3.%4.%5.%6.%7.%8."/>
+      <w:lvlJc w:val="left"/>
+      <w:pPr>
+        <w:ind w:left="3744" w:hanging="1224"/>
+      </w:pPr>
+    </w:lvl>
+    <w:lvl w:ilvl="8">
+      <w:start w:val="1"/>
+      <w:numFmt w:val="decimal"/>
+      <w:lvlText w:val="%1.%2.%3.%4.%5.%6.%7.%8.%9."/>
+      <w:lvlJc w:val="left"/>
+      <w:pPr>
+        <w:ind w:left="4320" w:hanging="1440"/>
+      </w:pPr>
+    </w:lvl>
+  </w:abstractNum>
+  <w:abstractNum w:abstractNumId="12" w15:restartNumberingAfterBreak="0">
     <w:nsid w:val="14FD6077"/>
     <w:multiLevelType w:val="hybridMultilevel"/>
     <w:tmpl w:val="282A4B94"/>
@@ -2598,7 +2412,7 @@
       </w:rPr>
     </w:lvl>
   </w:abstractNum>
-  <w:abstractNum w:abstractNumId="12" w15:restartNumberingAfterBreak="0">
+  <w:abstractNum w:abstractNumId="13" w15:restartNumberingAfterBreak="0">
     <w:nsid w:val="16614E87"/>
     <w:multiLevelType w:val="hybridMultilevel"/>
     <w:tmpl w:val="FD10E296"/>
@@ -2687,7 +2501,7 @@
       </w:pPr>
     </w:lvl>
   </w:abstractNum>
-  <w:abstractNum w:abstractNumId="13" w15:restartNumberingAfterBreak="0">
+  <w:abstractNum w:abstractNumId="14" w15:restartNumberingAfterBreak="0">
     <w:nsid w:val="183426B8"/>
     <w:multiLevelType w:val="hybridMultilevel"/>
     <w:tmpl w:val="31D4F7BA"/>
@@ -2800,7 +2614,7 @@
       </w:rPr>
     </w:lvl>
   </w:abstractNum>
-  <w:abstractNum w:abstractNumId="14" w15:restartNumberingAfterBreak="0">
+  <w:abstractNum w:abstractNumId="15" w15:restartNumberingAfterBreak="0">
     <w:nsid w:val="1F9141C8"/>
     <w:multiLevelType w:val="hybridMultilevel"/>
     <w:tmpl w:val="9104C5E8"/>
@@ -2913,7 +2727,7 @@
       </w:rPr>
     </w:lvl>
   </w:abstractNum>
-  <w:abstractNum w:abstractNumId="15" w15:restartNumberingAfterBreak="0">
+  <w:abstractNum w:abstractNumId="16" w15:restartNumberingAfterBreak="0">
     <w:nsid w:val="206F0858"/>
     <w:multiLevelType w:val="hybridMultilevel"/>
     <w:tmpl w:val="74DA3B78"/>
@@ -3026,7 +2840,7 @@
       </w:rPr>
     </w:lvl>
   </w:abstractNum>
-  <w:abstractNum w:abstractNumId="16" w15:restartNumberingAfterBreak="0">
+  <w:abstractNum w:abstractNumId="17" w15:restartNumberingAfterBreak="0">
     <w:nsid w:val="250B5F8F"/>
     <w:multiLevelType w:val="hybridMultilevel"/>
     <w:tmpl w:val="E8D4B3D4"/>
@@ -3115,7 +2929,7 @@
       </w:pPr>
     </w:lvl>
   </w:abstractNum>
-  <w:abstractNum w:abstractNumId="17" w15:restartNumberingAfterBreak="0">
+  <w:abstractNum w:abstractNumId="18" w15:restartNumberingAfterBreak="0">
     <w:nsid w:val="25461C2F"/>
     <w:multiLevelType w:val="multilevel"/>
     <w:tmpl w:val="51FA7510"/>
@@ -3236,13 +3050,13 @@
       </w:rPr>
     </w:lvl>
   </w:abstractNum>
-  <w:abstractNum w:abstractNumId="18" w15:restartNumberingAfterBreak="0">
+  <w:abstractNum w:abstractNumId="19" w15:restartNumberingAfterBreak="0">
     <w:nsid w:val="29C476AD"/>
     <w:multiLevelType w:val="multilevel"/>
     <w:tmpl w:val="1E9214C2"/>
     <w:numStyleLink w:val="FormatvorlageNummerierteListe10pt"/>
   </w:abstractNum>
-  <w:abstractNum w:abstractNumId="19" w15:restartNumberingAfterBreak="0">
+  <w:abstractNum w:abstractNumId="20" w15:restartNumberingAfterBreak="0">
     <w:nsid w:val="2D695BA8"/>
     <w:multiLevelType w:val="hybridMultilevel"/>
     <w:tmpl w:val="17DE13FA"/>
@@ -3404,7 +3218,7 @@
       </w:rPr>
     </w:lvl>
   </w:abstractNum>
-  <w:abstractNum w:abstractNumId="20" w15:restartNumberingAfterBreak="0">
+  <w:abstractNum w:abstractNumId="21" w15:restartNumberingAfterBreak="0">
     <w:nsid w:val="2DC46B19"/>
     <w:multiLevelType w:val="hybridMultilevel"/>
     <w:tmpl w:val="B77E0282"/>
@@ -3517,7 +3331,7 @@
       </w:rPr>
     </w:lvl>
   </w:abstractNum>
-  <w:abstractNum w:abstractNumId="21" w15:restartNumberingAfterBreak="0">
+  <w:abstractNum w:abstractNumId="22" w15:restartNumberingAfterBreak="0">
     <w:nsid w:val="2EA07928"/>
     <w:multiLevelType w:val="multilevel"/>
     <w:tmpl w:val="1E9214C2"/>
@@ -3635,7 +3449,7 @@
       </w:pPr>
     </w:lvl>
   </w:abstractNum>
-  <w:abstractNum w:abstractNumId="22" w15:restartNumberingAfterBreak="0">
+  <w:abstractNum w:abstractNumId="23" w15:restartNumberingAfterBreak="0">
     <w:nsid w:val="33CC51F8"/>
     <w:multiLevelType w:val="multilevel"/>
     <w:tmpl w:val="AD46EE64"/>
@@ -3748,7 +3562,7 @@
       </w:rPr>
     </w:lvl>
   </w:abstractNum>
-  <w:abstractNum w:abstractNumId="23" w15:restartNumberingAfterBreak="0">
+  <w:abstractNum w:abstractNumId="24" w15:restartNumberingAfterBreak="0">
     <w:nsid w:val="355B1D99"/>
     <w:multiLevelType w:val="hybridMultilevel"/>
     <w:tmpl w:val="59162B5E"/>
@@ -3834,7 +3648,7 @@
       </w:pPr>
     </w:lvl>
   </w:abstractNum>
-  <w:abstractNum w:abstractNumId="24" w15:restartNumberingAfterBreak="0">
+  <w:abstractNum w:abstractNumId="25" w15:restartNumberingAfterBreak="0">
     <w:nsid w:val="37C95ACA"/>
     <w:multiLevelType w:val="hybridMultilevel"/>
     <w:tmpl w:val="978A1B18"/>
@@ -3996,7 +3810,7 @@
       </w:rPr>
     </w:lvl>
   </w:abstractNum>
-  <w:abstractNum w:abstractNumId="25" w15:restartNumberingAfterBreak="0">
+  <w:abstractNum w:abstractNumId="26" w15:restartNumberingAfterBreak="0">
     <w:nsid w:val="426C79E5"/>
     <w:multiLevelType w:val="hybridMultilevel"/>
     <w:tmpl w:val="119CD8BA"/>
@@ -4109,7 +3923,7 @@
       </w:rPr>
     </w:lvl>
   </w:abstractNum>
-  <w:abstractNum w:abstractNumId="26" w15:restartNumberingAfterBreak="1">
+  <w:abstractNum w:abstractNumId="27" w15:restartNumberingAfterBreak="1">
     <w:nsid w:val="443451CA"/>
     <w:multiLevelType w:val="hybridMultilevel"/>
     <w:tmpl w:val="1F824302"/>
@@ -4222,7 +4036,7 @@
       </w:rPr>
     </w:lvl>
   </w:abstractNum>
-  <w:abstractNum w:abstractNumId="27" w15:restartNumberingAfterBreak="0">
+  <w:abstractNum w:abstractNumId="28" w15:restartNumberingAfterBreak="0">
     <w:nsid w:val="468D4C6E"/>
     <w:multiLevelType w:val="hybridMultilevel"/>
     <w:tmpl w:val="EA682E0A"/>
@@ -4335,7 +4149,7 @@
       </w:rPr>
     </w:lvl>
   </w:abstractNum>
-  <w:abstractNum w:abstractNumId="28" w15:restartNumberingAfterBreak="0">
+  <w:abstractNum w:abstractNumId="29" w15:restartNumberingAfterBreak="0">
     <w:nsid w:val="4C7B4A7A"/>
     <w:multiLevelType w:val="hybridMultilevel"/>
     <w:tmpl w:val="B82E5C94"/>
@@ -4421,7 +4235,7 @@
       </w:pPr>
     </w:lvl>
   </w:abstractNum>
-  <w:abstractNum w:abstractNumId="29" w15:restartNumberingAfterBreak="0">
+  <w:abstractNum w:abstractNumId="30" w15:restartNumberingAfterBreak="0">
     <w:nsid w:val="4E597EBF"/>
     <w:multiLevelType w:val="hybridMultilevel"/>
     <w:tmpl w:val="4F88A58C"/>
@@ -4507,7 +4321,7 @@
       </w:pPr>
     </w:lvl>
   </w:abstractNum>
-  <w:abstractNum w:abstractNumId="30" w15:restartNumberingAfterBreak="0">
+  <w:abstractNum w:abstractNumId="31" w15:restartNumberingAfterBreak="0">
     <w:nsid w:val="5966681D"/>
     <w:multiLevelType w:val="hybridMultilevel"/>
     <w:tmpl w:val="E8861412"/>
@@ -4620,7 +4434,7 @@
       </w:rPr>
     </w:lvl>
   </w:abstractNum>
-  <w:abstractNum w:abstractNumId="31" w15:restartNumberingAfterBreak="0">
+  <w:abstractNum w:abstractNumId="32" w15:restartNumberingAfterBreak="0">
     <w:nsid w:val="5C2413AD"/>
     <w:multiLevelType w:val="hybridMultilevel"/>
     <w:tmpl w:val="5E7E745E"/>
@@ -4751,7 +4565,7 @@
       </w:rPr>
     </w:lvl>
   </w:abstractNum>
-  <w:abstractNum w:abstractNumId="32" w15:restartNumberingAfterBreak="0">
+  <w:abstractNum w:abstractNumId="33" w15:restartNumberingAfterBreak="0">
     <w:nsid w:val="5E430200"/>
     <w:multiLevelType w:val="hybridMultilevel"/>
     <w:tmpl w:val="AC5CB6C8"/>
@@ -4864,7 +4678,7 @@
       </w:rPr>
     </w:lvl>
   </w:abstractNum>
-  <w:abstractNum w:abstractNumId="33" w15:restartNumberingAfterBreak="0">
+  <w:abstractNum w:abstractNumId="34" w15:restartNumberingAfterBreak="0">
     <w:nsid w:val="5E9B3A9A"/>
     <w:multiLevelType w:val="hybridMultilevel"/>
     <w:tmpl w:val="102A645A"/>
@@ -4980,7 +4794,7 @@
       </w:pPr>
     </w:lvl>
   </w:abstractNum>
-  <w:abstractNum w:abstractNumId="34" w15:restartNumberingAfterBreak="0">
+  <w:abstractNum w:abstractNumId="35" w15:restartNumberingAfterBreak="0">
     <w:nsid w:val="619E3C91"/>
     <w:multiLevelType w:val="hybridMultilevel"/>
     <w:tmpl w:val="83B66966"/>
@@ -5066,7 +4880,7 @@
       </w:pPr>
     </w:lvl>
   </w:abstractNum>
-  <w:abstractNum w:abstractNumId="35" w15:restartNumberingAfterBreak="0">
+  <w:abstractNum w:abstractNumId="36" w15:restartNumberingAfterBreak="0">
     <w:nsid w:val="649E54C4"/>
     <w:multiLevelType w:val="hybridMultilevel"/>
     <w:tmpl w:val="18388BF4"/>
@@ -5179,7 +4993,7 @@
       </w:rPr>
     </w:lvl>
   </w:abstractNum>
-  <w:abstractNum w:abstractNumId="36" w15:restartNumberingAfterBreak="0">
+  <w:abstractNum w:abstractNumId="37" w15:restartNumberingAfterBreak="0">
     <w:nsid w:val="64A715F1"/>
     <w:multiLevelType w:val="multilevel"/>
     <w:tmpl w:val="697E9EB0"/>
@@ -5296,7 +5110,7 @@
       </w:rPr>
     </w:lvl>
   </w:abstractNum>
-  <w:abstractNum w:abstractNumId="37" w15:restartNumberingAfterBreak="0">
+  <w:abstractNum w:abstractNumId="38" w15:restartNumberingAfterBreak="0">
     <w:nsid w:val="6C25091C"/>
     <w:multiLevelType w:val="multilevel"/>
     <w:tmpl w:val="17DE13FA"/>
@@ -5458,7 +5272,7 @@
       </w:rPr>
     </w:lvl>
   </w:abstractNum>
-  <w:abstractNum w:abstractNumId="38" w15:restartNumberingAfterBreak="0">
+  <w:abstractNum w:abstractNumId="39" w15:restartNumberingAfterBreak="0">
     <w:nsid w:val="6C2A4FAD"/>
     <w:multiLevelType w:val="hybridMultilevel"/>
     <w:tmpl w:val="AD2046CE"/>
@@ -5571,7 +5385,7 @@
       </w:rPr>
     </w:lvl>
   </w:abstractNum>
-  <w:abstractNum w:abstractNumId="39" w15:restartNumberingAfterBreak="0">
+  <w:abstractNum w:abstractNumId="40" w15:restartNumberingAfterBreak="0">
     <w:nsid w:val="6FB95977"/>
     <w:multiLevelType w:val="hybridMultilevel"/>
     <w:tmpl w:val="736C81CC"/>
@@ -5660,7 +5474,7 @@
       </w:pPr>
     </w:lvl>
   </w:abstractNum>
-  <w:abstractNum w:abstractNumId="40" w15:restartNumberingAfterBreak="0">
+  <w:abstractNum w:abstractNumId="41" w15:restartNumberingAfterBreak="0">
     <w:nsid w:val="778874D3"/>
     <w:multiLevelType w:val="hybridMultilevel"/>
     <w:tmpl w:val="1B96D124"/>
@@ -5773,7 +5587,7 @@
       </w:rPr>
     </w:lvl>
   </w:abstractNum>
-  <w:abstractNum w:abstractNumId="41" w15:restartNumberingAfterBreak="0">
+  <w:abstractNum w:abstractNumId="42" w15:restartNumberingAfterBreak="0">
     <w:nsid w:val="7E2E0140"/>
     <w:multiLevelType w:val="hybridMultilevel"/>
     <w:tmpl w:val="4DAAEBBA"/>
@@ -5887,16 +5701,16 @@
     </w:lvl>
   </w:abstractNum>
   <w:num w:numId="1" w16cid:durableId="2058044410">
-    <w:abstractNumId w:val="33"/>
+    <w:abstractNumId w:val="34"/>
   </w:num>
   <w:num w:numId="2" w16cid:durableId="1494831986">
-    <w:abstractNumId w:val="19"/>
+    <w:abstractNumId w:val="20"/>
   </w:num>
   <w:num w:numId="3" w16cid:durableId="279454391">
-    <w:abstractNumId w:val="37"/>
+    <w:abstractNumId w:val="38"/>
   </w:num>
   <w:num w:numId="4" w16cid:durableId="512452334">
-    <w:abstractNumId w:val="24"/>
+    <w:abstractNumId w:val="25"/>
   </w:num>
   <w:num w:numId="5" w16cid:durableId="1605527940">
     <w:abstractNumId w:val="9"/>
@@ -5929,88 +5743,91 @@
     <w:abstractNumId w:val="0"/>
   </w:num>
   <w:num w:numId="15" w16cid:durableId="1379671812">
+    <w:abstractNumId w:val="19"/>
+  </w:num>
+  <w:num w:numId="16" w16cid:durableId="1799371921">
+    <w:abstractNumId w:val="22"/>
+  </w:num>
+  <w:num w:numId="17" w16cid:durableId="1124928074">
     <w:abstractNumId w:val="18"/>
   </w:num>
-  <w:num w:numId="16" w16cid:durableId="1799371921">
+  <w:num w:numId="18" w16cid:durableId="1970744932">
+    <w:abstractNumId w:val="27"/>
+  </w:num>
+  <w:num w:numId="19" w16cid:durableId="1910994975">
     <w:abstractNumId w:val="21"/>
   </w:num>
-  <w:num w:numId="17" w16cid:durableId="1124928074">
+  <w:num w:numId="20" w16cid:durableId="710423429">
+    <w:abstractNumId w:val="28"/>
+  </w:num>
+  <w:num w:numId="21" w16cid:durableId="353456531">
+    <w:abstractNumId w:val="16"/>
+  </w:num>
+  <w:num w:numId="22" w16cid:durableId="1936359286">
+    <w:abstractNumId w:val="15"/>
+  </w:num>
+  <w:num w:numId="23" w16cid:durableId="253711234">
+    <w:abstractNumId w:val="14"/>
+  </w:num>
+  <w:num w:numId="24" w16cid:durableId="2073499117">
+    <w:abstractNumId w:val="42"/>
+  </w:num>
+  <w:num w:numId="25" w16cid:durableId="638532971">
+    <w:abstractNumId w:val="33"/>
+  </w:num>
+  <w:num w:numId="26" w16cid:durableId="1160150332">
+    <w:abstractNumId w:val="39"/>
+  </w:num>
+  <w:num w:numId="27" w16cid:durableId="1974797392">
+    <w:abstractNumId w:val="26"/>
+  </w:num>
+  <w:num w:numId="28" w16cid:durableId="74208223">
+    <w:abstractNumId w:val="31"/>
+  </w:num>
+  <w:num w:numId="29" w16cid:durableId="261961244">
+    <w:abstractNumId w:val="12"/>
+  </w:num>
+  <w:num w:numId="30" w16cid:durableId="1676032012">
+    <w:abstractNumId w:val="23"/>
+  </w:num>
+  <w:num w:numId="31" w16cid:durableId="2080011610">
+    <w:abstractNumId w:val="41"/>
+  </w:num>
+  <w:num w:numId="32" w16cid:durableId="564532807">
+    <w:abstractNumId w:val="40"/>
+  </w:num>
+  <w:num w:numId="33" w16cid:durableId="580406080">
+    <w:abstractNumId w:val="13"/>
+  </w:num>
+  <w:num w:numId="34" w16cid:durableId="1409230196">
+    <w:abstractNumId w:val="30"/>
+  </w:num>
+  <w:num w:numId="35" w16cid:durableId="1180120421">
+    <w:abstractNumId w:val="24"/>
+  </w:num>
+  <w:num w:numId="36" w16cid:durableId="190194474">
     <w:abstractNumId w:val="17"/>
   </w:num>
-  <w:num w:numId="18" w16cid:durableId="1970744932">
-    <w:abstractNumId w:val="26"/>
-  </w:num>
-  <w:num w:numId="19" w16cid:durableId="1910994975">
-    <w:abstractNumId w:val="20"/>
-  </w:num>
-  <w:num w:numId="20" w16cid:durableId="710423429">
-    <w:abstractNumId w:val="27"/>
-  </w:num>
-  <w:num w:numId="21" w16cid:durableId="353456531">
-    <w:abstractNumId w:val="15"/>
-  </w:num>
-  <w:num w:numId="22" w16cid:durableId="1936359286">
-    <w:abstractNumId w:val="14"/>
-  </w:num>
-  <w:num w:numId="23" w16cid:durableId="253711234">
-    <w:abstractNumId w:val="13"/>
-  </w:num>
-  <w:num w:numId="24" w16cid:durableId="2073499117">
-    <w:abstractNumId w:val="41"/>
-  </w:num>
-  <w:num w:numId="25" w16cid:durableId="638532971">
-    <w:abstractNumId w:val="32"/>
-  </w:num>
-  <w:num w:numId="26" w16cid:durableId="1160150332">
-    <w:abstractNumId w:val="38"/>
-  </w:num>
-  <w:num w:numId="27" w16cid:durableId="1974797392">
-    <w:abstractNumId w:val="25"/>
-  </w:num>
-  <w:num w:numId="28" w16cid:durableId="74208223">
-    <w:abstractNumId w:val="30"/>
-  </w:num>
-  <w:num w:numId="29" w16cid:durableId="261961244">
-    <w:abstractNumId w:val="11"/>
-  </w:num>
-  <w:num w:numId="30" w16cid:durableId="1676032012">
-    <w:abstractNumId w:val="22"/>
-  </w:num>
-  <w:num w:numId="31" w16cid:durableId="2080011610">
-    <w:abstractNumId w:val="40"/>
-  </w:num>
-  <w:num w:numId="32" w16cid:durableId="564532807">
-    <w:abstractNumId w:val="39"/>
-  </w:num>
-  <w:num w:numId="33" w16cid:durableId="580406080">
-    <w:abstractNumId w:val="12"/>
-  </w:num>
-  <w:num w:numId="34" w16cid:durableId="1409230196">
-    <w:abstractNumId w:val="29"/>
-  </w:num>
-  <w:num w:numId="35" w16cid:durableId="1180120421">
-    <w:abstractNumId w:val="23"/>
-  </w:num>
-  <w:num w:numId="36" w16cid:durableId="190194474">
-    <w:abstractNumId w:val="16"/>
-  </w:num>
   <w:num w:numId="37" w16cid:durableId="53430655">
-    <w:abstractNumId w:val="35"/>
+    <w:abstractNumId w:val="36"/>
   </w:num>
   <w:num w:numId="38" w16cid:durableId="993143293">
     <w:abstractNumId w:val="10"/>
   </w:num>
   <w:num w:numId="39" w16cid:durableId="1696806991">
-    <w:abstractNumId w:val="31"/>
+    <w:abstractNumId w:val="32"/>
   </w:num>
   <w:num w:numId="40" w16cid:durableId="2119639863">
-    <w:abstractNumId w:val="36"/>
+    <w:abstractNumId w:val="37"/>
   </w:num>
   <w:num w:numId="41" w16cid:durableId="2135588828">
-    <w:abstractNumId w:val="34"/>
+    <w:abstractNumId w:val="35"/>
   </w:num>
   <w:num w:numId="42" w16cid:durableId="1836216469">
-    <w:abstractNumId w:val="28"/>
+    <w:abstractNumId w:val="29"/>
+  </w:num>
+  <w:num w:numId="43" w16cid:durableId="1423910847">
+    <w:abstractNumId w:val="11"/>
   </w:num>
 </w:numbering>
 </file>
@@ -6357,6 +6174,7 @@
   <w:style w:type="character" w:default="1" w:styleId="Absatz-Standardschriftart">
     <w:name w:val="Default Paragraph Font"/>
     <w:uiPriority w:val="1"/>
+    <w:semiHidden/>
     <w:unhideWhenUsed/>
   </w:style>
   <w:style w:type="table" w:default="1" w:styleId="NormaleTabelle">
@@ -6927,7 +6745,7 @@
 </file>
 
 <file path=customXml/item1.xml><?xml version="1.0" encoding="utf-8"?>
-<officeatwork xmlns="http://schemas.officeatwork.com/Document">eNp7v3u/jUt+cmlual6JnU1wfk5pSWZ+nmeKXVK2jT4S18YnMS+9NDE91c7IwNTURh/OtQnLTC23s9GHUnCzAA5cIJ8=</officeatwork>
+<officeatwork xmlns="http://schemas.officeatwork.com/Formulas">eNp7v3u/jVt+UW5pTmKxgr4dAD33Bnw=</officeatwork>
 </file>
 
 <file path=customXml/item2.xml><?xml version="1.0" encoding="utf-8"?>
@@ -6935,7 +6753,7 @@
 </file>
 
 <file path=customXml/item3.xml><?xml version="1.0" encoding="utf-8"?>
-<officeatwork xmlns="http://schemas.officeatwork.com/Formulas">eNp7v3u/jVt+UW5pTmKxgr4dAD33Bnw=</officeatwork>
+<officeatwork xmlns="http://schemas.officeatwork.com/Document">eNp7v3u/jUt+cmlual6JnU1wfk5pSWZ+nmeKXVK2jT4S18YnMS+9NDE91c7IwNTURh/OtQnLTC23s9GHUnCzAA5cIJ8=</officeatwork>
 </file>
 
 <file path=customXml/item4.xml><?xml version="1.0" encoding="utf-8"?>
@@ -6992,9 +6810,9 @@
 </file>
 
 <file path=customXml/itemProps1.xml><?xml version="1.0" encoding="utf-8"?>
-<ds:datastoreItem xmlns:ds="http://schemas.openxmlformats.org/officeDocument/2006/customXml" ds:itemID="{826A14BC-61C7-4B5E-A710-1212315CFB87}">
+<ds:datastoreItem xmlns:ds="http://schemas.openxmlformats.org/officeDocument/2006/customXml" ds:itemID="{FACC0E0D-5C77-45BD-958B-944424F72D0B}">
   <ds:schemaRefs>
-    <ds:schemaRef ds:uri="http://schemas.officeatwork.com/Document"/>
+    <ds:schemaRef ds:uri="http://schemas.officeatwork.com/Formulas"/>
   </ds:schemaRefs>
 </ds:datastoreItem>
 </file>
@@ -7008,9 +6826,9 @@
 </file>
 
 <file path=customXml/itemProps3.xml><?xml version="1.0" encoding="utf-8"?>
-<ds:datastoreItem xmlns:ds="http://schemas.openxmlformats.org/officeDocument/2006/customXml" ds:itemID="{FACC0E0D-5C77-45BD-958B-944424F72D0B}">
+<ds:datastoreItem xmlns:ds="http://schemas.openxmlformats.org/officeDocument/2006/customXml" ds:itemID="{826A14BC-61C7-4B5E-A710-1212315CFB87}">
   <ds:schemaRefs>
-    <ds:schemaRef ds:uri="http://schemas.officeatwork.com/Formulas"/>
+    <ds:schemaRef ds:uri="http://schemas.officeatwork.com/Document"/>
   </ds:schemaRefs>
 </ds:datastoreItem>
 </file>

--- a/src/Bk.APG.Api/Templates/APG_Decision_Federal_Council_German.docx
+++ b/src/Bk.APG.Api/Templates/APG_Decision_Federal_Council_German.docx
@@ -292,6 +292,11 @@
         <w:rPr>
           <w:szCs w:val="24"/>
         </w:rPr>
+      </w:r>
+      <w:r>
+        <w:rPr>
+          <w:szCs w:val="24"/>
+        </w:rPr>
         <w:fldChar w:fldCharType="separate"/>
       </w:r>
       <w:r>
@@ -420,6 +425,7 @@
           <w:ilvl w:val="1"/>
           <w:numId w:val="43"/>
         </w:numPr>
+        <w:ind w:left="1134" w:hanging="774"/>
         <w:rPr>
           <w:szCs w:val="24"/>
         </w:rPr>
@@ -501,6 +507,7 @@
           <w:numId w:val="43"/>
         </w:numPr>
         <w:spacing w:before="120" w:after="60"/>
+        <w:ind w:left="1134" w:hanging="774"/>
         <w:rPr>
           <w:b/>
           <w:bCs/>
@@ -540,7 +547,7 @@
       <w:pPr>
         <w:pStyle w:val="Listenabsatz"/>
         <w:spacing w:before="60" w:after="40"/>
-        <w:ind w:left="360"/>
+        <w:ind w:left="1134"/>
         <w:contextualSpacing w:val="0"/>
         <w:rPr>
           <w:szCs w:val="24"/>
@@ -634,6 +641,7 @@
           <w:numId w:val="43"/>
         </w:numPr>
         <w:spacing w:after="120"/>
+        <w:ind w:left="1134" w:hanging="774"/>
         <w:rPr>
           <w:szCs w:val="24"/>
         </w:rPr>
@@ -697,6 +705,7 @@
           <w:numId w:val="43"/>
         </w:numPr>
         <w:spacing w:before="120" w:after="60"/>
+        <w:ind w:left="1985" w:hanging="851"/>
         <w:rPr>
           <w:szCs w:val="24"/>
           <w:lang w:val="en-US"/>
@@ -816,6 +825,7 @@
           <w:numId w:val="43"/>
         </w:numPr>
         <w:spacing w:before="120" w:after="60"/>
+        <w:ind w:left="1985" w:hanging="992"/>
         <w:rPr>
           <w:szCs w:val="24"/>
           <w:lang w:val="en-US"/>
@@ -949,6 +959,7 @@
           <w:numId w:val="43"/>
         </w:numPr>
         <w:spacing w:before="120" w:after="60"/>
+        <w:ind w:left="1985" w:hanging="992"/>
         <w:rPr>
           <w:szCs w:val="24"/>
           <w:lang w:val="en-US"/>
@@ -1064,6 +1075,7 @@
           <w:numId w:val="43"/>
         </w:numPr>
         <w:spacing w:before="120" w:after="60"/>
+        <w:ind w:left="1985" w:hanging="992"/>
         <w:rPr>
           <w:szCs w:val="24"/>
           <w:lang w:val="en-US"/>
@@ -1121,6 +1133,7 @@
           <w:numId w:val="43"/>
         </w:numPr>
         <w:spacing w:after="120"/>
+        <w:ind w:left="1134" w:hanging="774"/>
         <w:rPr>
           <w:szCs w:val="24"/>
         </w:rPr>
@@ -1170,6 +1183,7 @@
           <w:numId w:val="43"/>
         </w:numPr>
         <w:spacing w:before="120" w:after="60"/>
+        <w:ind w:left="1985" w:hanging="851"/>
         <w:rPr>
           <w:szCs w:val="24"/>
           <w:lang w:val="en-US"/>
@@ -1282,7 +1296,6 @@
         <w:rPr>
           <w:szCs w:val="24"/>
         </w:rPr>
-        <w:lastRenderedPageBreak/>
         <w:t xml:space="preserve">Die Departemente (GS) werden beauftragt, die ausscheidenden und die neu gewählten Mitglieder und Präsidien (alle Funktionen) bis zum </w:t>
       </w:r>
       <w:r>
@@ -1310,6 +1323,11 @@
         <w:rPr>
           <w:szCs w:val="24"/>
         </w:rPr>
+      </w:r>
+      <w:r>
+        <w:rPr>
+          <w:szCs w:val="24"/>
+        </w:rPr>
         <w:fldChar w:fldCharType="separate"/>
       </w:r>
       <w:r>
@@ -1432,6 +1450,11 @@
           <w:szCs w:val="24"/>
         </w:rPr>
         <w:instrText xml:space="preserve"> FORMTEXT </w:instrText>
+      </w:r>
+      <w:r>
+        <w:rPr>
+          <w:szCs w:val="24"/>
+        </w:rPr>
       </w:r>
       <w:r>
         <w:rPr>
@@ -6745,18 +6768,14 @@
 </file>
 
 <file path=customXml/item1.xml><?xml version="1.0" encoding="utf-8"?>
-<officeatwork xmlns="http://schemas.officeatwork.com/Formulas">eNp7v3u/jVt+UW5pTmKxgr4dAD33Bnw=</officeatwork>
+<officeatwork xmlns="http://schemas.officeatwork.com/MasterProperties">eNp7v3u/jW9icUlqUUBRfkFqUUllcGpJsYK+HQCb2Qqj</officeatwork>
 </file>
 
 <file path=customXml/item2.xml><?xml version="1.0" encoding="utf-8"?>
-<officeatwork xmlns="http://schemas.officeatwork.com/MasterProperties">eNp7v3u/jW9icUlqUUBRfkFqUUllcGpJsYK+HQCb2Qqj</officeatwork>
+<officeatwork xmlns="http://schemas.officeatwork.com/Document">eNp7v3u/jUt+cmlual6JnU1wfk5pSWZ+nmeKXVK2jT4S18YnMS+9NDE91c7IwNTURh/OtQnLTC23s9GHUnCzAA5cIJ8=</officeatwork>
 </file>
 
 <file path=customXml/item3.xml><?xml version="1.0" encoding="utf-8"?>
-<officeatwork xmlns="http://schemas.officeatwork.com/Document">eNp7v3u/jUt+cmlual6JnU1wfk5pSWZ+nmeKXVK2jT4S18YnMS+9NDE91c7IwNTURh/OtQnLTC23s9GHUnCzAA5cIJ8=</officeatwork>
-</file>
-
-<file path=customXml/item4.xml><?xml version="1.0" encoding="utf-8"?>
 <f:fields xmlns:f="http://schemas.fabasoft.com/folio/2007/fields">
   <f:record ref="">
     <f:field ref="objname" par="" edit="true" text="ENTW BRB zu BRA BK 2019xxxx Ausserparlamentarischen Kommissionen, Leitungsorgane und Vertretungen des Bundes: Gesamterneuerungswahlen für die Amtsperiode 2020-2023"/>
@@ -6809,15 +6828,11 @@
 </f:fields>
 </file>
 
-<file path=customXml/itemProps1.xml><?xml version="1.0" encoding="utf-8"?>
-<ds:datastoreItem xmlns:ds="http://schemas.openxmlformats.org/officeDocument/2006/customXml" ds:itemID="{FACC0E0D-5C77-45BD-958B-944424F72D0B}">
-  <ds:schemaRefs>
-    <ds:schemaRef ds:uri="http://schemas.officeatwork.com/Formulas"/>
-  </ds:schemaRefs>
-</ds:datastoreItem>
+<file path=customXml/item4.xml><?xml version="1.0" encoding="utf-8"?>
+<officeatwork xmlns="http://schemas.officeatwork.com/Formulas">eNp7v3u/jVt+UW5pTmKxgr4dAD33Bnw=</officeatwork>
 </file>
 
-<file path=customXml/itemProps2.xml><?xml version="1.0" encoding="utf-8"?>
+<file path=customXml/itemProps1.xml><?xml version="1.0" encoding="utf-8"?>
 <ds:datastoreItem xmlns:ds="http://schemas.openxmlformats.org/officeDocument/2006/customXml" ds:itemID="{3B3F6925-11A7-4614-A610-E26516665FC7}">
   <ds:schemaRefs>
     <ds:schemaRef ds:uri="http://schemas.officeatwork.com/MasterProperties"/>
@@ -6825,7 +6840,7 @@
 </ds:datastoreItem>
 </file>
 
-<file path=customXml/itemProps3.xml><?xml version="1.0" encoding="utf-8"?>
+<file path=customXml/itemProps2.xml><?xml version="1.0" encoding="utf-8"?>
 <ds:datastoreItem xmlns:ds="http://schemas.openxmlformats.org/officeDocument/2006/customXml" ds:itemID="{826A14BC-61C7-4B5E-A710-1212315CFB87}">
   <ds:schemaRefs>
     <ds:schemaRef ds:uri="http://schemas.officeatwork.com/Document"/>
@@ -6833,10 +6848,18 @@
 </ds:datastoreItem>
 </file>
 
-<file path=customXml/itemProps4.xml><?xml version="1.0" encoding="utf-8"?>
+<file path=customXml/itemProps3.xml><?xml version="1.0" encoding="utf-8"?>
 <ds:datastoreItem xmlns:ds="http://schemas.openxmlformats.org/officeDocument/2006/customXml" ds:itemID="{4E8A9591-F074-446B-902F-511FF79C122F}">
   <ds:schemaRefs>
     <ds:schemaRef ds:uri="http://schemas.fabasoft.com/folio/2007/fields"/>
   </ds:schemaRefs>
 </ds:datastoreItem>
+</file>
+
+<file path=customXml/itemProps4.xml><?xml version="1.0" encoding="utf-8"?>
+<ds:datastoreItem xmlns:ds="http://schemas.openxmlformats.org/officeDocument/2006/customXml" ds:itemID="{FACC0E0D-5C77-45BD-958B-944424F72D0B}">
+  <ds:schemaRefs>
+    <ds:schemaRef ds:uri="http://schemas.officeatwork.com/Formulas"/>
+  </ds:schemaRefs>
+</ds:datastoreItem>
 </file>
--- a/src/Bk.APG.Api/Templates/APG_Decision_Federal_Council_German.docx
+++ b/src/Bk.APG.Api/Templates/APG_Decision_Federal_Council_German.docx
@@ -432,8 +432,6 @@
       </w:pPr>
       <w:r>
         <w:rPr>
-          <w:b/>
-          <w:bCs/>
           <w:szCs w:val="24"/>
         </w:rPr>
         <w:t>&lt;&lt;[committee.name]&gt;&gt;</w:t>
@@ -509,35 +507,31 @@
         <w:spacing w:before="120" w:after="60"/>
         <w:ind w:left="1134" w:hanging="774"/>
         <w:rPr>
-          <w:b/>
-          <w:bCs/>
-          <w:szCs w:val="24"/>
+          <w:szCs w:val="24"/>
+          <w:u w:val="single"/>
           <w:lang w:val="en-US"/>
         </w:rPr>
       </w:pPr>
       <w:r>
         <w:rPr>
-          <w:b/>
-          <w:bCs/>
-          <w:szCs w:val="24"/>
+          <w:szCs w:val="24"/>
+          <w:u w:val="single"/>
           <w:lang w:val="en-US"/>
         </w:rPr>
         <w:t>&lt;&lt;[committee.</w:t>
       </w:r>
       <w:r>
         <w:rPr>
-          <w:b/>
-          <w:bCs/>
-          <w:szCs w:val="24"/>
+          <w:szCs w:val="24"/>
+          <w:u w:val="single"/>
           <w:lang w:val="en-US"/>
         </w:rPr>
         <w:t>n</w:t>
       </w:r>
       <w:r>
         <w:rPr>
-          <w:b/>
-          <w:bCs/>
-          <w:szCs w:val="24"/>
+          <w:szCs w:val="24"/>
+          <w:u w:val="single"/>
           <w:lang w:val="en-US"/>
         </w:rPr>
         <w:t>ame]&gt;&gt;</w:t>
@@ -713,12 +707,20 @@
       </w:pPr>
       <w:r>
         <w:rPr>
+          <w:szCs w:val="24"/>
+          <w:u w:val="single"/>
+          <w:lang w:val="en-US"/>
+        </w:rPr>
+        <w:t>&lt;&lt;[committee.name]&gt;&gt;:</w:t>
+      </w:r>
+      <w:r>
+        <w:rPr>
           <w:b/>
           <w:bCs/>
           <w:szCs w:val="24"/>
           <w:lang w:val="en-US"/>
         </w:rPr>
-        <w:t xml:space="preserve">&lt;&lt;[committee.name]&gt;&gt;: </w:t>
+        <w:t xml:space="preserve"> </w:t>
       </w:r>
       <w:r>
         <w:rPr>
@@ -833,12 +835,18 @@
       </w:pPr>
       <w:r>
         <w:rPr>
-          <w:b/>
-          <w:bCs/>
-          <w:szCs w:val="24"/>
+          <w:szCs w:val="24"/>
+          <w:u w:val="single"/>
           <w:lang w:val="en-US"/>
         </w:rPr>
-        <w:t xml:space="preserve">&lt;&lt;[committee.name]&gt;&gt;: </w:t>
+        <w:t>&lt;&lt;[committee.name]&gt;&gt;:</w:t>
+      </w:r>
+      <w:r>
+        <w:rPr>
+          <w:szCs w:val="24"/>
+          <w:lang w:val="en-US"/>
+        </w:rPr>
+        <w:t xml:space="preserve"> </w:t>
       </w:r>
       <w:r>
         <w:rPr>
@@ -967,9 +975,8 @@
       </w:pPr>
       <w:r>
         <w:rPr>
-          <w:b/>
-          <w:bCs/>
-          <w:szCs w:val="24"/>
+          <w:szCs w:val="24"/>
+          <w:u w:val="single"/>
           <w:lang w:val="en-US"/>
         </w:rPr>
         <w:t>&lt;&lt;[committee.name]&gt;&gt;:</w:t>
@@ -1083,12 +1090,20 @@
       </w:pPr>
       <w:r>
         <w:rPr>
+          <w:szCs w:val="24"/>
+          <w:u w:val="single"/>
+          <w:lang w:val="en-US"/>
+        </w:rPr>
+        <w:t>&lt;&lt;[committee.name]&gt;&gt;:</w:t>
+      </w:r>
+      <w:r>
+        <w:rPr>
           <w:b/>
           <w:bCs/>
           <w:szCs w:val="24"/>
           <w:lang w:val="en-US"/>
         </w:rPr>
-        <w:t xml:space="preserve">&lt;&lt;[committee.name]&gt;&gt;: </w:t>
+        <w:t xml:space="preserve"> </w:t>
       </w:r>
       <w:r>
         <w:rPr>
@@ -1191,12 +1206,20 @@
       </w:pPr>
       <w:r>
         <w:rPr>
+          <w:szCs w:val="24"/>
+          <w:u w:val="single"/>
+          <w:lang w:val="en-US"/>
+        </w:rPr>
+        <w:t>&lt;&lt;[committee.name]&gt;&gt;:</w:t>
+      </w:r>
+      <w:r>
+        <w:rPr>
           <w:b/>
           <w:bCs/>
           <w:szCs w:val="24"/>
           <w:lang w:val="en-US"/>
         </w:rPr>
-        <w:t xml:space="preserve">&lt;&lt;[committee.name]&gt;&gt;: </w:t>
+        <w:t xml:space="preserve"> </w:t>
       </w:r>
       <w:r>
         <w:rPr>
@@ -1348,33 +1371,6 @@
           <w:szCs w:val="24"/>
         </w:rPr>
         <w:t xml:space="preserve"> zu orientieren. Ab diesem Zeitpunkt publiziert die BK die Mitgliederlisten im Internet und die Departemente können individuelle Medienmitteilungen veröffentlichen.</w:t>
-      </w:r>
-    </w:p>
-    <w:p>
-      <w:pPr>
-        <w:pStyle w:val="Listenabsatz"/>
-        <w:ind w:left="0"/>
-        <w:rPr>
-          <w:szCs w:val="24"/>
-        </w:rPr>
-      </w:pPr>
-    </w:p>
-    <w:p>
-      <w:pPr>
-        <w:pStyle w:val="Listenabsatz"/>
-        <w:numPr>
-          <w:ilvl w:val="0"/>
-          <w:numId w:val="43"/>
-        </w:numPr>
-        <w:rPr>
-          <w:szCs w:val="24"/>
-        </w:rPr>
-      </w:pPr>
-      <w:r>
-        <w:rPr>
-          <w:szCs w:val="24"/>
-        </w:rPr>
-        <w:t>Die BK wird ermächtigt, die publizierte Mitgliederliste im Einvernehmen mit dem zuständigen Departement anzupassen, falls sich Änderungen betreffend die Angaben zu den gewählten Personen ergeben.</w:t>
       </w:r>
     </w:p>
     <w:p>
@@ -6768,14 +6764,6 @@
 </file>
 
 <file path=customXml/item1.xml><?xml version="1.0" encoding="utf-8"?>
-<officeatwork xmlns="http://schemas.officeatwork.com/MasterProperties">eNp7v3u/jW9icUlqUUBRfkFqUUllcGpJsYK+HQCb2Qqj</officeatwork>
-</file>
-
-<file path=customXml/item2.xml><?xml version="1.0" encoding="utf-8"?>
-<officeatwork xmlns="http://schemas.officeatwork.com/Document">eNp7v3u/jUt+cmlual6JnU1wfk5pSWZ+nmeKXVK2jT4S18YnMS+9NDE91c7IwNTURh/OtQnLTC23s9GHUnCzAA5cIJ8=</officeatwork>
-</file>
-
-<file path=customXml/item3.xml><?xml version="1.0" encoding="utf-8"?>
 <f:fields xmlns:f="http://schemas.fabasoft.com/folio/2007/fields">
   <f:record ref="">
     <f:field ref="objname" par="" edit="true" text="ENTW BRB zu BRA BK 2019xxxx Ausserparlamentarischen Kommissionen, Leitungsorgane und Vertretungen des Bundes: Gesamterneuerungswahlen für die Amtsperiode 2020-2023"/>
@@ -6828,14 +6816,22 @@
 </f:fields>
 </file>
 
+<file path=customXml/item2.xml><?xml version="1.0" encoding="utf-8"?>
+<officeatwork xmlns="http://schemas.officeatwork.com/Document">eNp7v3u/jUt+cmlual6JnU1wfk5pSWZ+nmeKXVK2jT4S18YnMS+9NDE91c7IwNTURh/OtQnLTC23s9GHUnCzAA5cIJ8=</officeatwork>
+</file>
+
+<file path=customXml/item3.xml><?xml version="1.0" encoding="utf-8"?>
+<officeatwork xmlns="http://schemas.officeatwork.com/MasterProperties">eNp7v3u/jW9icUlqUUBRfkFqUUllcGpJsYK+HQCb2Qqj</officeatwork>
+</file>
+
 <file path=customXml/item4.xml><?xml version="1.0" encoding="utf-8"?>
 <officeatwork xmlns="http://schemas.officeatwork.com/Formulas">eNp7v3u/jVt+UW5pTmKxgr4dAD33Bnw=</officeatwork>
 </file>
 
 <file path=customXml/itemProps1.xml><?xml version="1.0" encoding="utf-8"?>
-<ds:datastoreItem xmlns:ds="http://schemas.openxmlformats.org/officeDocument/2006/customXml" ds:itemID="{3B3F6925-11A7-4614-A610-E26516665FC7}">
+<ds:datastoreItem xmlns:ds="http://schemas.openxmlformats.org/officeDocument/2006/customXml" ds:itemID="{4E8A9591-F074-446B-902F-511FF79C122F}">
   <ds:schemaRefs>
-    <ds:schemaRef ds:uri="http://schemas.officeatwork.com/MasterProperties"/>
+    <ds:schemaRef ds:uri="http://schemas.fabasoft.com/folio/2007/fields"/>
   </ds:schemaRefs>
 </ds:datastoreItem>
 </file>
@@ -6849,9 +6845,9 @@
 </file>
 
 <file path=customXml/itemProps3.xml><?xml version="1.0" encoding="utf-8"?>
-<ds:datastoreItem xmlns:ds="http://schemas.openxmlformats.org/officeDocument/2006/customXml" ds:itemID="{4E8A9591-F074-446B-902F-511FF79C122F}">
+<ds:datastoreItem xmlns:ds="http://schemas.openxmlformats.org/officeDocument/2006/customXml" ds:itemID="{3B3F6925-11A7-4614-A610-E26516665FC7}">
   <ds:schemaRefs>
-    <ds:schemaRef ds:uri="http://schemas.fabasoft.com/folio/2007/fields"/>
+    <ds:schemaRef ds:uri="http://schemas.officeatwork.com/MasterProperties"/>
   </ds:schemaRefs>
 </ds:datastoreItem>
 </file>

--- a/src/Bk.APG.Api/Templates/APG_Decision_Federal_Council_German.docx
+++ b/src/Bk.APG.Api/Templates/APG_Decision_Federal_Council_German.docx
@@ -219,7 +219,13 @@
         <w:rPr>
           <w:szCs w:val="24"/>
         </w:rPr>
-        <w:t xml:space="preserve">Die in den Mitgliederlisten aufgeführten Personen werden für die Amtsperiode </w:t>
+        <w:t>F</w:t>
+      </w:r>
+      <w:r>
+        <w:rPr>
+          <w:szCs w:val="24"/>
+        </w:rPr>
+        <w:t xml:space="preserve">ür die Amtsperiode </w:t>
       </w:r>
       <w:r>
         <w:t>&lt;&lt;[</w:t>
@@ -231,13 +237,37 @@
         <w:t>.termOfOfficeDateRange]&gt;&gt;</w:t>
       </w:r>
       <w:r>
-        <w:t xml:space="preserve"> </w:t>
-      </w:r>
-      <w:r>
-        <w:rPr>
-          <w:szCs w:val="24"/>
-        </w:rPr>
-        <w:t>als Mitglieder der ausserparlamentarischen Kommissionen, Leitungsorgane und Vertretungen des Bundes gewählt.</w:t>
+        <w:t xml:space="preserve"> werden d</w:t>
+      </w:r>
+      <w:r>
+        <w:rPr>
+          <w:szCs w:val="24"/>
+        </w:rPr>
+        <w:t xml:space="preserve">ie Mitglieder </w:t>
+      </w:r>
+      <w:r>
+        <w:rPr>
+          <w:szCs w:val="24"/>
+        </w:rPr>
+        <w:t xml:space="preserve">der ausserparlamentarischen Kommissionen, Leitungsorgane und Vertretungen des Bundes </w:t>
+      </w:r>
+      <w:r>
+        <w:rPr>
+          <w:szCs w:val="24"/>
+        </w:rPr>
+        <w:t>für die Funktion und der Daure g</w:t>
+      </w:r>
+      <w:r>
+        <w:rPr>
+          <w:szCs w:val="24"/>
+        </w:rPr>
+        <w:t>ewählt</w:t>
+      </w:r>
+      <w:r>
+        <w:rPr>
+          <w:szCs w:val="24"/>
+        </w:rPr>
+        <w:t>, die in die Wahlliste (Anhang) steht.</w:t>
       </w:r>
     </w:p>
     <w:p>
@@ -657,7 +687,19 @@
         <w:rPr>
           <w:szCs w:val="24"/>
         </w:rPr>
-        <w:t xml:space="preserve"> Abs. 1 RVOG) in den folgenden Gremien wird genehmigt:</w:t>
+        <w:t xml:space="preserve"> Abs. 1 RVOG) in den folgenden </w:t>
+      </w:r>
+      <w:r>
+        <w:rPr>
+          <w:szCs w:val="24"/>
+        </w:rPr>
+        <w:t>Kommissionen</w:t>
+      </w:r>
+      <w:r>
+        <w:rPr>
+          <w:szCs w:val="24"/>
+        </w:rPr>
+        <w:t xml:space="preserve"> wird genehmigt:</w:t>
       </w:r>
     </w:p>
     <w:p>
@@ -785,7 +827,19 @@
         <w:rPr>
           <w:szCs w:val="24"/>
         </w:rPr>
-        <w:t xml:space="preserve"> Abs. 1 RVOV) in den folgenden Gremien wird genehmigt:</w:t>
+        <w:t xml:space="preserve"> Abs. 1 RVOV) in den folgenden </w:t>
+      </w:r>
+      <w:r>
+        <w:rPr>
+          <w:szCs w:val="24"/>
+        </w:rPr>
+        <w:t>Kommissionen</w:t>
+      </w:r>
+      <w:r>
+        <w:rPr>
+          <w:szCs w:val="24"/>
+        </w:rPr>
+        <w:t xml:space="preserve"> wird genehmigt:</w:t>
       </w:r>
     </w:p>
     <w:p>
@@ -918,7 +972,19 @@
         <w:rPr>
           <w:szCs w:val="24"/>
         </w:rPr>
-        <w:t xml:space="preserve"> Abs. 1 RVOV) in den folgenden Gremien wird genehmigt:</w:t>
+        <w:t xml:space="preserve"> Abs. 1 RVOV) in den folgenden </w:t>
+      </w:r>
+      <w:r>
+        <w:rPr>
+          <w:szCs w:val="24"/>
+        </w:rPr>
+        <w:t>Kommissionen</w:t>
+      </w:r>
+      <w:r>
+        <w:rPr>
+          <w:szCs w:val="24"/>
+        </w:rPr>
+        <w:t xml:space="preserve"> wird genehmigt:</w:t>
       </w:r>
     </w:p>
     <w:p>
@@ -1040,7 +1106,19 @@
         <w:rPr>
           <w:szCs w:val="24"/>
         </w:rPr>
-        <w:t xml:space="preserve">Abs. 2 RVOV) in den folgenden Gremien werden genehmigt: </w:t>
+        <w:t xml:space="preserve">Abs. 2 RVOV) in den folgenden </w:t>
+      </w:r>
+      <w:r>
+        <w:rPr>
+          <w:szCs w:val="24"/>
+        </w:rPr>
+        <w:t>Kommissionen</w:t>
+      </w:r>
+      <w:r>
+        <w:rPr>
+          <w:szCs w:val="24"/>
+        </w:rPr>
+        <w:t xml:space="preserve"> werden genehmigt: </w:t>
       </w:r>
     </w:p>
     <w:p>
@@ -1170,7 +1248,19 @@
         <w:rPr>
           <w:szCs w:val="24"/>
         </w:rPr>
-        <w:t xml:space="preserve"> Abs. 3 RVOG) in den folgenden Gremien wird genehmigt:</w:t>
+        <w:t xml:space="preserve"> Abs. 3 RVOG) in den folgenden </w:t>
+      </w:r>
+      <w:r>
+        <w:rPr>
+          <w:szCs w:val="24"/>
+        </w:rPr>
+        <w:t>Kommissionen</w:t>
+      </w:r>
+      <w:r>
+        <w:rPr>
+          <w:szCs w:val="24"/>
+        </w:rPr>
+        <w:t xml:space="preserve"> wird genehmigt:</w:t>
       </w:r>
     </w:p>
     <w:p>
@@ -1319,7 +1409,7 @@
         <w:rPr>
           <w:szCs w:val="24"/>
         </w:rPr>
-        <w:t xml:space="preserve">Die Departemente (GS) werden beauftragt, die ausscheidenden und die neu gewählten Mitglieder und Präsidien (alle Funktionen) bis zum </w:t>
+        <w:t xml:space="preserve">Die Departemente (GS) werden beauftragt, die ausscheidenden und die neu gewählten Mitglieder (alle Funktionen) bis zum </w:t>
       </w:r>
       <w:r>
         <w:rPr>
@@ -1397,7 +1487,19 @@
         <w:rPr>
           <w:szCs w:val="24"/>
         </w:rPr>
-        <w:t>Die BK wird ermächtigt, die publizierte Mitgliederliste im Einvernehmen mit dem zuständigen Departement anzupassen, falls sich Änderungen betreffend die Angaben zu den gewählten Personen ergeben.</w:t>
+        <w:t xml:space="preserve">Die BK wird ermächtigt, die publizierte </w:t>
+      </w:r>
+      <w:r>
+        <w:rPr>
+          <w:szCs w:val="24"/>
+        </w:rPr>
+        <w:t>Wahlliste</w:t>
+      </w:r>
+      <w:r>
+        <w:rPr>
+          <w:szCs w:val="24"/>
+        </w:rPr>
+        <w:t xml:space="preserve"> im Einvernehmen mit dem zuständigen Departement anzupassen, falls sich Änderungen betreffend die Angaben zu den gewählten Personen ergeben.</w:t>
       </w:r>
     </w:p>
     <w:p>
@@ -1531,7 +1633,13 @@
         <w:rPr>
           <w:szCs w:val="24"/>
         </w:rPr>
-        <w:t>Anhang: Mitgliederliste</w:t>
+        <w:t xml:space="preserve">Anhang: </w:t>
+      </w:r>
+      <w:r>
+        <w:rPr>
+          <w:szCs w:val="24"/>
+        </w:rPr>
+        <w:t>Wahlliste</w:t>
       </w:r>
     </w:p>
     <w:sectPr>
@@ -6764,6 +6872,14 @@
 </file>
 
 <file path=customXml/item1.xml><?xml version="1.0" encoding="utf-8"?>
+<officeatwork xmlns="http://schemas.officeatwork.com/MasterProperties">eNp7v3u/jW9icUlqUUBRfkFqUUllcGpJsYK+HQCb2Qqj</officeatwork>
+</file>
+
+<file path=customXml/item2.xml><?xml version="1.0" encoding="utf-8"?>
+<officeatwork xmlns="http://schemas.officeatwork.com/Document">eNp7v3u/jUt+cmlual6JnU1wfk5pSWZ+nmeKXVK2jT4S18YnMS+9NDE91c7IwNTURh/OtQnLTC23s9GHUnCzAA5cIJ8=</officeatwork>
+</file>
+
+<file path=customXml/item3.xml><?xml version="1.0" encoding="utf-8"?>
 <f:fields xmlns:f="http://schemas.fabasoft.com/folio/2007/fields">
   <f:record ref="">
     <f:field ref="objname" par="" edit="true" text="ENTW BRB zu BRA BK 2019xxxx Ausserparlamentarischen Kommissionen, Leitungsorgane und Vertretungen des Bundes: Gesamterneuerungswahlen für die Amtsperiode 2020-2023"/>
@@ -6816,22 +6932,14 @@
 </f:fields>
 </file>
 
-<file path=customXml/item2.xml><?xml version="1.0" encoding="utf-8"?>
-<officeatwork xmlns="http://schemas.officeatwork.com/Document">eNp7v3u/jUt+cmlual6JnU1wfk5pSWZ+nmeKXVK2jT4S18YnMS+9NDE91c7IwNTURh/OtQnLTC23s9GHUnCzAA5cIJ8=</officeatwork>
-</file>
-
-<file path=customXml/item3.xml><?xml version="1.0" encoding="utf-8"?>
-<officeatwork xmlns="http://schemas.officeatwork.com/MasterProperties">eNp7v3u/jW9icUlqUUBRfkFqUUllcGpJsYK+HQCb2Qqj</officeatwork>
-</file>
-
 <file path=customXml/item4.xml><?xml version="1.0" encoding="utf-8"?>
 <officeatwork xmlns="http://schemas.officeatwork.com/Formulas">eNp7v3u/jVt+UW5pTmKxgr4dAD33Bnw=</officeatwork>
 </file>
 
 <file path=customXml/itemProps1.xml><?xml version="1.0" encoding="utf-8"?>
-<ds:datastoreItem xmlns:ds="http://schemas.openxmlformats.org/officeDocument/2006/customXml" ds:itemID="{4E8A9591-F074-446B-902F-511FF79C122F}">
+<ds:datastoreItem xmlns:ds="http://schemas.openxmlformats.org/officeDocument/2006/customXml" ds:itemID="{3B3F6925-11A7-4614-A610-E26516665FC7}">
   <ds:schemaRefs>
-    <ds:schemaRef ds:uri="http://schemas.fabasoft.com/folio/2007/fields"/>
+    <ds:schemaRef ds:uri="http://schemas.officeatwork.com/MasterProperties"/>
   </ds:schemaRefs>
 </ds:datastoreItem>
 </file>
@@ -6845,9 +6953,9 @@
 </file>
 
 <file path=customXml/itemProps3.xml><?xml version="1.0" encoding="utf-8"?>
-<ds:datastoreItem xmlns:ds="http://schemas.openxmlformats.org/officeDocument/2006/customXml" ds:itemID="{3B3F6925-11A7-4614-A610-E26516665FC7}">
+<ds:datastoreItem xmlns:ds="http://schemas.openxmlformats.org/officeDocument/2006/customXml" ds:itemID="{4E8A9591-F074-446B-902F-511FF79C122F}">
   <ds:schemaRefs>
-    <ds:schemaRef ds:uri="http://schemas.officeatwork.com/MasterProperties"/>
+    <ds:schemaRef ds:uri="http://schemas.fabasoft.com/folio/2007/fields"/>
   </ds:schemaRefs>
 </ds:datastoreItem>
 </file>

--- a/src/Bk.APG.Api/Templates/APG_Decision_Federal_Council_German.docx
+++ b/src/Bk.APG.Api/Templates/APG_Decision_Federal_Council_German.docx
@@ -255,7 +255,19 @@
         <w:rPr>
           <w:szCs w:val="24"/>
         </w:rPr>
-        <w:t>für die Funktion und der Daure g</w:t>
+        <w:t>für die Funktion und der Dau</w:t>
+      </w:r>
+      <w:r>
+        <w:rPr>
+          <w:szCs w:val="24"/>
+        </w:rPr>
+        <w:t>er</w:t>
+      </w:r>
+      <w:r>
+        <w:rPr>
+          <w:szCs w:val="24"/>
+        </w:rPr>
+        <w:t xml:space="preserve"> g</w:t>
       </w:r>
       <w:r>
         <w:rPr>
@@ -1729,27 +1741,14 @@
           <w:r>
             <w:t>/</w:t>
           </w:r>
-          <w:r>
-            <w:fldChar w:fldCharType="begin"/>
-          </w:r>
-          <w:r>
-            <w:instrText xml:space="preserve"> NUMPAGES  </w:instrText>
-          </w:r>
-          <w:r>
-            <w:fldChar w:fldCharType="separate"/>
-          </w:r>
-          <w:r>
-            <w:rPr>
-              <w:noProof/>
-            </w:rPr>
-            <w:t>14</w:t>
-          </w:r>
-          <w:r>
-            <w:rPr>
-              <w:noProof/>
-            </w:rPr>
-            <w:fldChar w:fldCharType="end"/>
-          </w:r>
+          <w:fldSimple w:instr=" NUMPAGES  ">
+            <w:r>
+              <w:rPr>
+                <w:noProof/>
+              </w:rPr>
+              <w:t>14</w:t>
+            </w:r>
+          </w:fldSimple>
         </w:p>
       </w:tc>
     </w:tr>
@@ -6872,14 +6871,10 @@
 </file>
 
 <file path=customXml/item1.xml><?xml version="1.0" encoding="utf-8"?>
-<officeatwork xmlns="http://schemas.officeatwork.com/MasterProperties">eNp7v3u/jW9icUlqUUBRfkFqUUllcGpJsYK+HQCb2Qqj</officeatwork>
+<officeatwork xmlns="http://schemas.officeatwork.com/Formulas">eNp7v3u/jVt+UW5pTmKxgr4dAD33Bnw=</officeatwork>
 </file>
 
 <file path=customXml/item2.xml><?xml version="1.0" encoding="utf-8"?>
-<officeatwork xmlns="http://schemas.officeatwork.com/Document">eNp7v3u/jUt+cmlual6JnU1wfk5pSWZ+nmeKXVK2jT4S18YnMS+9NDE91c7IwNTURh/OtQnLTC23s9GHUnCzAA5cIJ8=</officeatwork>
-</file>
-
-<file path=customXml/item3.xml><?xml version="1.0" encoding="utf-8"?>
 <f:fields xmlns:f="http://schemas.fabasoft.com/folio/2007/fields">
   <f:record ref="">
     <f:field ref="objname" par="" edit="true" text="ENTW BRB zu BRA BK 2019xxxx Ausserparlamentarischen Kommissionen, Leitungsorgane und Vertretungen des Bundes: Gesamterneuerungswahlen für die Amtsperiode 2020-2023"/>
@@ -6932,19 +6927,31 @@
 </f:fields>
 </file>
 
+<file path=customXml/item3.xml><?xml version="1.0" encoding="utf-8"?>
+<officeatwork xmlns="http://schemas.officeatwork.com/Document">eNp7v3u/jUt+cmlual6JnU1wfk5pSWZ+nmeKXVK2jT4S18YnMS+9NDE91c7IwNTURh/OtQnLTC23s9GHUnCzAA5cIJ8=</officeatwork>
+</file>
+
 <file path=customXml/item4.xml><?xml version="1.0" encoding="utf-8"?>
-<officeatwork xmlns="http://schemas.officeatwork.com/Formulas">eNp7v3u/jVt+UW5pTmKxgr4dAD33Bnw=</officeatwork>
+<officeatwork xmlns="http://schemas.officeatwork.com/MasterProperties">eNp7v3u/jW9icUlqUUBRfkFqUUllcGpJsYK+HQCb2Qqj</officeatwork>
 </file>
 
 <file path=customXml/itemProps1.xml><?xml version="1.0" encoding="utf-8"?>
-<ds:datastoreItem xmlns:ds="http://schemas.openxmlformats.org/officeDocument/2006/customXml" ds:itemID="{3B3F6925-11A7-4614-A610-E26516665FC7}">
+<ds:datastoreItem xmlns:ds="http://schemas.openxmlformats.org/officeDocument/2006/customXml" ds:itemID="{FACC0E0D-5C77-45BD-958B-944424F72D0B}">
   <ds:schemaRefs>
-    <ds:schemaRef ds:uri="http://schemas.officeatwork.com/MasterProperties"/>
+    <ds:schemaRef ds:uri="http://schemas.officeatwork.com/Formulas"/>
   </ds:schemaRefs>
 </ds:datastoreItem>
 </file>
 
 <file path=customXml/itemProps2.xml><?xml version="1.0" encoding="utf-8"?>
+<ds:datastoreItem xmlns:ds="http://schemas.openxmlformats.org/officeDocument/2006/customXml" ds:itemID="{4E8A9591-F074-446B-902F-511FF79C122F}">
+  <ds:schemaRefs>
+    <ds:schemaRef ds:uri="http://schemas.fabasoft.com/folio/2007/fields"/>
+  </ds:schemaRefs>
+</ds:datastoreItem>
+</file>
+
+<file path=customXml/itemProps3.xml><?xml version="1.0" encoding="utf-8"?>
 <ds:datastoreItem xmlns:ds="http://schemas.openxmlformats.org/officeDocument/2006/customXml" ds:itemID="{826A14BC-61C7-4B5E-A710-1212315CFB87}">
   <ds:schemaRefs>
     <ds:schemaRef ds:uri="http://schemas.officeatwork.com/Document"/>
@@ -6952,18 +6959,10 @@
 </ds:datastoreItem>
 </file>
 
-<file path=customXml/itemProps3.xml><?xml version="1.0" encoding="utf-8"?>
-<ds:datastoreItem xmlns:ds="http://schemas.openxmlformats.org/officeDocument/2006/customXml" ds:itemID="{4E8A9591-F074-446B-902F-511FF79C122F}">
+<file path=customXml/itemProps4.xml><?xml version="1.0" encoding="utf-8"?>
+<ds:datastoreItem xmlns:ds="http://schemas.openxmlformats.org/officeDocument/2006/customXml" ds:itemID="{3B3F6925-11A7-4614-A610-E26516665FC7}">
   <ds:schemaRefs>
-    <ds:schemaRef ds:uri="http://schemas.fabasoft.com/folio/2007/fields"/>
-  </ds:schemaRefs>
-</ds:datastoreItem>
-</file>
-
-<file path=customXml/itemProps4.xml><?xml version="1.0" encoding="utf-8"?>
-<ds:datastoreItem xmlns:ds="http://schemas.openxmlformats.org/officeDocument/2006/customXml" ds:itemID="{FACC0E0D-5C77-45BD-958B-944424F72D0B}">
-  <ds:schemaRefs>
-    <ds:schemaRef ds:uri="http://schemas.officeatwork.com/Formulas"/>
+    <ds:schemaRef ds:uri="http://schemas.officeatwork.com/MasterProperties"/>
   </ds:schemaRefs>
 </ds:datastoreItem>
 </file>